--- a/app/doc/Matrix formulation.docx
+++ b/app/doc/Matrix formulation.docx
@@ -7,6 +7,9 @@
         <w:pStyle w:val="text"/>
         <w:widowControl w:val="0"/>
         <w:ind w:firstLine="400"/>
+        <w:rPr>
+          <w:lang w:val="en-GB"/>
+        </w:rPr>
       </w:pPr>
     </w:p>
     <w:p>
@@ -19,7 +22,15 @@
     </w:p>
     <w:p>
       <w:r>
-        <w:t>Extracts with corrections to Eq P1.1 and P1.2</w:t>
+        <w:t xml:space="preserve">Extracts with corrections to </w:t>
+      </w:r>
+      <w:proofErr w:type="spellStart"/>
+      <w:r>
+        <w:t>Eq</w:t>
+      </w:r>
+      <w:proofErr w:type="spellEnd"/>
+      <w:r>
+        <w:t xml:space="preserve"> P1.1 and P1.2</w:t>
       </w:r>
     </w:p>
     <w:p>
@@ -35,17 +46,41 @@
         <w:pStyle w:val="text"/>
         <w:widowControl w:val="0"/>
         <w:ind w:firstLine="400"/>
+        <w:rPr>
+          <w:lang w:val="en-GB"/>
+        </w:rPr>
       </w:pPr>
       <w:r>
-        <w:t xml:space="preserve">The equations presented for the single element model can be conveniently written in matrix form to represent a multi-element model. Here we follow the naming convention of Kragtwijk </w:t>
+        <w:rPr>
+          <w:lang w:val="en-GB"/>
+        </w:rPr>
+        <w:t xml:space="preserve">The equations presented for the single element model can be conveniently written in matrix form to represent a multi-element model. Here we follow the naming convention of </w:t>
+      </w:r>
+      <w:proofErr w:type="spellStart"/>
+      <w:r>
+        <w:rPr>
+          <w:lang w:val="en-GB"/>
+        </w:rPr>
+        <w:t>Kragtwijk</w:t>
+      </w:r>
+      <w:proofErr w:type="spellEnd"/>
+      <w:r>
+        <w:rPr>
+          <w:lang w:val="en-GB"/>
+        </w:rPr>
+        <w:t xml:space="preserve"> </w:t>
       </w:r>
       <w:r>
         <w:rPr>
           <w:i/>
+          <w:lang w:val="en-GB"/>
         </w:rPr>
         <w:t>et al</w:t>
       </w:r>
       <w:r>
+        <w:rPr>
+          <w:lang w:val="en-GB"/>
+        </w:rPr>
         <w:t>. (2004) for volumes and add some additional terms to make the model more general with respect to dispersion, advection and the sources of perturbations in the volume.</w:t>
       </w:r>
     </w:p>
@@ -54,8 +89,14 @@
         <w:pStyle w:val="text"/>
         <w:widowControl w:val="0"/>
         <w:ind w:firstLine="400"/>
+        <w:rPr>
+          <w:lang w:val="en-GB"/>
+        </w:rPr>
       </w:pPr>
       <w:r>
+        <w:rPr>
+          <w:lang w:val="en-GB"/>
+        </w:rPr>
         <w:t>For a multi-element model, the variables used in this Appendix are defined as either vectors or matrices, as follows:</w:t>
       </w:r>
     </w:p>
@@ -71,6 +112,42 @@
         <w:gridCol w:w="528"/>
         <w:gridCol w:w="3659"/>
       </w:tblGrid>
+      <w:tr>
+        <w:tc>
+          <w:tcPr>
+            <w:tcW w:w="8371" w:type="dxa"/>
+            <w:gridSpan w:val="4"/>
+            <w:tcMar>
+              <w:left w:w="57" w:type="dxa"/>
+              <w:right w:w="57" w:type="dxa"/>
+            </w:tcMar>
+            <w:vAlign w:val="center"/>
+          </w:tcPr>
+          <w:p>
+            <w:pPr>
+              <w:widowControl w:val="0"/>
+              <w:snapToGrid w:val="0"/>
+              <w:spacing w:after="0" w:line="240" w:lineRule="auto"/>
+              <w:ind w:leftChars="104" w:left="229"/>
+              <w:rPr>
+                <w:rFonts w:ascii="Times New Roman" w:eastAsia="Times New Roman" w:hAnsi="Times New Roman" w:cs="Times New Roman"/>
+                <w:sz w:val="20"/>
+                <w:szCs w:val="20"/>
+                <w:lang w:eastAsia="en-US"/>
+              </w:rPr>
+            </w:pPr>
+            <w:r>
+              <w:rPr>
+                <w:rFonts w:ascii="Times New Roman" w:eastAsia="Times New Roman" w:hAnsi="Times New Roman" w:cs="Times New Roman"/>
+                <w:sz w:val="20"/>
+                <w:szCs w:val="20"/>
+                <w:lang w:eastAsia="en-US"/>
+              </w:rPr>
+              <w:t>Vectors:</w:t>
+            </w:r>
+          </w:p>
+        </w:tc>
+      </w:tr>
       <w:tr>
         <w:tc>
           <w:tcPr>
@@ -121,15 +198,15 @@
                   <v:path o:extrusionok="f" gradientshapeok="t" o:connecttype="rect"/>
                   <o:lock v:ext="edit" aspectratio="t"/>
                 </v:shapetype>
-                <v:shape id="_x0000_i1025" type="#_x0000_t75" style="width:11.65pt;height:15.8pt" o:ole="">
+                <v:shape id="_x0000_i1120" type="#_x0000_t75" style="width:11.5pt;height:16pt" o:ole="">
                   <v:imagedata r:id="rId7" o:title=""/>
                 </v:shape>
-                <o:OLEObject Type="Embed" ProgID="Equation.DSMT4" ShapeID="_x0000_i1025" DrawAspect="Content" ObjectID="_1831701187" r:id="rId8"/>
+                <o:OLEObject Type="Embed" ProgID="Equation.DSMT4" ShapeID="_x0000_i1120" DrawAspect="Content" ObjectID="_1837666310" r:id="rId8"/>
               </w:object>
             </w:r>
             <w:r>
               <w:rPr>
-                <w:rFonts w:ascii="Times New Roman" w:hAnsi="Times New Roman" w:cs="Times New Roman" w:hint="eastAsia"/>
+                <w:rFonts w:ascii="Times New Roman" w:hAnsi="Times New Roman" w:cs="Times New Roman"/>
                 <w:sz w:val="20"/>
                 <w:szCs w:val="20"/>
               </w:rPr>
@@ -169,7 +246,7 @@
             </w:r>
             <w:r>
               <w:rPr>
-                <w:rFonts w:ascii="Times New Roman" w:hAnsi="Times New Roman" w:cs="Times New Roman" w:hint="eastAsia"/>
+                <w:rFonts w:ascii="Times New Roman" w:hAnsi="Times New Roman" w:cs="Times New Roman"/>
                 <w:sz w:val="20"/>
                 <w:szCs w:val="20"/>
               </w:rPr>
@@ -179,7 +256,7 @@
         </w:tc>
         <w:tc>
           <w:tcPr>
-            <w:tcW w:w="494" w:type="dxa"/>
+            <w:tcW w:w="528" w:type="dxa"/>
             <w:tcMar>
               <w:left w:w="57" w:type="dxa"/>
               <w:right w:w="57" w:type="dxa"/>
@@ -207,15 +284,15 @@
                 <w:lang w:eastAsia="en-US"/>
               </w:rPr>
               <w:object w:dxaOrig="180" w:dyaOrig="340" w14:anchorId="7EA80E56">
-                <v:shape id="_x0000_i1026" type="#_x0000_t75" style="width:9.55pt;height:17.9pt" o:ole="">
+                <v:shape id="_x0000_i1121" type="#_x0000_t75" style="width:9.5pt;height:18pt" o:ole="">
                   <v:imagedata r:id="rId9" o:title=""/>
                 </v:shape>
-                <o:OLEObject Type="Embed" ProgID="Equation.3" ShapeID="_x0000_i1026" DrawAspect="Content" ObjectID="_1831701188" r:id="rId10"/>
+                <o:OLEObject Type="Embed" ProgID="Equation.3" ShapeID="_x0000_i1121" DrawAspect="Content" ObjectID="_1837666311" r:id="rId10"/>
               </w:object>
             </w:r>
             <w:r>
               <w:rPr>
-                <w:rFonts w:ascii="Times New Roman" w:hAnsi="Times New Roman" w:cs="Times New Roman" w:hint="eastAsia"/>
+                <w:rFonts w:ascii="Times New Roman" w:hAnsi="Times New Roman" w:cs="Times New Roman"/>
                 <w:sz w:val="20"/>
                 <w:szCs w:val="20"/>
               </w:rPr>
@@ -242,7 +319,6 @@
                 <w:rFonts w:ascii="Times New Roman" w:hAnsi="Times New Roman" w:cs="Times New Roman"/>
                 <w:sz w:val="20"/>
                 <w:szCs w:val="20"/>
-                <w:lang w:val="fr-FR"/>
               </w:rPr>
             </w:pPr>
             <w:r>
@@ -250,7 +326,7 @@
                 <w:rFonts w:ascii="Times New Roman" w:eastAsia="Times New Roman" w:hAnsi="Times New Roman" w:cs="Times New Roman"/>
                 <w:sz w:val="20"/>
                 <w:szCs w:val="20"/>
-                <w:lang w:val="fr-FR" w:eastAsia="en-US"/>
+                <w:lang w:eastAsia="en-US"/>
               </w:rPr>
               <w:t xml:space="preserve">volume ratios </w:t>
             </w:r>
@@ -260,10 +336,11 @@
                 <w:iCs/>
                 <w:sz w:val="20"/>
                 <w:szCs w:val="20"/>
-                <w:lang w:val="fr-FR" w:eastAsia="en-US"/>
+                <w:lang w:eastAsia="en-US"/>
               </w:rPr>
               <w:t>(</w:t>
             </w:r>
+            <w:proofErr w:type="spellStart"/>
             <w:r>
               <w:rPr>
                 <w:rFonts w:ascii="Times New Roman" w:eastAsia="Times New Roman" w:hAnsi="Times New Roman" w:cs="Times New Roman"/>
@@ -271,7 +348,7 @@
                 <w:iCs/>
                 <w:sz w:val="20"/>
                 <w:szCs w:val="20"/>
-                <w:lang w:val="fr-FR" w:eastAsia="en-US"/>
+                <w:lang w:eastAsia="en-US"/>
               </w:rPr>
               <w:t>V</w:t>
             </w:r>
@@ -282,10 +359,11 @@
                 <w:sz w:val="20"/>
                 <w:szCs w:val="20"/>
                 <w:vertAlign w:val="subscript"/>
-                <w:lang w:val="fr-FR" w:eastAsia="en-US"/>
+                <w:lang w:eastAsia="en-US"/>
               </w:rPr>
               <w:t>ke</w:t>
             </w:r>
+            <w:proofErr w:type="spellEnd"/>
             <w:r>
               <w:rPr>
                 <w:rFonts w:ascii="Times New Roman" w:eastAsia="Times New Roman" w:hAnsi="Times New Roman" w:cs="Times New Roman"/>
@@ -294,7 +372,7 @@
                 <w:sz w:val="20"/>
                 <w:szCs w:val="20"/>
                 <w:vertAlign w:val="subscript"/>
-                <w:lang w:val="fr-FR" w:eastAsia="en-US"/>
+                <w:lang w:eastAsia="en-US"/>
               </w:rPr>
               <w:t xml:space="preserve"> </w:t>
             </w:r>
@@ -305,31 +383,11 @@
                 <w:iCs/>
                 <w:sz w:val="20"/>
                 <w:szCs w:val="20"/>
-                <w:lang w:val="fr-FR" w:eastAsia="en-US"/>
-              </w:rPr>
-              <w:t>/V</w:t>
-            </w:r>
-            <w:r>
-              <w:rPr>
-                <w:rFonts w:ascii="Times New Roman" w:eastAsia="Times New Roman" w:hAnsi="Times New Roman" w:cs="Times New Roman"/>
-                <w:iCs/>
-                <w:sz w:val="20"/>
-                <w:szCs w:val="20"/>
-                <w:vertAlign w:val="subscript"/>
-                <w:lang w:val="fr-FR" w:eastAsia="en-US"/>
-              </w:rPr>
-              <w:t>k</w:t>
-            </w:r>
-            <w:r>
-              <w:rPr>
-                <w:rFonts w:ascii="Times New Roman" w:eastAsia="Times New Roman" w:hAnsi="Times New Roman" w:cs="Times New Roman"/>
-                <w:iCs/>
-                <w:sz w:val="20"/>
-                <w:szCs w:val="20"/>
-                <w:lang w:val="fr-FR" w:eastAsia="en-US"/>
-              </w:rPr>
-              <w:t>)</w:t>
-            </w:r>
+                <w:lang w:eastAsia="en-US"/>
+              </w:rPr>
+              <w:t>/</w:t>
+            </w:r>
+            <w:proofErr w:type="spellStart"/>
             <w:r>
               <w:rPr>
                 <w:rFonts w:ascii="Times New Roman" w:eastAsia="Times New Roman" w:hAnsi="Times New Roman" w:cs="Times New Roman"/>
@@ -337,18 +395,50 @@
                 <w:iCs/>
                 <w:sz w:val="20"/>
                 <w:szCs w:val="20"/>
+                <w:lang w:eastAsia="en-US"/>
+              </w:rPr>
+              <w:t>V</w:t>
+            </w:r>
+            <w:r>
+              <w:rPr>
+                <w:rFonts w:ascii="Times New Roman" w:eastAsia="Times New Roman" w:hAnsi="Times New Roman" w:cs="Times New Roman"/>
+                <w:iCs/>
+                <w:sz w:val="20"/>
+                <w:szCs w:val="20"/>
+                <w:vertAlign w:val="subscript"/>
+                <w:lang w:eastAsia="en-US"/>
+              </w:rPr>
+              <w:t>k</w:t>
+            </w:r>
+            <w:proofErr w:type="spellEnd"/>
+            <w:r>
+              <w:rPr>
+                <w:rFonts w:ascii="Times New Roman" w:eastAsia="Times New Roman" w:hAnsi="Times New Roman" w:cs="Times New Roman"/>
+                <w:iCs/>
+                <w:sz w:val="20"/>
+                <w:szCs w:val="20"/>
+                <w:lang w:eastAsia="en-US"/>
+              </w:rPr>
+              <w:t>)</w:t>
+            </w:r>
+            <w:r>
+              <w:rPr>
+                <w:rFonts w:ascii="Times New Roman" w:eastAsia="Times New Roman" w:hAnsi="Times New Roman" w:cs="Times New Roman"/>
+                <w:i/>
+                <w:iCs/>
+                <w:sz w:val="20"/>
+                <w:szCs w:val="20"/>
                 <w:vertAlign w:val="superscript"/>
-                <w:lang w:val="fr-FR" w:eastAsia="en-US"/>
+                <w:lang w:eastAsia="en-US"/>
               </w:rPr>
               <w:t>n</w:t>
             </w:r>
             <w:r>
               <w:rPr>
-                <w:rFonts w:ascii="Times New Roman" w:hAnsi="Times New Roman" w:cs="Times New Roman" w:hint="eastAsia"/>
+                <w:rFonts w:ascii="Times New Roman" w:hAnsi="Times New Roman" w:cs="Times New Roman"/>
                 <w:iCs/>
                 <w:sz w:val="20"/>
                 <w:szCs w:val="20"/>
-                <w:lang w:val="fr-FR"/>
               </w:rPr>
               <w:t>;</w:t>
             </w:r>
@@ -386,15 +476,15 @@
                 <w:lang w:eastAsia="en-US"/>
               </w:rPr>
               <w:object w:dxaOrig="200" w:dyaOrig="300" w14:anchorId="103AFB2C">
-                <v:shape id="_x0000_i1027" type="#_x0000_t75" style="width:11.65pt;height:15.8pt" o:ole="">
+                <v:shape id="_x0000_i1122" type="#_x0000_t75" style="width:11.5pt;height:16pt" o:ole="">
                   <v:imagedata r:id="rId11" o:title=""/>
                 </v:shape>
-                <o:OLEObject Type="Embed" ProgID="Equation.3" ShapeID="_x0000_i1027" DrawAspect="Content" ObjectID="_1831701189" r:id="rId12"/>
+                <o:OLEObject Type="Embed" ProgID="Equation.3" ShapeID="_x0000_i1122" DrawAspect="Content" ObjectID="_1837666312" r:id="rId12"/>
               </w:object>
             </w:r>
             <w:r>
               <w:rPr>
-                <w:rFonts w:ascii="Times New Roman" w:hAnsi="Times New Roman" w:cs="Times New Roman" w:hint="eastAsia"/>
+                <w:rFonts w:ascii="Times New Roman" w:hAnsi="Times New Roman" w:cs="Times New Roman"/>
                 <w:sz w:val="20"/>
                 <w:szCs w:val="20"/>
               </w:rPr>
@@ -434,7 +524,7 @@
             </w:r>
             <w:r>
               <w:rPr>
-                <w:rFonts w:ascii="Times New Roman" w:hAnsi="Times New Roman" w:cs="Times New Roman" w:hint="eastAsia"/>
+                <w:rFonts w:ascii="Times New Roman" w:hAnsi="Times New Roman" w:cs="Times New Roman"/>
                 <w:sz w:val="20"/>
                 <w:szCs w:val="20"/>
               </w:rPr>
@@ -444,7 +534,7 @@
         </w:tc>
         <w:tc>
           <w:tcPr>
-            <w:tcW w:w="494" w:type="dxa"/>
+            <w:tcW w:w="528" w:type="dxa"/>
             <w:tcMar>
               <w:left w:w="57" w:type="dxa"/>
               <w:right w:w="57" w:type="dxa"/>
@@ -472,15 +562,15 @@
                 <w:lang w:eastAsia="en-US"/>
               </w:rPr>
               <w:object w:dxaOrig="220" w:dyaOrig="300" w14:anchorId="41C27943">
-                <v:shape id="_x0000_i1028" type="#_x0000_t75" style="width:11.65pt;height:15pt" o:ole="">
+                <v:shape id="_x0000_i1123" type="#_x0000_t75" style="width:11.5pt;height:15pt" o:ole="">
                   <v:imagedata r:id="rId13" o:title=""/>
                 </v:shape>
-                <o:OLEObject Type="Embed" ProgID="Equation.3" ShapeID="_x0000_i1028" DrawAspect="Content" ObjectID="_1831701190" r:id="rId14"/>
+                <o:OLEObject Type="Embed" ProgID="Equation.3" ShapeID="_x0000_i1123" DrawAspect="Content" ObjectID="_1837666313" r:id="rId14"/>
               </w:object>
             </w:r>
             <w:r>
               <w:rPr>
-                <w:rFonts w:ascii="Times New Roman" w:hAnsi="Times New Roman" w:cs="Times New Roman" w:hint="eastAsia"/>
+                <w:rFonts w:ascii="Times New Roman" w:hAnsi="Times New Roman" w:cs="Times New Roman"/>
                 <w:sz w:val="20"/>
                 <w:szCs w:val="20"/>
               </w:rPr>
@@ -528,6 +618,7 @@
               </w:rPr>
               <w:t>(</w:t>
             </w:r>
+            <w:proofErr w:type="spellStart"/>
             <w:r>
               <w:rPr>
                 <w:rFonts w:ascii="Times New Roman" w:eastAsia="Times New Roman" w:hAnsi="Times New Roman" w:cs="Times New Roman"/>
@@ -550,6 +641,7 @@
               </w:rPr>
               <w:t>ke</w:t>
             </w:r>
+            <w:proofErr w:type="spellEnd"/>
             <w:r>
               <w:rPr>
                 <w:rFonts w:ascii="Times New Roman" w:eastAsia="Times New Roman" w:hAnsi="Times New Roman" w:cs="Times New Roman"/>
@@ -571,40 +663,9 @@
                 <w:szCs w:val="20"/>
                 <w:lang w:eastAsia="en-US"/>
               </w:rPr>
-              <w:t>/S</w:t>
-            </w:r>
-            <w:r>
-              <w:rPr>
-                <w:rFonts w:ascii="Times New Roman" w:eastAsia="Times New Roman" w:hAnsi="Times New Roman" w:cs="Times New Roman"/>
-                <w:iCs/>
-                <w:sz w:val="20"/>
-                <w:szCs w:val="20"/>
-                <w:vertAlign w:val="subscript"/>
-                <w:lang w:eastAsia="en-US"/>
-              </w:rPr>
-              <w:t>k</w:t>
-            </w:r>
-            <w:r>
-              <w:rPr>
-                <w:rFonts w:ascii="Times New Roman" w:eastAsia="Times New Roman" w:hAnsi="Times New Roman" w:cs="Times New Roman"/>
-                <w:iCs/>
-                <w:sz w:val="20"/>
-                <w:szCs w:val="20"/>
-                <w:lang w:eastAsia="en-US"/>
-              </w:rPr>
-              <w:t>)</w:t>
-            </w:r>
-            <w:r>
-              <w:rPr>
-                <w:rFonts w:ascii="Times New Roman" w:eastAsia="Times New Roman" w:hAnsi="Times New Roman" w:cs="Times New Roman"/>
-                <w:iCs/>
-                <w:sz w:val="20"/>
-                <w:szCs w:val="20"/>
-                <w:vertAlign w:val="superscript"/>
-                <w:lang w:eastAsia="en-US"/>
-              </w:rPr>
-              <w:t>abs(</w:t>
-            </w:r>
+              <w:t>/</w:t>
+            </w:r>
+            <w:proofErr w:type="spellStart"/>
             <w:r>
               <w:rPr>
                 <w:rFonts w:ascii="Times New Roman" w:eastAsia="Times New Roman" w:hAnsi="Times New Roman" w:cs="Times New Roman"/>
@@ -612,9 +673,53 @@
                 <w:iCs/>
                 <w:sz w:val="20"/>
                 <w:szCs w:val="20"/>
+                <w:lang w:eastAsia="en-US"/>
+              </w:rPr>
+              <w:t>S</w:t>
+            </w:r>
+            <w:r>
+              <w:rPr>
+                <w:rFonts w:ascii="Times New Roman" w:eastAsia="Times New Roman" w:hAnsi="Times New Roman" w:cs="Times New Roman"/>
+                <w:iCs/>
+                <w:sz w:val="20"/>
+                <w:szCs w:val="20"/>
+                <w:vertAlign w:val="subscript"/>
+                <w:lang w:eastAsia="en-US"/>
+              </w:rPr>
+              <w:t>k</w:t>
+            </w:r>
+            <w:proofErr w:type="spellEnd"/>
+            <w:r>
+              <w:rPr>
+                <w:rFonts w:ascii="Times New Roman" w:eastAsia="Times New Roman" w:hAnsi="Times New Roman" w:cs="Times New Roman"/>
+                <w:iCs/>
+                <w:sz w:val="20"/>
+                <w:szCs w:val="20"/>
+                <w:lang w:eastAsia="en-US"/>
+              </w:rPr>
+              <w:t>)</w:t>
+            </w:r>
+            <w:r>
+              <w:rPr>
+                <w:rFonts w:ascii="Times New Roman" w:eastAsia="Times New Roman" w:hAnsi="Times New Roman" w:cs="Times New Roman"/>
+                <w:iCs/>
+                <w:sz w:val="20"/>
+                <w:szCs w:val="20"/>
                 <w:vertAlign w:val="superscript"/>
                 <w:lang w:eastAsia="en-US"/>
               </w:rPr>
+              <w:t>abs(</w:t>
+            </w:r>
+            <w:r>
+              <w:rPr>
+                <w:rFonts w:ascii="Times New Roman" w:eastAsia="Times New Roman" w:hAnsi="Times New Roman" w:cs="Times New Roman"/>
+                <w:i/>
+                <w:iCs/>
+                <w:sz w:val="20"/>
+                <w:szCs w:val="20"/>
+                <w:vertAlign w:val="superscript"/>
+                <w:lang w:eastAsia="en-US"/>
+              </w:rPr>
               <w:t>n</w:t>
             </w:r>
             <w:r>
@@ -630,7 +735,7 @@
             </w:r>
             <w:r>
               <w:rPr>
-                <w:rFonts w:ascii="Times New Roman" w:hAnsi="Times New Roman" w:cs="Times New Roman" w:hint="eastAsia"/>
+                <w:rFonts w:ascii="Times New Roman" w:hAnsi="Times New Roman" w:cs="Times New Roman"/>
                 <w:iCs/>
                 <w:sz w:val="20"/>
                 <w:szCs w:val="20"/>
@@ -671,15 +776,15 @@
                 <w:lang w:eastAsia="en-US"/>
               </w:rPr>
               <w:object w:dxaOrig="240" w:dyaOrig="340" w14:anchorId="5CB2D49B">
-                <v:shape id="_x0000_i1029" type="#_x0000_t75" style="width:11.65pt;height:17.9pt" o:ole="">
+                <v:shape id="_x0000_i1124" type="#_x0000_t75" style="width:11.5pt;height:18pt" o:ole="">
                   <v:imagedata r:id="rId15" o:title=""/>
                 </v:shape>
-                <o:OLEObject Type="Embed" ProgID="Equation.DSMT4" ShapeID="_x0000_i1029" DrawAspect="Content" ObjectID="_1831701191" r:id="rId16"/>
+                <o:OLEObject Type="Embed" ProgID="Equation.DSMT4" ShapeID="_x0000_i1124" DrawAspect="Content" ObjectID="_1837666314" r:id="rId16"/>
               </w:object>
             </w:r>
             <w:r>
               <w:rPr>
-                <w:rFonts w:ascii="Times New Roman" w:hAnsi="Times New Roman" w:cs="Times New Roman" w:hint="eastAsia"/>
+                <w:rFonts w:ascii="Times New Roman" w:hAnsi="Times New Roman" w:cs="Times New Roman"/>
                 <w:sz w:val="20"/>
                 <w:szCs w:val="20"/>
               </w:rPr>
@@ -719,7 +824,7 @@
             </w:r>
             <w:r>
               <w:rPr>
-                <w:rFonts w:ascii="Times New Roman" w:hAnsi="Times New Roman" w:cs="Times New Roman" w:hint="eastAsia"/>
+                <w:rFonts w:ascii="Times New Roman" w:hAnsi="Times New Roman" w:cs="Times New Roman"/>
                 <w:sz w:val="20"/>
                 <w:szCs w:val="20"/>
               </w:rPr>
@@ -729,7 +834,7 @@
         </w:tc>
         <w:tc>
           <w:tcPr>
-            <w:tcW w:w="494" w:type="dxa"/>
+            <w:tcW w:w="528" w:type="dxa"/>
             <w:tcMar>
               <w:left w:w="57" w:type="dxa"/>
               <w:right w:w="57" w:type="dxa"/>
@@ -757,15 +862,15 @@
                 <w:lang w:eastAsia="en-US"/>
               </w:rPr>
               <w:object w:dxaOrig="340" w:dyaOrig="340" w14:anchorId="53933345">
-                <v:shape id="_x0000_i1030" type="#_x0000_t75" style="width:17.9pt;height:17.9pt" o:ole="">
+                <v:shape id="_x0000_i1125" type="#_x0000_t75" style="width:18pt;height:18pt" o:ole="">
                   <v:imagedata r:id="rId17" o:title=""/>
                 </v:shape>
-                <o:OLEObject Type="Embed" ProgID="Equation.DSMT4" ShapeID="_x0000_i1030" DrawAspect="Content" ObjectID="_1831701192" r:id="rId18"/>
+                <o:OLEObject Type="Embed" ProgID="Equation.DSMT4" ShapeID="_x0000_i1125" DrawAspect="Content" ObjectID="_1837666315" r:id="rId18"/>
               </w:object>
             </w:r>
             <w:r>
               <w:rPr>
-                <w:rFonts w:ascii="Times New Roman" w:hAnsi="Times New Roman" w:cs="Times New Roman" w:hint="eastAsia"/>
+                <w:rFonts w:ascii="Times New Roman" w:hAnsi="Times New Roman" w:cs="Times New Roman"/>
                 <w:sz w:val="20"/>
                 <w:szCs w:val="20"/>
               </w:rPr>
@@ -815,7 +920,7 @@
             </w:r>
             <w:r>
               <w:rPr>
-                <w:rFonts w:ascii="Times New Roman" w:hAnsi="Times New Roman" w:cs="Times New Roman" w:hint="eastAsia"/>
+                <w:rFonts w:ascii="Times New Roman" w:hAnsi="Times New Roman" w:cs="Times New Roman"/>
                 <w:bCs/>
                 <w:sz w:val="20"/>
                 <w:szCs w:val="20"/>
@@ -856,15 +961,15 @@
                 <w:lang w:eastAsia="en-US"/>
               </w:rPr>
               <w:object w:dxaOrig="160" w:dyaOrig="300" w14:anchorId="5122CCA9">
-                <v:shape id="_x0000_i1031" type="#_x0000_t75" style="width:7.9pt;height:15.8pt" o:ole="">
+                <v:shape id="_x0000_i1126" type="#_x0000_t75" style="width:8pt;height:16pt" o:ole="">
                   <v:imagedata r:id="rId19" o:title=""/>
                 </v:shape>
-                <o:OLEObject Type="Embed" ProgID="Equation.3" ShapeID="_x0000_i1031" DrawAspect="Content" ObjectID="_1831701193" r:id="rId20"/>
+                <o:OLEObject Type="Embed" ProgID="Equation.3" ShapeID="_x0000_i1126" DrawAspect="Content" ObjectID="_1837666316" r:id="rId20"/>
               </w:object>
             </w:r>
             <w:r>
               <w:rPr>
-                <w:rFonts w:ascii="Times New Roman" w:hAnsi="Times New Roman" w:cs="Times New Roman" w:hint="eastAsia"/>
+                <w:rFonts w:ascii="Times New Roman" w:hAnsi="Times New Roman" w:cs="Times New Roman"/>
                 <w:sz w:val="20"/>
                 <w:szCs w:val="20"/>
               </w:rPr>
@@ -904,7 +1009,7 @@
             </w:r>
             <w:r>
               <w:rPr>
-                <w:rFonts w:ascii="Times New Roman" w:hAnsi="Times New Roman" w:cs="Times New Roman" w:hint="eastAsia"/>
+                <w:rFonts w:ascii="Times New Roman" w:hAnsi="Times New Roman" w:cs="Times New Roman"/>
                 <w:sz w:val="20"/>
                 <w:szCs w:val="20"/>
               </w:rPr>
@@ -914,7 +1019,7 @@
         </w:tc>
         <w:tc>
           <w:tcPr>
-            <w:tcW w:w="494" w:type="dxa"/>
+            <w:tcW w:w="528" w:type="dxa"/>
             <w:tcMar>
               <w:left w:w="57" w:type="dxa"/>
               <w:right w:w="57" w:type="dxa"/>
@@ -942,15 +1047,15 @@
                 <w:lang w:eastAsia="en-US"/>
               </w:rPr>
               <w:object w:dxaOrig="180" w:dyaOrig="300" w14:anchorId="3F124D21">
-                <v:shape id="_x0000_i1032" type="#_x0000_t75" style="width:9.55pt;height:16.65pt" o:ole="">
+                <v:shape id="_x0000_i1127" type="#_x0000_t75" style="width:9.5pt;height:16.5pt" o:ole="">
                   <v:imagedata r:id="rId21" o:title=""/>
                 </v:shape>
-                <o:OLEObject Type="Embed" ProgID="Equation.DSMT4" ShapeID="_x0000_i1032" DrawAspect="Content" ObjectID="_1831701194" r:id="rId22"/>
+                <o:OLEObject Type="Embed" ProgID="Equation.DSMT4" ShapeID="_x0000_i1127" DrawAspect="Content" ObjectID="_1837666317" r:id="rId22"/>
               </w:object>
             </w:r>
             <w:r>
               <w:rPr>
-                <w:rFonts w:ascii="Times New Roman" w:hAnsi="Times New Roman" w:cs="Times New Roman" w:hint="eastAsia"/>
+                <w:rFonts w:ascii="Times New Roman" w:hAnsi="Times New Roman" w:cs="Times New Roman"/>
                 <w:sz w:val="20"/>
                 <w:szCs w:val="20"/>
               </w:rPr>
@@ -990,7 +1095,7 @@
             </w:r>
             <w:r>
               <w:rPr>
-                <w:rFonts w:ascii="Times New Roman" w:hAnsi="Times New Roman" w:cs="Times New Roman" w:hint="eastAsia"/>
+                <w:rFonts w:ascii="Times New Roman" w:hAnsi="Times New Roman" w:cs="Times New Roman"/>
                 <w:sz w:val="20"/>
                 <w:szCs w:val="20"/>
               </w:rPr>
@@ -1030,15 +1135,15 @@
                 <w:lang w:eastAsia="en-US"/>
               </w:rPr>
               <w:object w:dxaOrig="320" w:dyaOrig="340" w14:anchorId="3C25CDBF">
-                <v:shape id="_x0000_i1033" type="#_x0000_t75" style="width:16.25pt;height:17.9pt" o:ole="">
+                <v:shape id="_x0000_i1128" type="#_x0000_t75" style="width:16.5pt;height:18pt" o:ole="">
                   <v:imagedata r:id="rId23" o:title=""/>
                 </v:shape>
-                <o:OLEObject Type="Embed" ProgID="Equation.DSMT4" ShapeID="_x0000_i1033" DrawAspect="Content" ObjectID="_1831701195" r:id="rId24"/>
+                <o:OLEObject Type="Embed" ProgID="Equation.DSMT4" ShapeID="_x0000_i1128" DrawAspect="Content" ObjectID="_1837666318" r:id="rId24"/>
               </w:object>
             </w:r>
             <w:r>
               <w:rPr>
-                <w:rFonts w:ascii="Times New Roman" w:hAnsi="Times New Roman" w:cs="Times New Roman" w:hint="eastAsia"/>
+                <w:rFonts w:ascii="Times New Roman" w:hAnsi="Times New Roman" w:cs="Times New Roman"/>
                 <w:sz w:val="20"/>
                 <w:szCs w:val="20"/>
               </w:rPr>
@@ -1079,7 +1184,7 @@
             </w:r>
             <w:r>
               <w:rPr>
-                <w:rFonts w:ascii="Times New Roman" w:hAnsi="Times New Roman" w:cs="Times New Roman" w:hint="eastAsia"/>
+                <w:rFonts w:ascii="Times New Roman" w:hAnsi="Times New Roman" w:cs="Times New Roman"/>
                 <w:bCs/>
                 <w:sz w:val="20"/>
                 <w:szCs w:val="20"/>
@@ -1090,7 +1195,7 @@
         </w:tc>
         <w:tc>
           <w:tcPr>
-            <w:tcW w:w="494" w:type="dxa"/>
+            <w:tcW w:w="528" w:type="dxa"/>
             <w:tcMar>
               <w:left w:w="57" w:type="dxa"/>
               <w:right w:w="57" w:type="dxa"/>
@@ -1118,15 +1223,15 @@
                 <w:lang w:eastAsia="en-US"/>
               </w:rPr>
               <w:object w:dxaOrig="240" w:dyaOrig="340" w14:anchorId="1152DB4D">
-                <v:shape id="_x0000_i1034" type="#_x0000_t75" style="width:12.9pt;height:17.9pt" o:ole="">
+                <v:shape id="_x0000_i1129" type="#_x0000_t75" style="width:13pt;height:18pt" o:ole="">
                   <v:imagedata r:id="rId25" o:title=""/>
                 </v:shape>
-                <o:OLEObject Type="Embed" ProgID="Equation.DSMT4" ShapeID="_x0000_i1034" DrawAspect="Content" ObjectID="_1831701196" r:id="rId26"/>
+                <o:OLEObject Type="Embed" ProgID="Equation.DSMT4" ShapeID="_x0000_i1129" DrawAspect="Content" ObjectID="_1837666319" r:id="rId26"/>
               </w:object>
             </w:r>
             <w:r>
               <w:rPr>
-                <w:rFonts w:ascii="Times New Roman" w:hAnsi="Times New Roman" w:cs="Times New Roman" w:hint="eastAsia"/>
+                <w:rFonts w:ascii="Times New Roman" w:hAnsi="Times New Roman" w:cs="Times New Roman"/>
                 <w:sz w:val="20"/>
                 <w:szCs w:val="20"/>
               </w:rPr>
@@ -1166,7 +1271,7 @@
             </w:r>
             <w:r>
               <w:rPr>
-                <w:rFonts w:ascii="Times New Roman" w:hAnsi="Times New Roman" w:cs="Times New Roman" w:hint="eastAsia"/>
+                <w:rFonts w:ascii="Times New Roman" w:hAnsi="Times New Roman" w:cs="Times New Roman"/>
                 <w:sz w:val="20"/>
                 <w:szCs w:val="20"/>
               </w:rPr>
@@ -1206,15 +1311,15 @@
                 <w:lang w:eastAsia="en-US"/>
               </w:rPr>
               <w:object w:dxaOrig="320" w:dyaOrig="340" w14:anchorId="32B3D451">
-                <v:shape id="_x0000_i1035" type="#_x0000_t75" style="width:17.05pt;height:17.9pt" o:ole="">
+                <v:shape id="_x0000_i1130" type="#_x0000_t75" style="width:17pt;height:18pt" o:ole="">
                   <v:imagedata r:id="rId27" o:title=""/>
                 </v:shape>
-                <o:OLEObject Type="Embed" ProgID="Equation.DSMT4" ShapeID="_x0000_i1035" DrawAspect="Content" ObjectID="_1831701197" r:id="rId28"/>
+                <o:OLEObject Type="Embed" ProgID="Equation.DSMT4" ShapeID="_x0000_i1130" DrawAspect="Content" ObjectID="_1837666320" r:id="rId28"/>
               </w:object>
             </w:r>
             <w:r>
               <w:rPr>
-                <w:rFonts w:ascii="Times New Roman" w:hAnsi="Times New Roman" w:cs="Times New Roman" w:hint="eastAsia"/>
+                <w:rFonts w:ascii="Times New Roman" w:hAnsi="Times New Roman" w:cs="Times New Roman"/>
                 <w:sz w:val="20"/>
                 <w:szCs w:val="20"/>
               </w:rPr>
@@ -1257,7 +1362,7 @@
         </w:tc>
         <w:tc>
           <w:tcPr>
-            <w:tcW w:w="494" w:type="dxa"/>
+            <w:tcW w:w="528" w:type="dxa"/>
             <w:tcMar>
               <w:left w:w="57" w:type="dxa"/>
               <w:right w:w="57" w:type="dxa"/>
@@ -1277,6 +1382,30 @@
                 <w:lang w:eastAsia="en-US"/>
               </w:rPr>
             </w:pPr>
+            <w:r>
+              <w:rPr>
+                <w:rFonts w:ascii="Times New Roman" w:eastAsia="Times New Roman" w:hAnsi="Times New Roman" w:cs="Times New Roman"/>
+                <w:position w:val="-10"/>
+                <w:sz w:val="20"/>
+                <w:szCs w:val="20"/>
+                <w:lang w:eastAsia="en-US"/>
+              </w:rPr>
+              <w:object w:dxaOrig="200" w:dyaOrig="300" w14:anchorId="77C9610B">
+                <v:shape id="_x0000_i1138" type="#_x0000_t75" style="width:12.5pt;height:18.5pt" o:ole="">
+                  <v:imagedata r:id="rId29" o:title=""/>
+                </v:shape>
+                <o:OLEObject Type="Embed" ProgID="Equation.DSMT4" ShapeID="_x0000_i1138" DrawAspect="Content" ObjectID="_1837666321" r:id="rId30"/>
+              </w:object>
+            </w:r>
+            <w:r>
+              <w:rPr>
+                <w:rFonts w:ascii="Times New Roman" w:eastAsia="Times New Roman" w:hAnsi="Times New Roman" w:cs="Times New Roman"/>
+                <w:sz w:val="20"/>
+                <w:szCs w:val="20"/>
+                <w:lang w:eastAsia="en-US"/>
+              </w:rPr>
+              <w:t>:</w:t>
+            </w:r>
           </w:p>
         </w:tc>
         <w:tc>
@@ -1286,7 +1415,7 @@
               <w:left w:w="57" w:type="dxa"/>
               <w:right w:w="57" w:type="dxa"/>
             </w:tcMar>
-            <w:vAlign w:val="bottom"/>
+            <w:vAlign w:val="center"/>
           </w:tcPr>
           <w:p>
             <w:pPr>
@@ -1297,10 +1426,18 @@
                 <w:rFonts w:ascii="Times New Roman" w:eastAsia="Times New Roman" w:hAnsi="Times New Roman" w:cs="Times New Roman"/>
                 <w:sz w:val="20"/>
                 <w:szCs w:val="20"/>
-                <w:u w:val="single"/>
                 <w:lang w:eastAsia="en-US"/>
               </w:rPr>
             </w:pPr>
+            <w:r>
+              <w:rPr>
+                <w:rFonts w:ascii="Times New Roman" w:eastAsia="Times New Roman" w:hAnsi="Times New Roman" w:cs="Times New Roman"/>
+                <w:sz w:val="20"/>
+                <w:szCs w:val="20"/>
+                <w:lang w:eastAsia="en-US"/>
+              </w:rPr>
+              <w:t>expression for offset to rate of change</w:t>
+            </w:r>
           </w:p>
         </w:tc>
       </w:tr>
@@ -1310,7 +1447,7 @@
         </w:trPr>
         <w:tc>
           <w:tcPr>
-            <w:tcW w:w="8285" w:type="dxa"/>
+            <w:tcW w:w="8371" w:type="dxa"/>
             <w:gridSpan w:val="4"/>
             <w:tcMar>
               <w:left w:w="57" w:type="dxa"/>
@@ -1338,7 +1475,25 @@
                 <w:szCs w:val="20"/>
                 <w:lang w:eastAsia="en-US"/>
               </w:rPr>
-              <w:t>Diagonal matrices:</w:t>
+              <w:t xml:space="preserve">    </w:t>
+            </w:r>
+            <w:r>
+              <w:rPr>
+                <w:rFonts w:ascii="Times New Roman" w:eastAsia="Times New Roman" w:hAnsi="Times New Roman" w:cs="Times New Roman"/>
+                <w:sz w:val="20"/>
+                <w:szCs w:val="20"/>
+                <w:lang w:eastAsia="en-US"/>
+              </w:rPr>
+              <w:t>M</w:t>
+            </w:r>
+            <w:r>
+              <w:rPr>
+                <w:rFonts w:ascii="Times New Roman" w:eastAsia="Times New Roman" w:hAnsi="Times New Roman" w:cs="Times New Roman"/>
+                <w:sz w:val="20"/>
+                <w:szCs w:val="20"/>
+                <w:lang w:eastAsia="en-US"/>
+              </w:rPr>
+              <w:t>atrices:</w:t>
             </w:r>
           </w:p>
         </w:tc>
@@ -1380,7 +1535,7 @@
             </w:r>
             <w:r>
               <w:rPr>
-                <w:rFonts w:ascii="Times New Roman" w:hAnsi="Times New Roman" w:cs="Times New Roman" w:hint="eastAsia"/>
+                <w:rFonts w:ascii="Times New Roman" w:hAnsi="Times New Roman" w:cs="Times New Roman"/>
                 <w:bCs/>
                 <w:sz w:val="20"/>
                 <w:szCs w:val="20"/>
@@ -1424,7 +1579,7 @@
         </w:tc>
         <w:tc>
           <w:tcPr>
-            <w:tcW w:w="494" w:type="dxa"/>
+            <w:tcW w:w="528" w:type="dxa"/>
             <w:tcMar>
               <w:left w:w="57" w:type="dxa"/>
               <w:right w:w="57" w:type="dxa"/>
@@ -1459,7 +1614,7 @@
             </w:r>
             <w:r>
               <w:rPr>
-                <w:rFonts w:ascii="Times New Roman" w:hAnsi="Times New Roman" w:cs="Times New Roman" w:hint="eastAsia"/>
+                <w:rFonts w:ascii="Times New Roman" w:hAnsi="Times New Roman" w:cs="Times New Roman"/>
                 <w:bCs/>
                 <w:sz w:val="20"/>
                 <w:szCs w:val="20"/>
@@ -1552,7 +1707,7 @@
             </w:r>
             <w:r>
               <w:rPr>
-                <w:rFonts w:ascii="Times New Roman" w:hAnsi="Times New Roman" w:cs="Times New Roman" w:hint="eastAsia"/>
+                <w:rFonts w:ascii="Times New Roman" w:hAnsi="Times New Roman" w:cs="Times New Roman"/>
                 <w:bCs/>
                 <w:sz w:val="20"/>
                 <w:szCs w:val="20"/>
@@ -1596,7 +1751,7 @@
         </w:tc>
         <w:tc>
           <w:tcPr>
-            <w:tcW w:w="494" w:type="dxa"/>
+            <w:tcW w:w="528" w:type="dxa"/>
             <w:tcMar>
               <w:left w:w="57" w:type="dxa"/>
               <w:right w:w="57" w:type="dxa"/>
@@ -1631,7 +1786,7 @@
             </w:r>
             <w:r>
               <w:rPr>
-                <w:rFonts w:ascii="Times New Roman" w:hAnsi="Times New Roman" w:cs="Times New Roman" w:hint="eastAsia"/>
+                <w:rFonts w:ascii="Times New Roman" w:hAnsi="Times New Roman" w:cs="Times New Roman"/>
                 <w:bCs/>
                 <w:sz w:val="20"/>
                 <w:szCs w:val="20"/>
@@ -1712,7 +1867,7 @@
             </w:r>
             <w:r>
               <w:rPr>
-                <w:rFonts w:ascii="Times New Roman" w:hAnsi="Times New Roman" w:cs="Times New Roman" w:hint="eastAsia"/>
+                <w:rFonts w:ascii="Times New Roman" w:hAnsi="Times New Roman" w:cs="Times New Roman"/>
                 <w:bCs/>
                 <w:sz w:val="20"/>
                 <w:szCs w:val="20"/>
@@ -1745,7 +1900,7 @@
             </w:pPr>
             <w:r>
               <w:rPr>
-                <w:rFonts w:ascii="Times New Roman" w:hAnsi="Times New Roman" w:cs="Times New Roman" w:hint="eastAsia"/>
+                <w:rFonts w:ascii="Times New Roman" w:hAnsi="Times New Roman" w:cs="Times New Roman"/>
                 <w:sz w:val="20"/>
                 <w:szCs w:val="20"/>
               </w:rPr>
@@ -1764,7 +1919,7 @@
         </w:tc>
         <w:tc>
           <w:tcPr>
-            <w:tcW w:w="494" w:type="dxa"/>
+            <w:tcW w:w="528" w:type="dxa"/>
             <w:tcMar>
               <w:left w:w="57" w:type="dxa"/>
               <w:right w:w="57" w:type="dxa"/>
@@ -1799,7 +1954,7 @@
             </w:r>
             <w:r>
               <w:rPr>
-                <w:rFonts w:ascii="Times New Roman" w:hAnsi="Times New Roman" w:cs="Times New Roman" w:hint="eastAsia"/>
+                <w:rFonts w:ascii="Times New Roman" w:hAnsi="Times New Roman" w:cs="Times New Roman"/>
                 <w:bCs/>
                 <w:sz w:val="20"/>
                 <w:szCs w:val="20"/>
@@ -1866,30 +2021,6 @@
                 <w:lang w:eastAsia="en-US"/>
               </w:rPr>
             </w:pPr>
-            <w:r>
-              <w:rPr>
-                <w:rFonts w:ascii="Times New Roman" w:eastAsia="Times New Roman" w:hAnsi="Times New Roman" w:cs="Times New Roman"/>
-                <w:position w:val="-10"/>
-                <w:sz w:val="20"/>
-                <w:szCs w:val="20"/>
-                <w:lang w:eastAsia="en-US"/>
-              </w:rPr>
-              <w:object w:dxaOrig="200" w:dyaOrig="300" w14:anchorId="37E4FBDF">
-                <v:shape id="_x0000_i1036" type="#_x0000_t75" style="width:10.8pt;height:16.65pt" o:ole="">
-                  <v:imagedata r:id="rId29" o:title=""/>
-                </v:shape>
-                <o:OLEObject Type="Embed" ProgID="Equation.DSMT4" ShapeID="_x0000_i1036" DrawAspect="Content" ObjectID="_1831701198" r:id="rId30"/>
-              </w:object>
-            </w:r>
-            <w:r>
-              <w:rPr>
-                <w:rFonts w:ascii="Times New Roman" w:hAnsi="Times New Roman" w:cs="Times New Roman" w:hint="eastAsia"/>
-                <w:bCs/>
-                <w:sz w:val="20"/>
-                <w:szCs w:val="20"/>
-              </w:rPr>
-              <w:t>:</w:t>
-            </w:r>
           </w:p>
         </w:tc>
         <w:tc>
@@ -1914,28 +2045,11 @@
                 <w:lang w:eastAsia="en-US"/>
               </w:rPr>
             </w:pPr>
-            <w:r>
-              <w:rPr>
-                <w:rFonts w:ascii="Times New Roman" w:hAnsi="Times New Roman" w:cs="Times New Roman" w:hint="eastAsia"/>
-                <w:sz w:val="20"/>
-                <w:szCs w:val="20"/>
-              </w:rPr>
-              <w:t>e</w:t>
-            </w:r>
-            <w:r>
-              <w:rPr>
-                <w:rFonts w:ascii="Times New Roman" w:eastAsia="Times New Roman" w:hAnsi="Times New Roman" w:cs="Times New Roman"/>
-                <w:sz w:val="20"/>
-                <w:szCs w:val="20"/>
-                <w:lang w:eastAsia="en-US"/>
-              </w:rPr>
-              <w:t>xpression for offset to rate of change</w:t>
-            </w:r>
           </w:p>
         </w:tc>
         <w:tc>
           <w:tcPr>
-            <w:tcW w:w="494" w:type="dxa"/>
+            <w:tcW w:w="528" w:type="dxa"/>
             <w:tcMar>
               <w:left w:w="57" w:type="dxa"/>
               <w:right w:w="57" w:type="dxa"/>
@@ -1970,7 +2084,7 @@
             </w:r>
             <w:r>
               <w:rPr>
-                <w:rFonts w:ascii="Times New Roman" w:hAnsi="Times New Roman" w:cs="Times New Roman" w:hint="eastAsia"/>
+                <w:rFonts w:ascii="Times New Roman" w:hAnsi="Times New Roman" w:cs="Times New Roman"/>
                 <w:bCs/>
                 <w:sz w:val="20"/>
                 <w:szCs w:val="20"/>
@@ -2032,8 +2146,14 @@
         <w:widowControl w:val="0"/>
         <w:spacing w:beforeLines="50" w:before="120"/>
         <w:ind w:firstLine="400"/>
+        <w:rPr>
+          <w:lang w:val="en-GB"/>
+        </w:rPr>
       </w:pPr>
       <w:r>
+        <w:rPr>
+          <w:lang w:val="en-GB"/>
+        </w:rPr>
         <w:t xml:space="preserve">The matrix </w:t>
       </w:r>
       <w:r>
@@ -2041,21 +2161,67 @@
           <w:b/>
           <w:bCs/>
           <w:i/>
+          <w:lang w:val="en-GB"/>
         </w:rPr>
         <w:t>D</w:t>
       </w:r>
       <w:r>
+        <w:rPr>
+          <w:lang w:val="en-GB"/>
+        </w:rPr>
         <w:t xml:space="preserve"> reflects the structure of the horizontal exchange between elements and with the outside world. For an </w:t>
       </w:r>
       <w:r>
         <w:rPr>
           <w:i/>
+          <w:lang w:val="en-GB"/>
         </w:rPr>
         <w:t>n</w:t>
       </w:r>
       <w:r>
-        <w:t>-element system with all elements linked and exchanging sediment with external environments, this would take the following form:</w:t>
-      </w:r>
+        <w:rPr>
+          <w:lang w:val="en-GB"/>
+        </w:rPr>
+        <w:t xml:space="preserve">-element system with all elements linked and exchanging sediment with external environments, this would take the following </w:t>
+      </w:r>
+      <w:bookmarkStart w:id="0" w:name="_Hlk227052662"/>
+      <w:r>
+        <w:rPr>
+          <w:lang w:val="en-GB"/>
+        </w:rPr>
+        <w:t>form</w:t>
+      </w:r>
+      <w:r>
+        <w:rPr>
+          <w:lang w:val="en-GB"/>
+        </w:rPr>
+        <w:t xml:space="preserve"> (note that </w:t>
+      </w:r>
+      <w:r>
+        <w:rPr>
+          <w:position w:val="-14"/>
+          <w:lang w:val="en-GB"/>
+        </w:rPr>
+        <w:object w:dxaOrig="680" w:dyaOrig="380" w14:anchorId="5A0AA3A8">
+          <v:shape id="_x0000_i1229" type="#_x0000_t75" style="width:34pt;height:19pt" o:ole="">
+            <v:imagedata r:id="rId31" o:title=""/>
+          </v:shape>
+          <o:OLEObject Type="Embed" ProgID="Equation.DSMT4" ShapeID="_x0000_i1229" DrawAspect="Content" ObjectID="_1837666322" r:id="rId32"/>
+        </w:object>
+      </w:r>
+      <w:r>
+        <w:rPr>
+          <w:lang w:val="en-GB"/>
+        </w:rPr>
+        <w:t>)</w:t>
+      </w:r>
+      <w:r>
+        <w:rPr>
+          <w:lang w:val="en-GB"/>
+        </w:rPr>
+        <w:t>:</w:t>
+      </w:r>
+      <w:bookmarkEnd w:id="0"/>
     </w:p>
     <w:p>
       <w:pPr>
@@ -2063,46 +2229,45 @@
         <w:widowControl w:val="0"/>
         <w:ind w:firstLineChars="992" w:firstLine="1984"/>
         <w:jc w:val="right"/>
+        <w:rPr>
+          <w:lang w:val="en-GB"/>
+        </w:rPr>
       </w:pPr>
       <w:r>
         <w:rPr>
-          <w:rFonts w:hint="eastAsia"/>
-          <w:lang w:eastAsia="zh-CN"/>
+          <w:lang w:val="en-GB" w:eastAsia="zh-CN"/>
         </w:rPr>
         <w:t xml:space="preserve">  </w:t>
       </w:r>
       <w:r>
         <w:rPr>
           <w:position w:val="-80"/>
+          <w:lang w:val="en-GB"/>
         </w:rPr>
         <w:object w:dxaOrig="4380" w:dyaOrig="1700" w14:anchorId="39565085">
-          <v:shape id="_x0000_i1037" type="#_x0000_t75" style="width:217.65pt;height:84.9pt" o:ole="">
-            <v:imagedata r:id="rId31" o:title=""/>
+          <v:shape id="_x0000_i1037" type="#_x0000_t75" style="width:217.5pt;height:85pt" o:ole="">
+            <v:imagedata r:id="rId33" o:title=""/>
           </v:shape>
-          <o:OLEObject Type="Embed" ProgID="Equation.DSMT4" ShapeID="_x0000_i1037" DrawAspect="Content" ObjectID="_1831701199" r:id="rId32"/>
+          <o:OLEObject Type="Embed" ProgID="Equation.DSMT4" ShapeID="_x0000_i1037" DrawAspect="Content" ObjectID="_1837666323" r:id="rId34"/>
         </w:object>
       </w:r>
       <w:r>
         <w:rPr>
-          <w:rFonts w:hint="eastAsia"/>
-          <w:lang w:eastAsia="zh-CN"/>
+          <w:lang w:val="en-GB" w:eastAsia="zh-CN"/>
         </w:rPr>
         <w:t xml:space="preserve">                </w:t>
       </w:r>
       <w:r>
         <w:rPr>
-          <w:lang w:eastAsia="zh-CN"/>
+          <w:lang w:val="en-GB" w:eastAsia="zh-CN"/>
         </w:rPr>
         <w:tab/>
-      </w:r>
-      <w:r>
-        <w:rPr>
-          <w:rFonts w:hint="eastAsia"/>
-          <w:lang w:eastAsia="zh-CN"/>
-        </w:rPr>
         <w:t xml:space="preserve">            </w:t>
       </w:r>
       <w:r>
+        <w:rPr>
+          <w:lang w:val="en-GB"/>
+        </w:rPr>
         <w:t>(P1.1)</w:t>
       </w:r>
     </w:p>
@@ -2111,13 +2276,21 @@
         <w:pStyle w:val="text"/>
         <w:widowControl w:val="0"/>
         <w:ind w:firstLine="400"/>
+        <w:rPr>
+          <w:lang w:val="en-GB"/>
+        </w:rPr>
       </w:pPr>
       <w:r>
+        <w:rPr>
+          <w:lang w:val="en-GB"/>
+        </w:rPr>
         <w:t xml:space="preserve">For dispersive horizontal exchange the matrix is symmetric because </w:t>
       </w:r>
+      <w:proofErr w:type="spellStart"/>
       <w:r>
         <w:rPr>
           <w:i/>
+          <w:lang w:val="en-GB"/>
         </w:rPr>
         <w:t>δ</w:t>
       </w:r>
@@ -2125,15 +2298,22 @@
         <w:rPr>
           <w:i/>
           <w:vertAlign w:val="subscript"/>
+          <w:lang w:val="en-GB"/>
         </w:rPr>
         <w:t>i,j</w:t>
       </w:r>
-      <w:r>
+      <w:proofErr w:type="spellEnd"/>
+      <w:r>
+        <w:rPr>
+          <w:lang w:val="en-GB"/>
+        </w:rPr>
         <w:t xml:space="preserve"> = </w:t>
       </w:r>
+      <w:proofErr w:type="spellStart"/>
       <w:r>
         <w:rPr>
           <w:i/>
+          <w:lang w:val="en-GB"/>
         </w:rPr>
         <w:t>δ</w:t>
       </w:r>
@@ -2141,29 +2321,72 @@
         <w:rPr>
           <w:i/>
           <w:vertAlign w:val="subscript"/>
+          <w:lang w:val="en-GB"/>
         </w:rPr>
         <w:t>j,i</w:t>
       </w:r>
-      <w:r>
+      <w:proofErr w:type="spellEnd"/>
+      <w:r>
+        <w:rPr>
+          <w:lang w:val="en-GB"/>
+        </w:rPr>
         <w:t xml:space="preserve"> and the direction of transport depends on the concentration gradient.  However, for advective transport, the flow has a specified direction and we adopt the convention of transport from element </w:t>
       </w:r>
       <w:r>
         <w:rPr>
           <w:i/>
+          <w:lang w:val="en-GB"/>
         </w:rPr>
         <w:t>i</w:t>
       </w:r>
       <w:r>
+        <w:rPr>
+          <w:lang w:val="en-GB"/>
+        </w:rPr>
         <w:t xml:space="preserve"> to element </w:t>
       </w:r>
       <w:r>
         <w:rPr>
           <w:i/>
+          <w:lang w:val="en-GB"/>
         </w:rPr>
         <w:t>j</w:t>
       </w:r>
       <w:r>
-        <w:t>. The matrix for an n-element system is then given by:</w:t>
+        <w:rPr>
+          <w:lang w:val="en-GB"/>
+        </w:rPr>
+        <w:t>. The matrix for an n-element system is then given by</w:t>
+      </w:r>
+      <w:r>
+        <w:rPr>
+          <w:lang w:val="en-GB"/>
+        </w:rPr>
+        <w:t xml:space="preserve"> (note that </w:t>
+      </w:r>
+      <w:r>
+        <w:rPr>
+          <w:position w:val="-14"/>
+          <w:lang w:val="en-GB"/>
+        </w:rPr>
+        <w:object w:dxaOrig="680" w:dyaOrig="380" w14:anchorId="5C292BBB">
+          <v:shape id="_x0000_i1232" type="#_x0000_t75" style="width:34pt;height:19pt" o:ole="">
+            <v:imagedata r:id="rId35" o:title=""/>
+          </v:shape>
+          <o:OLEObject Type="Embed" ProgID="Equation.DSMT4" ShapeID="_x0000_i1232" DrawAspect="Content" ObjectID="_1837666324" r:id="rId36"/>
+        </w:object>
+      </w:r>
+      <w:r>
+        <w:rPr>
+          <w:lang w:val="en-GB"/>
+        </w:rPr>
+        <w:t>)</w:t>
+      </w:r>
+      <w:r>
+        <w:rPr>
+          <w:lang w:val="en-GB"/>
+        </w:rPr>
+        <w:t>:</w:t>
       </w:r>
     </w:p>
     <w:p>
@@ -2172,39 +2395,32 @@
         <w:widowControl w:val="0"/>
         <w:ind w:firstLineChars="992" w:firstLine="1984"/>
         <w:jc w:val="right"/>
+        <w:rPr>
+          <w:lang w:val="en-GB"/>
+        </w:rPr>
       </w:pPr>
       <w:r>
         <w:rPr>
           <w:position w:val="-80"/>
+          <w:lang w:val="en-GB"/>
         </w:rPr>
         <w:object w:dxaOrig="4360" w:dyaOrig="1700" w14:anchorId="2C289235">
-          <v:shape id="_x0000_i1038" type="#_x0000_t75" style="width:216.85pt;height:84.9pt" o:ole="">
-            <v:imagedata r:id="rId33" o:title=""/>
+          <v:shape id="_x0000_i1038" type="#_x0000_t75" style="width:217pt;height:85pt" o:ole="">
+            <v:imagedata r:id="rId37" o:title=""/>
           </v:shape>
-          <o:OLEObject Type="Embed" ProgID="Equation.DSMT4" ShapeID="_x0000_i1038" DrawAspect="Content" ObjectID="_1831701200" r:id="rId34"/>
+          <o:OLEObject Type="Embed" ProgID="Equation.DSMT4" ShapeID="_x0000_i1038" DrawAspect="Content" ObjectID="_1837666325" r:id="rId38"/>
         </w:object>
       </w:r>
       <w:r>
         <w:rPr>
-          <w:rFonts w:hint="eastAsia"/>
-          <w:lang w:eastAsia="zh-CN"/>
-        </w:rPr>
-        <w:t xml:space="preserve">      </w:t>
-      </w:r>
-      <w:r>
-        <w:rPr>
-          <w:lang w:eastAsia="zh-CN"/>
-        </w:rPr>
-        <w:t xml:space="preserve">                  </w:t>
-      </w:r>
-      <w:r>
-        <w:rPr>
-          <w:rFonts w:hint="eastAsia"/>
-          <w:lang w:eastAsia="zh-CN"/>
-        </w:rPr>
-        <w:t xml:space="preserve">               </w:t>
-      </w:r>
-      <w:r>
+          <w:lang w:val="en-GB" w:eastAsia="zh-CN"/>
+        </w:rPr>
+        <w:t xml:space="preserve">                                       </w:t>
+      </w:r>
+      <w:r>
+        <w:rPr>
+          <w:lang w:val="en-GB"/>
+        </w:rPr>
         <w:t>(P1.2)</w:t>
       </w:r>
     </w:p>
@@ -2213,20 +2429,27 @@
         <w:pStyle w:val="text"/>
         <w:widowControl w:val="0"/>
         <w:ind w:firstLineChars="0" w:firstLine="0"/>
+        <w:rPr>
+          <w:lang w:val="en-GB"/>
+        </w:rPr>
       </w:pPr>
       <w:r>
         <w:rPr>
-          <w:rFonts w:hint="eastAsia"/>
-          <w:lang w:eastAsia="zh-CN"/>
+          <w:lang w:val="en-GB" w:eastAsia="zh-CN"/>
         </w:rPr>
         <w:t>w</w:t>
       </w:r>
       <w:r>
+        <w:rPr>
+          <w:lang w:val="en-GB"/>
+        </w:rPr>
         <w:t xml:space="preserve">here </w:t>
       </w:r>
+      <w:proofErr w:type="spellStart"/>
       <w:r>
         <w:rPr>
           <w:i/>
+          <w:lang w:val="en-GB"/>
         </w:rPr>
         <w:t>q</w:t>
       </w:r>
@@ -2234,15 +2457,42 @@
         <w:rPr>
           <w:i/>
           <w:vertAlign w:val="subscript"/>
+          <w:lang w:val="en-GB"/>
         </w:rPr>
         <w:t>n,E</w:t>
       </w:r>
-      <w:r>
-        <w:t xml:space="preserve"> all relate to fluxes out of the system. In order to ensure continuity of water mass we also require that, for each element, the sum of the discharges in and out of the element is zero, ie </w:t>
+      <w:proofErr w:type="spellEnd"/>
+      <w:r>
+        <w:rPr>
+          <w:lang w:val="en-GB"/>
+        </w:rPr>
+        <w:t xml:space="preserve"> all relate to fluxes out of the system. In order to ensure continuity of water mass we also require that, </w:t>
+      </w:r>
+      <w:r>
+        <w:rPr>
+          <w:lang w:val="en-GB"/>
+        </w:rPr>
+        <w:lastRenderedPageBreak/>
+        <w:t xml:space="preserve">for each element, the sum of the discharges in and out of the element is zero, </w:t>
+      </w:r>
+      <w:proofErr w:type="spellStart"/>
+      <w:r>
+        <w:rPr>
+          <w:lang w:val="en-GB"/>
+        </w:rPr>
+        <w:t>ie</w:t>
+      </w:r>
+      <w:proofErr w:type="spellEnd"/>
+      <w:r>
+        <w:rPr>
+          <w:lang w:val="en-GB"/>
+        </w:rPr>
+        <w:t xml:space="preserve"> </w:t>
       </w:r>
       <w:r>
         <w:rPr>
           <w:i/>
+          <w:lang w:val="en-GB"/>
         </w:rPr>
         <w:t>∑q</w:t>
       </w:r>
@@ -2250,24 +2500,22 @@
         <w:rPr>
           <w:i/>
           <w:vertAlign w:val="subscript"/>
+          <w:lang w:val="en-GB"/>
         </w:rPr>
         <w:t>i</w:t>
       </w:r>
       <w:r>
         <w:rPr>
           <w:i/>
+          <w:lang w:val="en-GB"/>
         </w:rPr>
         <w:t xml:space="preserve"> = </w:t>
       </w:r>
       <w:r>
-        <w:t>0</w:t>
-      </w:r>
-      <w:r>
-        <w:t xml:space="preserve">.  However, provision is </w:t>
-      </w:r>
-      <w:r>
-        <w:lastRenderedPageBreak/>
-        <w:t>made for the sediment concentrations associated with these discharges to vary. The basic equations can now be written:</w:t>
+        <w:rPr>
+          <w:lang w:val="en-GB"/>
+        </w:rPr>
+        <w:t>0.  However, provision is made for the sediment concentrations associated with these discharges to vary. The basic equations can now be written:</w:t>
       </w:r>
     </w:p>
     <w:p>
@@ -2289,10 +2537,10 @@
           <w:szCs w:val="20"/>
         </w:rPr>
         <w:object w:dxaOrig="3500" w:dyaOrig="1400" w14:anchorId="2438D355">
-          <v:shape id="_x0000_i1039" type="#_x0000_t75" style="width:174.8pt;height:69.5pt" o:ole="">
-            <v:imagedata r:id="rId35" o:title=""/>
+          <v:shape id="_x0000_i1039" type="#_x0000_t75" style="width:175pt;height:69.5pt" o:ole="">
+            <v:imagedata r:id="rId39" o:title=""/>
           </v:shape>
-          <o:OLEObject Type="Embed" ProgID="Equation.DSMT4" ShapeID="_x0000_i1039" DrawAspect="Content" ObjectID="_1831701201" r:id="rId36"/>
+          <o:OLEObject Type="Embed" ProgID="Equation.DSMT4" ShapeID="_x0000_i1039" DrawAspect="Content" ObjectID="_1837666326" r:id="rId40"/>
         </w:object>
       </w:r>
       <w:r>
@@ -2334,8 +2582,14 @@
         <w:pStyle w:val="text"/>
         <w:widowControl w:val="0"/>
         <w:ind w:firstLine="400"/>
+        <w:rPr>
+          <w:lang w:val="en-GB"/>
+        </w:rPr>
       </w:pPr>
       <w:r>
+        <w:rPr>
+          <w:lang w:val="en-GB"/>
+        </w:rPr>
         <w:t>The basis for calculating the change in volume due to some perturbation is then as follows:</w:t>
       </w:r>
     </w:p>
@@ -2359,10 +2613,10 @@
           <w:szCs w:val="20"/>
         </w:rPr>
         <w:object w:dxaOrig="1939" w:dyaOrig="639" w14:anchorId="331020A6">
-          <v:shape id="_x0000_i1040" type="#_x0000_t75" style="width:96.95pt;height:31.65pt" o:ole="">
-            <v:imagedata r:id="rId37" o:title=""/>
+          <v:shape id="_x0000_i1040" type="#_x0000_t75" style="width:97pt;height:31.5pt" o:ole="">
+            <v:imagedata r:id="rId41" o:title=""/>
           </v:shape>
-          <o:OLEObject Type="Embed" ProgID="Equation.DSMT4" ShapeID="_x0000_i1040" DrawAspect="Content" ObjectID="_1831701202" r:id="rId38"/>
+          <o:OLEObject Type="Embed" ProgID="Equation.DSMT4" ShapeID="_x0000_i1040" DrawAspect="Content" ObjectID="_1837666327" r:id="rId42"/>
         </w:object>
       </w:r>
       <w:r>
@@ -2396,22 +2650,7 @@
           <w:szCs w:val="20"/>
         </w:rPr>
         <w:tab/>
-      </w:r>
-      <w:r>
-        <w:rPr>
-          <w:rFonts w:ascii="Times New Roman" w:hAnsi="Times New Roman" w:cs="Times New Roman" w:hint="eastAsia"/>
-          <w:sz w:val="20"/>
-          <w:szCs w:val="20"/>
-        </w:rPr>
-        <w:t xml:space="preserve">                           </w:t>
-      </w:r>
-      <w:r>
-        <w:rPr>
-          <w:rFonts w:ascii="Times New Roman" w:hAnsi="Times New Roman" w:cs="Times New Roman"/>
-          <w:sz w:val="20"/>
-          <w:szCs w:val="20"/>
-        </w:rPr>
-        <w:t>(P1.4)</w:t>
+        <w:t xml:space="preserve">                           (P1.4)</w:t>
       </w:r>
     </w:p>
     <w:p>
@@ -2425,14 +2664,16 @@
           <w:szCs w:val="20"/>
         </w:rPr>
       </w:pPr>
-      <w:r>
-        <w:rPr>
-          <w:rFonts w:ascii="Times New Roman" w:hAnsi="Times New Roman" w:cs="Times New Roman" w:hint="eastAsia"/>
+      <w:proofErr w:type="gramStart"/>
+      <w:r>
+        <w:rPr>
+          <w:rFonts w:ascii="Times New Roman" w:hAnsi="Times New Roman" w:cs="Times New Roman"/>
           <w:sz w:val="20"/>
           <w:szCs w:val="20"/>
         </w:rPr>
         <w:t>where</w:t>
       </w:r>
+      <w:proofErr w:type="gramEnd"/>
     </w:p>
     <w:p>
       <w:pPr>
@@ -2440,18 +2681,19 @@
         <w:widowControl w:val="0"/>
         <w:ind w:firstLineChars="992" w:firstLine="1984"/>
         <w:rPr>
-          <w:lang w:eastAsia="zh-CN"/>
+          <w:lang w:val="en-GB" w:eastAsia="zh-CN"/>
         </w:rPr>
       </w:pPr>
       <w:r>
         <w:rPr>
           <w:position w:val="-32"/>
+          <w:lang w:val="en-GB"/>
         </w:rPr>
         <w:object w:dxaOrig="3519" w:dyaOrig="740" w14:anchorId="0CC13FB3">
-          <v:shape id="_x0000_i1041" type="#_x0000_t75" style="width:175.2pt;height:36.6pt" o:ole="">
-            <v:imagedata r:id="rId39" o:title=""/>
+          <v:shape id="_x0000_i1041" type="#_x0000_t75" style="width:175pt;height:36.5pt" o:ole="">
+            <v:imagedata r:id="rId43" o:title=""/>
           </v:shape>
-          <o:OLEObject Type="Embed" ProgID="Equation.DSMT4" ShapeID="_x0000_i1041" DrawAspect="Content" ObjectID="_1831701203" r:id="rId40"/>
+          <o:OLEObject Type="Embed" ProgID="Equation.DSMT4" ShapeID="_x0000_i1041" DrawAspect="Content" ObjectID="_1837666328" r:id="rId44"/>
         </w:object>
       </w:r>
     </w:p>
@@ -2460,102 +2702,125 @@
         <w:pStyle w:val="text"/>
         <w:widowControl w:val="0"/>
         <w:ind w:firstLine="400"/>
+        <w:rPr>
+          <w:lang w:val="en-GB"/>
+        </w:rPr>
       </w:pPr>
       <w:r>
+        <w:rPr>
+          <w:lang w:val="en-GB"/>
+        </w:rPr>
         <w:t xml:space="preserve">The term </w:t>
       </w:r>
       <w:r>
         <w:rPr>
           <w:position w:val="-10"/>
+          <w:lang w:val="en-GB"/>
         </w:rPr>
         <w:object w:dxaOrig="360" w:dyaOrig="300" w14:anchorId="6CB55CC3">
-          <v:shape id="_x0000_i1042" type="#_x0000_t75" style="width:18.75pt;height:15.8pt" o:ole="">
-            <v:imagedata r:id="rId41" o:title=""/>
+          <v:shape id="_x0000_i1042" type="#_x0000_t75" style="width:19pt;height:16pt" o:ole="">
+            <v:imagedata r:id="rId45" o:title=""/>
           </v:shape>
-          <o:OLEObject Type="Embed" ProgID="Equation.DSMT4" ShapeID="_x0000_i1042" DrawAspect="Content" ObjectID="_1831701204" r:id="rId42"/>
+          <o:OLEObject Type="Embed" ProgID="Equation.DSMT4" ShapeID="_x0000_i1042" DrawAspect="Content" ObjectID="_1837666329" r:id="rId46"/>
         </w:object>
       </w:r>
       <w:r>
+        <w:rPr>
+          <w:lang w:val="en-GB"/>
+        </w:rPr>
         <w:t xml:space="preserve"> refers to any other changes in volume, introduced at any given time, within each element, eg due to reclamation or dredging. The change determined by </w:t>
       </w:r>
       <w:r>
         <w:rPr>
-          <w:rFonts w:hint="eastAsia"/>
-          <w:lang w:eastAsia="zh-CN"/>
+          <w:lang w:val="en-GB" w:eastAsia="zh-CN"/>
         </w:rPr>
         <w:t>Eq.</w:t>
       </w:r>
       <w:r>
+        <w:rPr>
+          <w:lang w:val="en-GB"/>
+        </w:rPr>
         <w:t xml:space="preserve"> (</w:t>
       </w:r>
       <w:r>
+        <w:rPr>
+          <w:lang w:val="en-GB"/>
+        </w:rPr>
         <w:t>P1</w:t>
       </w:r>
       <w:r>
+        <w:rPr>
+          <w:lang w:val="en-GB"/>
+        </w:rPr>
         <w:t xml:space="preserve">.4) is the morphological adjustment relative to the initial volume and so does not include changes in water levels and tidal range but the volumes used in defining </w:t>
       </w:r>
       <w:r>
         <w:rPr>
           <w:position w:val="-14"/>
+          <w:lang w:val="en-GB"/>
         </w:rPr>
         <w:object w:dxaOrig="180" w:dyaOrig="340" w14:anchorId="04B4A186">
-          <v:shape id="_x0000_i1043" type="#_x0000_t75" style="width:10.8pt;height:17.5pt" o:ole="">
-            <v:imagedata r:id="rId43" o:title=""/>
+          <v:shape id="_x0000_i1043" type="#_x0000_t75" style="width:11pt;height:17.5pt" o:ole="">
+            <v:imagedata r:id="rId47" o:title=""/>
           </v:shape>
-          <o:OLEObject Type="Embed" ProgID="Equation.DSMT4" ShapeID="_x0000_i1043" DrawAspect="Content" ObjectID="_1831701205" r:id="rId44"/>
+          <o:OLEObject Type="Embed" ProgID="Equation.DSMT4" ShapeID="_x0000_i1043" DrawAspect="Content" ObjectID="_1837666330" r:id="rId48"/>
         </w:object>
       </w:r>
       <w:r>
-        <w:t xml:space="preserve"> are based on the total water volume of the element a</w:t>
-      </w:r>
-      <w:r>
-        <w:t>t any given time interval. As</w:t>
-      </w:r>
-      <w:r>
-        <w:t xml:space="preserve"> explained in the main text, these are referred to as </w:t>
-      </w:r>
+        <w:rPr>
+          <w:lang w:val="en-GB"/>
+        </w:rPr>
+        <w:t xml:space="preserve"> are based on the total water volume of the element at any given time interval. As explained in the main text, these are referred to as </w:t>
+      </w:r>
+      <w:proofErr w:type="spellStart"/>
       <w:r>
         <w:rPr>
           <w:i/>
+          <w:lang w:val="en-GB"/>
         </w:rPr>
         <w:t>V</w:t>
       </w:r>
       <w:r>
         <w:rPr>
           <w:vertAlign w:val="subscript"/>
+          <w:lang w:val="en-GB"/>
         </w:rPr>
         <w:t>f</w:t>
       </w:r>
-      <w:r>
+      <w:proofErr w:type="spellEnd"/>
+      <w:r>
+        <w:rPr>
+          <w:lang w:val="en-GB"/>
+        </w:rPr>
         <w:t xml:space="preserve"> and </w:t>
       </w:r>
+      <w:proofErr w:type="spellStart"/>
       <w:r>
         <w:rPr>
           <w:i/>
+          <w:lang w:val="en-GB"/>
         </w:rPr>
         <w:t>V</w:t>
       </w:r>
       <w:r>
         <w:rPr>
           <w:vertAlign w:val="subscript"/>
+          <w:lang w:val="en-GB"/>
         </w:rPr>
         <w:t>m</w:t>
       </w:r>
-      <w:r>
-        <w:rPr>
-          <w:rFonts w:hint="eastAsia"/>
-          <w:lang w:eastAsia="zh-CN"/>
+      <w:proofErr w:type="spellEnd"/>
+      <w:r>
+        <w:rPr>
+          <w:lang w:val="en-GB" w:eastAsia="zh-CN"/>
         </w:rPr>
         <w:t>,</w:t>
       </w:r>
       <w:r>
-        <w:t xml:space="preserve"> </w:t>
-      </w:r>
-      <w:r>
-        <w:t xml:space="preserve">respectively. </w:t>
-      </w:r>
-      <w:r>
-        <w:t>When using the ratio of element volume to tidal prism as the basis for equilibrium, the equilibrium, fixed and moving volumes are given by:</w:t>
+        <w:rPr>
+          <w:lang w:val="en-GB"/>
+        </w:rPr>
+        <w:t xml:space="preserve"> respectively. When using the ratio of element volume to tidal prism as the basis for equilibrium, the equilibrium, fixed and moving volumes are given by:</w:t>
       </w:r>
     </w:p>
     <w:p>
@@ -2577,10 +2842,10 @@
           <w:szCs w:val="20"/>
         </w:rPr>
         <w:object w:dxaOrig="2420" w:dyaOrig="1700" w14:anchorId="20A54EC0">
-          <v:shape id="_x0000_i1044" type="#_x0000_t75" style="width:120.7pt;height:84.5pt" o:ole="">
-            <v:imagedata r:id="rId45" o:title=""/>
+          <v:shape id="_x0000_i1044" type="#_x0000_t75" style="width:121pt;height:84.5pt" o:ole="">
+            <v:imagedata r:id="rId49" o:title=""/>
           </v:shape>
-          <o:OLEObject Type="Embed" ProgID="Equation.DSMT4" ShapeID="_x0000_i1044" DrawAspect="Content" ObjectID="_1831701206" r:id="rId46"/>
+          <o:OLEObject Type="Embed" ProgID="Equation.DSMT4" ShapeID="_x0000_i1044" DrawAspect="Content" ObjectID="_1837666331" r:id="rId50"/>
         </w:object>
       </w:r>
       <w:r>
@@ -2630,128 +2895,178 @@
         <w:pStyle w:val="text"/>
         <w:widowControl w:val="0"/>
         <w:ind w:firstLine="400"/>
+        <w:rPr>
+          <w:lang w:val="en-GB"/>
+        </w:rPr>
       </w:pPr>
       <w:r>
+        <w:rPr>
+          <w:lang w:val="en-GB"/>
+        </w:rPr>
         <w:t xml:space="preserve">Stability requires the numerical propagation to be faster than the physical speed of propagation of any given property. In terms of advection this requires that the volume cannot infill in a single time step, so that </w:t>
       </w:r>
       <w:r>
         <w:rPr>
           <w:i/>
+          <w:lang w:val="en-GB"/>
         </w:rPr>
         <w:t>q</w:t>
       </w:r>
       <w:r>
         <w:rPr>
           <w:i/>
+          <w:lang w:val="en-GB"/>
         </w:rPr>
         <w:sym w:font="Symbol" w:char="F0D7"/>
       </w:r>
       <w:r>
         <w:rPr>
           <w:i/>
+          <w:lang w:val="en-GB"/>
         </w:rPr>
         <w:t>c</w:t>
       </w:r>
       <w:r>
         <w:rPr>
           <w:i/>
+          <w:lang w:val="en-GB"/>
         </w:rPr>
         <w:sym w:font="Symbol" w:char="F0D7"/>
       </w:r>
       <w:r>
+        <w:rPr>
+          <w:lang w:val="en-GB"/>
+        </w:rPr>
         <w:t>d</w:t>
       </w:r>
       <w:r>
         <w:rPr>
           <w:i/>
+          <w:lang w:val="en-GB"/>
         </w:rPr>
         <w:t>t</w:t>
       </w:r>
       <w:r>
+        <w:rPr>
+          <w:lang w:val="en-GB"/>
+        </w:rPr>
         <w:t>/</w:t>
       </w:r>
       <w:r>
         <w:rPr>
           <w:i/>
+          <w:lang w:val="en-GB"/>
         </w:rPr>
         <w:t>V</w:t>
       </w:r>
       <w:r>
-        <w:t xml:space="preserve"> ≤ 1. </w:t>
-      </w:r>
-      <w:r>
-        <w:t xml:space="preserve">A similar requirement can be imposed for dispersion, with a dispersion coefficient </w:t>
+        <w:rPr>
+          <w:lang w:val="en-GB"/>
+        </w:rPr>
+        <w:t xml:space="preserve"> ≤ 1. A similar requirement can be imposed for dispersion, with a dispersion coefficient </w:t>
       </w:r>
       <w:r>
         <w:rPr>
           <w:i/>
+          <w:lang w:val="en-GB"/>
         </w:rPr>
         <w:t>K</w:t>
       </w:r>
       <w:r>
+        <w:rPr>
+          <w:lang w:val="en-GB"/>
+        </w:rPr>
         <w:t xml:space="preserve">: </w:t>
       </w:r>
       <w:r>
         <w:rPr>
           <w:i/>
+          <w:lang w:val="en-GB"/>
         </w:rPr>
         <w:t>K</w:t>
       </w:r>
       <w:r>
+        <w:rPr>
+          <w:lang w:val="en-GB"/>
+        </w:rPr>
         <w:sym w:font="Symbol" w:char="F0D7"/>
       </w:r>
       <w:r>
+        <w:rPr>
+          <w:lang w:val="en-GB"/>
+        </w:rPr>
         <w:t>d</w:t>
       </w:r>
       <w:r>
         <w:rPr>
           <w:i/>
+          <w:lang w:val="en-GB"/>
         </w:rPr>
         <w:t>t</w:t>
       </w:r>
       <w:r>
+        <w:rPr>
+          <w:lang w:val="en-GB"/>
+        </w:rPr>
         <w:t>/(2</w:t>
       </w:r>
       <w:r>
         <w:rPr>
           <w:i/>
+          <w:lang w:val="en-GB"/>
         </w:rPr>
         <w:t>X</w:t>
       </w:r>
       <w:r>
         <w:rPr>
           <w:vertAlign w:val="superscript"/>
+          <w:lang w:val="en-GB"/>
         </w:rPr>
         <w:t>2</w:t>
       </w:r>
       <w:r>
+        <w:rPr>
+          <w:lang w:val="en-GB"/>
+        </w:rPr>
         <w:t>)</w:t>
       </w:r>
       <w:r>
         <w:rPr>
           <w:vertAlign w:val="superscript"/>
+          <w:lang w:val="en-GB"/>
         </w:rPr>
         <w:t xml:space="preserve"> </w:t>
       </w:r>
       <w:r>
+        <w:rPr>
+          <w:lang w:val="en-GB"/>
+        </w:rPr>
         <w:t>≤</w:t>
       </w:r>
       <w:r>
         <w:rPr>
           <w:vertAlign w:val="subscript"/>
+          <w:lang w:val="en-GB"/>
         </w:rPr>
         <w:t xml:space="preserve"> </w:t>
       </w:r>
       <w:r>
+        <w:rPr>
+          <w:lang w:val="en-GB"/>
+        </w:rPr>
         <w:t xml:space="preserve">1, where </w:t>
       </w:r>
       <w:r>
         <w:rPr>
           <w:i/>
+          <w:lang w:val="en-GB"/>
         </w:rPr>
         <w:t>X</w:t>
       </w:r>
       <w:r>
+        <w:rPr>
+          <w:lang w:val="en-GB"/>
+        </w:rPr>
         <w:t xml:space="preserve"> is some appropriate excursion length.</w:t>
       </w:r>
       <w:r>
@@ -2759,44 +3074,56 @@
           <w:rFonts w:eastAsia="Times New Roman"/>
           <w:sz w:val="24"/>
           <w:szCs w:val="24"/>
-          <w:lang w:eastAsia="en-GB"/>
+          <w:lang w:val="en-GB" w:eastAsia="en-GB"/>
         </w:rPr>
         <w:t xml:space="preserve"> </w:t>
       </w:r>
       <w:r>
+        <w:rPr>
+          <w:lang w:val="en-GB"/>
+        </w:rPr>
         <w:t xml:space="preserve">In ASMITA we are essentially dealing with horizontal fluxes </w:t>
       </w:r>
       <w:r>
         <w:rPr>
           <w:b/>
           <w:i/>
+          <w:lang w:val="en-GB"/>
         </w:rPr>
         <w:t>Q</w:t>
       </w:r>
       <w:r>
+        <w:rPr>
+          <w:lang w:val="en-GB"/>
+        </w:rPr>
         <w:t xml:space="preserve"> and </w:t>
       </w:r>
       <w:r>
         <w:rPr>
           <w:b/>
           <w:i/>
+          <w:lang w:val="en-GB"/>
         </w:rPr>
         <w:t>D</w:t>
       </w:r>
       <w:r>
+        <w:rPr>
+          <w:lang w:val="en-GB"/>
+        </w:rPr>
         <w:t xml:space="preserve"> (both m</w:t>
       </w:r>
       <w:r>
         <w:rPr>
           <w:vertAlign w:val="superscript"/>
+          <w:lang w:val="en-GB"/>
         </w:rPr>
         <w:t>3</w:t>
       </w:r>
       <w:r>
-        <w:t xml:space="preserve">/s). </w:t>
-      </w:r>
-      <w:r>
-        <w:t>We can therefore write the stability criteria as:</w:t>
+        <w:rPr>
+          <w:lang w:val="en-GB"/>
+        </w:rPr>
+        <w:t>/s). We can therefore write the stability criteria as:</w:t>
       </w:r>
     </w:p>
     <w:p>
@@ -2818,15 +3145,15 @@
           <w:szCs w:val="20"/>
         </w:rPr>
         <w:object w:dxaOrig="1840" w:dyaOrig="620" w14:anchorId="00CAD0A7">
-          <v:shape id="_x0000_i1045" type="#_x0000_t75" style="width:91.55pt;height:32.05pt" o:ole="">
-            <v:imagedata r:id="rId47" o:title=""/>
+          <v:shape id="_x0000_i1045" type="#_x0000_t75" style="width:91.5pt;height:32pt" o:ole="">
+            <v:imagedata r:id="rId51" o:title=""/>
           </v:shape>
-          <o:OLEObject Type="Embed" ProgID="Equation.DSMT4" ShapeID="_x0000_i1045" DrawAspect="Content" ObjectID="_1831701207" r:id="rId48"/>
+          <o:OLEObject Type="Embed" ProgID="Equation.DSMT4" ShapeID="_x0000_i1045" DrawAspect="Content" ObjectID="_1837666332" r:id="rId52"/>
         </w:object>
       </w:r>
       <w:r>
         <w:rPr>
-          <w:rFonts w:ascii="Times New Roman" w:hAnsi="Times New Roman" w:cs="Times New Roman" w:hint="eastAsia"/>
+          <w:rFonts w:ascii="Times New Roman" w:hAnsi="Times New Roman" w:cs="Times New Roman"/>
           <w:sz w:val="20"/>
           <w:szCs w:val="20"/>
         </w:rPr>
@@ -2900,57 +3227,75 @@
         <w:pStyle w:val="text"/>
         <w:widowControl w:val="0"/>
         <w:ind w:firstLine="400"/>
+        <w:rPr>
+          <w:lang w:val="en-GB"/>
+        </w:rPr>
       </w:pPr>
       <w:r>
+        <w:rPr>
+          <w:lang w:val="en-GB"/>
+        </w:rPr>
         <w:t>If an advective flow, such as a river flow, is included, this implies a perturbation to the system unless accounted for in the rate of change equations, such as Eq</w:t>
       </w:r>
       <w:r>
         <w:rPr>
-          <w:rFonts w:hint="eastAsia"/>
-          <w:lang w:eastAsia="zh-CN"/>
+          <w:lang w:val="en-GB" w:eastAsia="zh-CN"/>
         </w:rPr>
         <w:t>.</w:t>
       </w:r>
       <w:r>
+        <w:rPr>
+          <w:lang w:val="en-GB"/>
+        </w:rPr>
         <w:t xml:space="preserve"> (P1.3). This is addressed by taking account of the additional inputs, on the assumption that these are intrinsic to the state of equilibrium represented by the initial state of the system being modelled. To account for this, the equilibrium volume and area are corrected using the arguments that lead to </w:t>
       </w:r>
       <w:r>
         <w:rPr>
-          <w:rFonts w:hint="eastAsia"/>
-          <w:lang w:eastAsia="zh-CN"/>
+          <w:lang w:val="en-GB" w:eastAsia="zh-CN"/>
         </w:rPr>
         <w:t>Eq</w:t>
       </w:r>
       <w:r>
+        <w:rPr>
+          <w:lang w:val="en-GB"/>
+        </w:rPr>
         <w:t>s</w:t>
       </w:r>
       <w:r>
         <w:rPr>
-          <w:rFonts w:hint="eastAsia"/>
-          <w:lang w:eastAsia="zh-CN"/>
+          <w:lang w:val="en-GB" w:eastAsia="zh-CN"/>
         </w:rPr>
         <w:t>.</w:t>
       </w:r>
       <w:r>
+        <w:rPr>
+          <w:lang w:val="en-GB"/>
+        </w:rPr>
         <w:t xml:space="preserve"> (32</w:t>
       </w:r>
       <w:r>
         <w:rPr>
-          <w:rFonts w:hint="eastAsia"/>
-          <w:lang w:eastAsia="zh-CN"/>
+          <w:lang w:val="en-GB" w:eastAsia="zh-CN"/>
         </w:rPr>
         <w:t>) and (</w:t>
       </w:r>
       <w:r>
+        <w:rPr>
+          <w:lang w:val="en-GB"/>
+        </w:rPr>
         <w:t xml:space="preserve">33) for a single element. In matrix form this adjustment, </w:t>
       </w:r>
       <w:r>
         <w:rPr>
           <w:i/>
+          <w:lang w:val="en-GB"/>
         </w:rPr>
         <w:t>α</w:t>
       </w:r>
       <w:r>
+        <w:rPr>
+          <w:lang w:val="en-GB"/>
+        </w:rPr>
         <w:t>, can be obtained from the initial conditions, as follows:</w:t>
       </w:r>
     </w:p>
@@ -2974,15 +3319,15 @@
           <w:szCs w:val="20"/>
         </w:rPr>
         <w:object w:dxaOrig="3580" w:dyaOrig="420" w14:anchorId="7FB35348">
-          <v:shape id="_x0000_i1046" type="#_x0000_t75" style="width:180.2pt;height:20.8pt" o:ole="">
-            <v:imagedata r:id="rId49" o:title=""/>
+          <v:shape id="_x0000_i1046" type="#_x0000_t75" style="width:180.5pt;height:21pt" o:ole="">
+            <v:imagedata r:id="rId53" o:title=""/>
           </v:shape>
-          <o:OLEObject Type="Embed" ProgID="Equation.DSMT4" ShapeID="_x0000_i1046" DrawAspect="Content" ObjectID="_1831701208" r:id="rId50"/>
+          <o:OLEObject Type="Embed" ProgID="Equation.DSMT4" ShapeID="_x0000_i1046" DrawAspect="Content" ObjectID="_1837666333" r:id="rId54"/>
         </w:object>
       </w:r>
       <w:r>
         <w:rPr>
-          <w:rFonts w:ascii="Times New Roman" w:hAnsi="Times New Roman" w:cs="Times New Roman" w:hint="eastAsia"/>
+          <w:rFonts w:ascii="Times New Roman" w:hAnsi="Times New Roman" w:cs="Times New Roman"/>
           <w:sz w:val="20"/>
           <w:szCs w:val="20"/>
         </w:rPr>
@@ -3035,26 +3380,7 @@
           <w:sz w:val="32"/>
           <w:szCs w:val="32"/>
         </w:rPr>
-        <w:lastRenderedPageBreak/>
-        <w:t xml:space="preserve">Part </w:t>
-      </w:r>
-      <w:r>
-        <w:rPr>
-          <w:rFonts w:asciiTheme="majorHAnsi" w:eastAsiaTheme="majorEastAsia" w:hAnsiTheme="majorHAnsi" w:cstheme="majorBidi"/>
-          <w:color w:val="0F4A7F" w:themeColor="text1"/>
-          <w:sz w:val="32"/>
-          <w:szCs w:val="32"/>
-        </w:rPr>
-        <w:t>2 –</w:t>
-      </w:r>
-      <w:r>
-        <w:rPr>
-          <w:rFonts w:asciiTheme="majorHAnsi" w:eastAsiaTheme="majorEastAsia" w:hAnsiTheme="majorHAnsi" w:cstheme="majorBidi"/>
-          <w:color w:val="0F4A7F" w:themeColor="text1"/>
-          <w:sz w:val="32"/>
-          <w:szCs w:val="32"/>
-        </w:rPr>
-        <w:t xml:space="preserve"> Appendix</w:t>
+        <w:t>Part 2 – Appendix</w:t>
       </w:r>
     </w:p>
     <w:p>
@@ -3062,17 +3388,41 @@
         <w:pStyle w:val="text"/>
         <w:widowControl w:val="0"/>
         <w:ind w:firstLine="400"/>
+        <w:rPr>
+          <w:lang w:val="en-GB"/>
+        </w:rPr>
       </w:pPr>
       <w:r>
-        <w:t xml:space="preserve">The equations presented for the single element model can be conveniently written in matrix form to represent a multi-element model.  Here we follow the naming convention of Kragtwijk </w:t>
+        <w:rPr>
+          <w:lang w:val="en-GB"/>
+        </w:rPr>
+        <w:t xml:space="preserve">The equations presented for the single element model can be conveniently written in matrix form to represent a multi-element model.  Here we follow the naming convention of </w:t>
+      </w:r>
+      <w:proofErr w:type="spellStart"/>
+      <w:r>
+        <w:rPr>
+          <w:lang w:val="en-GB"/>
+        </w:rPr>
+        <w:t>Kragtwijk</w:t>
+      </w:r>
+      <w:proofErr w:type="spellEnd"/>
+      <w:r>
+        <w:rPr>
+          <w:lang w:val="en-GB"/>
+        </w:rPr>
+        <w:t xml:space="preserve"> </w:t>
       </w:r>
       <w:r>
         <w:rPr>
           <w:i/>
+          <w:lang w:val="en-GB"/>
         </w:rPr>
         <w:t xml:space="preserve">et al. </w:t>
       </w:r>
       <w:r>
+        <w:rPr>
+          <w:lang w:val="en-GB"/>
+        </w:rPr>
         <w:t>(2004) for volumes, as detailed in Part 1, and add some additional terms to make the model more general with respect to dispersion, advection and the sources of perturbations in the volume.</w:t>
       </w:r>
     </w:p>
@@ -3082,42 +3432,27 @@
         <w:widowControl w:val="0"/>
         <w:ind w:firstLine="400"/>
         <w:rPr>
-          <w:lang w:eastAsia="zh-CN"/>
+          <w:lang w:val="en-GB" w:eastAsia="zh-CN"/>
         </w:rPr>
       </w:pPr>
       <w:r>
+        <w:rPr>
+          <w:lang w:val="en-GB"/>
+        </w:rPr>
         <w:t xml:space="preserve">For a multi-element model, the variables used in this </w:t>
       </w:r>
       <w:r>
         <w:rPr>
-          <w:rFonts w:hint="eastAsia"/>
-          <w:lang w:eastAsia="zh-CN"/>
+          <w:lang w:val="en-GB" w:eastAsia="zh-CN"/>
         </w:rPr>
         <w:t>A</w:t>
       </w:r>
       <w:r>
+        <w:rPr>
+          <w:lang w:val="en-GB"/>
+        </w:rPr>
         <w:t>ppendix are defined as either vectors or matrices, as follows:</w:t>
       </w:r>
-    </w:p>
-    <w:p>
-      <w:pPr>
-        <w:pStyle w:val="text"/>
-        <w:widowControl w:val="0"/>
-        <w:ind w:firstLine="400"/>
-        <w:rPr>
-          <w:lang w:eastAsia="zh-CN"/>
-        </w:rPr>
-      </w:pPr>
-    </w:p>
-    <w:p>
-      <w:pPr>
-        <w:pStyle w:val="text"/>
-        <w:widowControl w:val="0"/>
-        <w:ind w:firstLine="400"/>
-        <w:rPr>
-          <w:lang w:eastAsia="zh-CN"/>
-        </w:rPr>
-      </w:pPr>
     </w:p>
     <w:tbl>
       <w:tblPr>
@@ -3126,15 +3461,16 @@
         <w:tblLook w:val="0000" w:firstRow="0" w:lastRow="0" w:firstColumn="0" w:lastColumn="0" w:noHBand="0" w:noVBand="0"/>
       </w:tblPr>
       <w:tblGrid>
-        <w:gridCol w:w="448"/>
-        <w:gridCol w:w="3681"/>
-        <w:gridCol w:w="494"/>
-        <w:gridCol w:w="3666"/>
+        <w:gridCol w:w="511"/>
+        <w:gridCol w:w="3673"/>
+        <w:gridCol w:w="528"/>
+        <w:gridCol w:w="3659"/>
       </w:tblGrid>
       <w:tr>
         <w:tc>
           <w:tcPr>
-            <w:tcW w:w="0" w:type="auto"/>
+            <w:tcW w:w="8371" w:type="dxa"/>
+            <w:gridSpan w:val="4"/>
             <w:tcMar>
               <w:left w:w="57" w:type="dxa"/>
               <w:right w:w="57" w:type="dxa"/>
@@ -3146,7 +3482,7 @@
               <w:widowControl w:val="0"/>
               <w:snapToGrid w:val="0"/>
               <w:spacing w:after="0" w:line="240" w:lineRule="auto"/>
-              <w:jc w:val="center"/>
+              <w:ind w:leftChars="104" w:left="229"/>
               <w:rPr>
                 <w:rFonts w:ascii="Times New Roman" w:eastAsia="Times New Roman" w:hAnsi="Times New Roman" w:cs="Times New Roman"/>
                 <w:sz w:val="20"/>
@@ -3157,238 +3493,11 @@
             <w:r>
               <w:rPr>
                 <w:rFonts w:ascii="Times New Roman" w:eastAsia="Times New Roman" w:hAnsi="Times New Roman" w:cs="Times New Roman"/>
-                <w:position w:val="-10"/>
-                <w:sz w:val="20"/>
-                <w:szCs w:val="20"/>
-                <w:lang w:eastAsia="en-US"/>
-              </w:rPr>
-              <w:object w:dxaOrig="220" w:dyaOrig="300" w14:anchorId="1BEB4A0B">
-                <v:shape id="_x0000_i1047" type="#_x0000_t75" style="width:11.25pt;height:15.8pt" o:ole="">
-                  <v:imagedata r:id="rId51" o:title=""/>
-                </v:shape>
-                <o:OLEObject Type="Embed" ProgID="Equation.DSMT4" ShapeID="_x0000_i1047" DrawAspect="Content" ObjectID="_1831701209" r:id="rId52"/>
-              </w:object>
-            </w:r>
-          </w:p>
-        </w:tc>
-        <w:tc>
-          <w:tcPr>
-            <w:tcW w:w="3681" w:type="dxa"/>
-            <w:tcMar>
-              <w:left w:w="57" w:type="dxa"/>
-              <w:right w:w="57" w:type="dxa"/>
-            </w:tcMar>
-            <w:vAlign w:val="center"/>
-          </w:tcPr>
-          <w:p>
-            <w:pPr>
-              <w:widowControl w:val="0"/>
-              <w:snapToGrid w:val="0"/>
-              <w:spacing w:after="0" w:line="240" w:lineRule="auto"/>
-              <w:rPr>
-                <w:rFonts w:ascii="Times New Roman" w:eastAsia="Times New Roman" w:hAnsi="Times New Roman" w:cs="Times New Roman"/>
-                <w:sz w:val="20"/>
-                <w:szCs w:val="20"/>
-                <w:lang w:eastAsia="en-US"/>
-              </w:rPr>
-            </w:pPr>
-            <w:r>
-              <w:rPr>
-                <w:rFonts w:ascii="Times New Roman" w:hAnsi="Times New Roman" w:cs="Times New Roman" w:hint="eastAsia"/>
-                <w:sz w:val="20"/>
-                <w:szCs w:val="20"/>
-              </w:rPr>
-              <w:t>E</w:t>
-            </w:r>
-            <w:r>
-              <w:rPr>
-                <w:rFonts w:ascii="Times New Roman" w:eastAsia="Times New Roman" w:hAnsi="Times New Roman" w:cs="Times New Roman"/>
-                <w:sz w:val="20"/>
-                <w:szCs w:val="20"/>
-                <w:lang w:eastAsia="en-US"/>
-              </w:rPr>
-              <w:t>lement volumes</w:t>
-            </w:r>
-          </w:p>
-        </w:tc>
-        <w:tc>
-          <w:tcPr>
-            <w:tcW w:w="494" w:type="dxa"/>
-            <w:tcMar>
-              <w:left w:w="57" w:type="dxa"/>
-              <w:right w:w="57" w:type="dxa"/>
-            </w:tcMar>
-            <w:vAlign w:val="center"/>
-          </w:tcPr>
-          <w:p>
-            <w:pPr>
-              <w:widowControl w:val="0"/>
-              <w:snapToGrid w:val="0"/>
-              <w:spacing w:after="0" w:line="240" w:lineRule="auto"/>
-              <w:jc w:val="center"/>
-              <w:rPr>
-                <w:rFonts w:ascii="Times New Roman" w:eastAsia="Times New Roman" w:hAnsi="Times New Roman" w:cs="Times New Roman"/>
-                <w:sz w:val="20"/>
-                <w:szCs w:val="20"/>
-                <w:lang w:eastAsia="en-US"/>
-              </w:rPr>
-            </w:pPr>
-            <w:r>
-              <w:rPr>
-                <w:rFonts w:ascii="Times New Roman" w:eastAsia="Times New Roman" w:hAnsi="Times New Roman" w:cs="Times New Roman"/>
-                <w:position w:val="-14"/>
-                <w:sz w:val="20"/>
-                <w:szCs w:val="20"/>
-                <w:lang w:eastAsia="en-US"/>
-              </w:rPr>
-              <w:object w:dxaOrig="180" w:dyaOrig="340" w14:anchorId="2C8453AD">
-                <v:shape id="_x0000_i1048" type="#_x0000_t75" style="width:9.55pt;height:17.9pt" o:ole="">
-                  <v:imagedata r:id="rId53" o:title=""/>
-                </v:shape>
-                <o:OLEObject Type="Embed" ProgID="Equation.DSMT4" ShapeID="_x0000_i1048" DrawAspect="Content" ObjectID="_1831701210" r:id="rId54"/>
-              </w:object>
-            </w:r>
-          </w:p>
-        </w:tc>
-        <w:tc>
-          <w:tcPr>
-            <w:tcW w:w="3666" w:type="dxa"/>
-            <w:tcMar>
-              <w:left w:w="57" w:type="dxa"/>
-              <w:right w:w="57" w:type="dxa"/>
-            </w:tcMar>
-            <w:vAlign w:val="center"/>
-          </w:tcPr>
-          <w:p>
-            <w:pPr>
-              <w:widowControl w:val="0"/>
-              <w:snapToGrid w:val="0"/>
-              <w:spacing w:after="0" w:line="240" w:lineRule="auto"/>
-              <w:rPr>
-                <w:rFonts w:ascii="Times New Roman" w:eastAsia="Times New Roman" w:hAnsi="Times New Roman" w:cs="Times New Roman"/>
-                <w:sz w:val="20"/>
-                <w:szCs w:val="20"/>
-                <w:lang w:val="fr-FR" w:eastAsia="en-US"/>
-              </w:rPr>
-            </w:pPr>
-            <w:r>
-              <w:rPr>
-                <w:rFonts w:ascii="Times New Roman" w:hAnsi="Times New Roman" w:cs="Times New Roman" w:hint="eastAsia"/>
-                <w:sz w:val="20"/>
-                <w:szCs w:val="20"/>
-                <w:lang w:val="fr-FR"/>
-              </w:rPr>
-              <w:t>V</w:t>
-            </w:r>
-            <w:r>
-              <w:rPr>
-                <w:rFonts w:ascii="Times New Roman" w:eastAsia="Times New Roman" w:hAnsi="Times New Roman" w:cs="Times New Roman"/>
-                <w:sz w:val="20"/>
-                <w:szCs w:val="20"/>
-                <w:lang w:val="fr-FR" w:eastAsia="en-US"/>
-              </w:rPr>
-              <w:t xml:space="preserve">olume ratios </w:t>
-            </w:r>
-            <w:r>
-              <w:rPr>
-                <w:rFonts w:ascii="Times New Roman" w:eastAsia="Times New Roman" w:hAnsi="Times New Roman" w:cs="Times New Roman"/>
-                <w:iCs/>
-                <w:sz w:val="20"/>
-                <w:szCs w:val="20"/>
-                <w:lang w:val="fr-FR" w:eastAsia="en-US"/>
-              </w:rPr>
-              <w:t>(</w:t>
-            </w:r>
-            <w:r>
-              <w:rPr>
-                <w:rFonts w:ascii="Times New Roman" w:eastAsia="Times New Roman" w:hAnsi="Times New Roman" w:cs="Times New Roman"/>
-                <w:i/>
-                <w:iCs/>
-                <w:sz w:val="20"/>
-                <w:szCs w:val="20"/>
-                <w:lang w:val="fr-FR" w:eastAsia="en-US"/>
-              </w:rPr>
-              <w:t>V</w:t>
-            </w:r>
-            <w:r>
-              <w:rPr>
-                <w:rFonts w:ascii="Times New Roman" w:eastAsia="Times New Roman" w:hAnsi="Times New Roman" w:cs="Times New Roman"/>
-                <w:i/>
-                <w:iCs/>
-                <w:sz w:val="20"/>
-                <w:szCs w:val="20"/>
-                <w:vertAlign w:val="subscript"/>
-                <w:lang w:val="fr-FR" w:eastAsia="en-US"/>
-              </w:rPr>
-              <w:t>k</w:t>
-            </w:r>
-            <w:r>
-              <w:rPr>
-                <w:rFonts w:ascii="Times New Roman" w:eastAsia="Times New Roman" w:hAnsi="Times New Roman" w:cs="Times New Roman"/>
-                <w:iCs/>
-                <w:sz w:val="20"/>
-                <w:szCs w:val="20"/>
-                <w:vertAlign w:val="subscript"/>
-                <w:lang w:val="fr-FR" w:eastAsia="en-US"/>
-              </w:rPr>
-              <w:t>e</w:t>
-            </w:r>
-            <w:r>
-              <w:rPr>
-                <w:rFonts w:ascii="Times New Roman" w:eastAsia="Times New Roman" w:hAnsi="Times New Roman" w:cs="Times New Roman"/>
-                <w:i/>
-                <w:iCs/>
-                <w:sz w:val="20"/>
-                <w:szCs w:val="20"/>
-                <w:vertAlign w:val="subscript"/>
-                <w:lang w:val="fr-FR" w:eastAsia="en-US"/>
-              </w:rPr>
-              <w:t xml:space="preserve"> </w:t>
-            </w:r>
-            <w:r>
-              <w:rPr>
-                <w:rFonts w:ascii="Times New Roman" w:eastAsia="Times New Roman" w:hAnsi="Times New Roman" w:cs="Times New Roman"/>
-                <w:i/>
-                <w:iCs/>
-                <w:sz w:val="20"/>
-                <w:szCs w:val="20"/>
-                <w:lang w:val="fr-FR" w:eastAsia="en-US"/>
-              </w:rPr>
-              <w:t>/V</w:t>
-            </w:r>
-            <w:r>
-              <w:rPr>
-                <w:rFonts w:ascii="Times New Roman" w:eastAsia="Times New Roman" w:hAnsi="Times New Roman" w:cs="Times New Roman"/>
-                <w:i/>
-                <w:iCs/>
-                <w:sz w:val="20"/>
-                <w:szCs w:val="20"/>
-                <w:vertAlign w:val="subscript"/>
-                <w:lang w:val="fr-FR" w:eastAsia="en-US"/>
-              </w:rPr>
-              <w:t>k</w:t>
-            </w:r>
-            <w:r>
-              <w:rPr>
-                <w:rFonts w:ascii="Times New Roman" w:eastAsia="Times New Roman" w:hAnsi="Times New Roman" w:cs="Times New Roman"/>
-                <w:iCs/>
-                <w:sz w:val="20"/>
-                <w:szCs w:val="20"/>
-                <w:lang w:val="fr-FR" w:eastAsia="en-US"/>
-              </w:rPr>
-              <w:t>)</w:t>
-            </w:r>
-            <w:r>
-              <w:rPr>
-                <w:rFonts w:ascii="Times New Roman" w:eastAsia="Times New Roman" w:hAnsi="Times New Roman" w:cs="Times New Roman"/>
-                <w:i/>
-                <w:iCs/>
-                <w:sz w:val="20"/>
-                <w:szCs w:val="20"/>
-                <w:vertAlign w:val="superscript"/>
-                <w:lang w:val="fr-FR" w:eastAsia="en-US"/>
-              </w:rPr>
-              <w:t>n</w:t>
+                <w:sz w:val="20"/>
+                <w:szCs w:val="20"/>
+                <w:lang w:eastAsia="en-US"/>
+              </w:rPr>
+              <w:t>Vectors:</w:t>
             </w:r>
           </w:p>
         </w:tc>
@@ -3410,10 +3519,9 @@
               <w:spacing w:after="0" w:line="240" w:lineRule="auto"/>
               <w:jc w:val="center"/>
               <w:rPr>
-                <w:rFonts w:ascii="Times New Roman" w:eastAsia="Times New Roman" w:hAnsi="Times New Roman" w:cs="Times New Roman"/>
-                <w:sz w:val="20"/>
-                <w:szCs w:val="20"/>
-                <w:lang w:eastAsia="en-US"/>
+                <w:rFonts w:ascii="Times New Roman" w:hAnsi="Times New Roman" w:cs="Times New Roman"/>
+                <w:sz w:val="20"/>
+                <w:szCs w:val="20"/>
               </w:rPr>
             </w:pPr>
             <w:r>
@@ -3424,18 +3532,26 @@
                 <w:szCs w:val="20"/>
                 <w:lang w:eastAsia="en-US"/>
               </w:rPr>
-              <w:object w:dxaOrig="200" w:dyaOrig="300" w14:anchorId="6B8AD8DB">
-                <v:shape id="_x0000_i1049" type="#_x0000_t75" style="width:10.4pt;height:15.8pt" o:ole="">
-                  <v:imagedata r:id="rId11" o:title=""/>
+              <w:object w:dxaOrig="220" w:dyaOrig="300" w14:anchorId="332DD828">
+                <v:shape id="_x0000_i1233" type="#_x0000_t75" style="width:11.5pt;height:16pt" o:ole="">
+                  <v:imagedata r:id="rId7" o:title=""/>
                 </v:shape>
-                <o:OLEObject Type="Embed" ProgID="Equation.3" ShapeID="_x0000_i1049" DrawAspect="Content" ObjectID="_1831701211" r:id="rId55"/>
+                <o:OLEObject Type="Embed" ProgID="Equation.DSMT4" ShapeID="_x0000_i1233" DrawAspect="Content" ObjectID="_1837666334" r:id="rId55"/>
               </w:object>
+            </w:r>
+            <w:r>
+              <w:rPr>
+                <w:rFonts w:ascii="Times New Roman" w:hAnsi="Times New Roman" w:cs="Times New Roman"/>
+                <w:sz w:val="20"/>
+                <w:szCs w:val="20"/>
+              </w:rPr>
+              <w:t>:</w:t>
             </w:r>
           </w:p>
         </w:tc>
         <w:tc>
           <w:tcPr>
-            <w:tcW w:w="3681" w:type="dxa"/>
+            <w:tcW w:w="3673" w:type="dxa"/>
             <w:tcMar>
               <w:left w:w="57" w:type="dxa"/>
               <w:right w:w="57" w:type="dxa"/>
@@ -3447,35 +3563,35 @@
               <w:widowControl w:val="0"/>
               <w:snapToGrid w:val="0"/>
               <w:spacing w:after="0" w:line="240" w:lineRule="auto"/>
-              <w:rPr>
-                <w:rFonts w:ascii="Times New Roman" w:eastAsia="Times New Roman" w:hAnsi="Times New Roman" w:cs="Times New Roman"/>
-                <w:sz w:val="20"/>
-                <w:szCs w:val="20"/>
-                <w:lang w:eastAsia="en-US"/>
+              <w:ind w:leftChars="66" w:left="145"/>
+              <w:rPr>
+                <w:rFonts w:ascii="Times New Roman" w:hAnsi="Times New Roman" w:cs="Times New Roman"/>
+                <w:sz w:val="20"/>
+                <w:szCs w:val="20"/>
               </w:rPr>
             </w:pPr>
             <w:r>
               <w:rPr>
-                <w:rFonts w:ascii="Times New Roman" w:hAnsi="Times New Roman" w:cs="Times New Roman" w:hint="eastAsia"/>
-                <w:sz w:val="20"/>
-                <w:szCs w:val="20"/>
-              </w:rPr>
-              <w:t>E</w:t>
-            </w:r>
-            <w:r>
-              <w:rPr>
-                <w:rFonts w:ascii="Times New Roman" w:eastAsia="Times New Roman" w:hAnsi="Times New Roman" w:cs="Times New Roman"/>
-                <w:sz w:val="20"/>
-                <w:szCs w:val="20"/>
-                <w:lang w:eastAsia="en-US"/>
-              </w:rPr>
-              <w:t>lement surface areas</w:t>
+                <w:rFonts w:ascii="Times New Roman" w:eastAsia="Times New Roman" w:hAnsi="Times New Roman" w:cs="Times New Roman"/>
+                <w:sz w:val="20"/>
+                <w:szCs w:val="20"/>
+                <w:lang w:eastAsia="en-US"/>
+              </w:rPr>
+              <w:t>element volumes</w:t>
+            </w:r>
+            <w:r>
+              <w:rPr>
+                <w:rFonts w:ascii="Times New Roman" w:hAnsi="Times New Roman" w:cs="Times New Roman"/>
+                <w:sz w:val="20"/>
+                <w:szCs w:val="20"/>
+              </w:rPr>
+              <w:t>;</w:t>
             </w:r>
           </w:p>
         </w:tc>
         <w:tc>
           <w:tcPr>
-            <w:tcW w:w="494" w:type="dxa"/>
+            <w:tcW w:w="528" w:type="dxa"/>
             <w:tcMar>
               <w:left w:w="57" w:type="dxa"/>
               <w:right w:w="57" w:type="dxa"/>
@@ -3489,32 +3605,39 @@
               <w:spacing w:after="0" w:line="240" w:lineRule="auto"/>
               <w:jc w:val="center"/>
               <w:rPr>
-                <w:rFonts w:ascii="Times New Roman" w:eastAsia="Times New Roman" w:hAnsi="Times New Roman" w:cs="Times New Roman"/>
-                <w:sz w:val="20"/>
-                <w:szCs w:val="20"/>
-                <w:lang w:eastAsia="en-US"/>
+                <w:rFonts w:ascii="Times New Roman" w:hAnsi="Times New Roman" w:cs="Times New Roman"/>
+                <w:sz w:val="20"/>
+                <w:szCs w:val="20"/>
               </w:rPr>
             </w:pPr>
             <w:r>
               <w:rPr>
                 <w:rFonts w:ascii="Times New Roman" w:eastAsia="Times New Roman" w:hAnsi="Times New Roman" w:cs="Times New Roman"/>
-                <w:position w:val="-10"/>
-                <w:sz w:val="20"/>
-                <w:szCs w:val="20"/>
-                <w:lang w:eastAsia="en-US"/>
-              </w:rPr>
-              <w:object w:dxaOrig="220" w:dyaOrig="300" w14:anchorId="48AE2E90">
-                <v:shape id="_x0000_i1050" type="#_x0000_t75" style="width:10.4pt;height:15pt" o:ole="">
-                  <v:imagedata r:id="rId13" o:title=""/>
+                <w:position w:val="-14"/>
+                <w:sz w:val="20"/>
+                <w:szCs w:val="20"/>
+                <w:lang w:eastAsia="en-US"/>
+              </w:rPr>
+              <w:object w:dxaOrig="180" w:dyaOrig="340" w14:anchorId="00CA5685">
+                <v:shape id="_x0000_i1234" type="#_x0000_t75" style="width:9.5pt;height:18pt" o:ole="">
+                  <v:imagedata r:id="rId9" o:title=""/>
                 </v:shape>
-                <o:OLEObject Type="Embed" ProgID="Equation.3" ShapeID="_x0000_i1050" DrawAspect="Content" ObjectID="_1831701212" r:id="rId56"/>
+                <o:OLEObject Type="Embed" ProgID="Equation.3" ShapeID="_x0000_i1234" DrawAspect="Content" ObjectID="_1837666335" r:id="rId56"/>
               </w:object>
+            </w:r>
+            <w:r>
+              <w:rPr>
+                <w:rFonts w:ascii="Times New Roman" w:hAnsi="Times New Roman" w:cs="Times New Roman"/>
+                <w:sz w:val="20"/>
+                <w:szCs w:val="20"/>
+              </w:rPr>
+              <w:t>:</w:t>
             </w:r>
           </w:p>
         </w:tc>
         <w:tc>
           <w:tcPr>
-            <w:tcW w:w="3666" w:type="dxa"/>
+            <w:tcW w:w="3659" w:type="dxa"/>
             <w:tcMar>
               <w:left w:w="57" w:type="dxa"/>
               <w:right w:w="57" w:type="dxa"/>
@@ -3526,29 +3649,21 @@
               <w:widowControl w:val="0"/>
               <w:snapToGrid w:val="0"/>
               <w:spacing w:after="0" w:line="240" w:lineRule="auto"/>
-              <w:rPr>
-                <w:rFonts w:ascii="Times New Roman" w:eastAsia="Times New Roman" w:hAnsi="Times New Roman" w:cs="Times New Roman"/>
-                <w:sz w:val="20"/>
-                <w:szCs w:val="20"/>
-                <w:lang w:eastAsia="en-US"/>
+              <w:ind w:leftChars="104" w:left="229"/>
+              <w:rPr>
+                <w:rFonts w:ascii="Times New Roman" w:hAnsi="Times New Roman" w:cs="Times New Roman"/>
+                <w:sz w:val="20"/>
+                <w:szCs w:val="20"/>
               </w:rPr>
             </w:pPr>
             <w:r>
               <w:rPr>
-                <w:rFonts w:ascii="Times New Roman" w:hAnsi="Times New Roman" w:cs="Times New Roman" w:hint="eastAsia"/>
-                <w:sz w:val="20"/>
-                <w:szCs w:val="20"/>
-              </w:rPr>
-              <w:t>S</w:t>
-            </w:r>
-            <w:r>
-              <w:rPr>
-                <w:rFonts w:ascii="Times New Roman" w:eastAsia="Times New Roman" w:hAnsi="Times New Roman" w:cs="Times New Roman"/>
-                <w:sz w:val="20"/>
-                <w:szCs w:val="20"/>
-                <w:lang w:eastAsia="en-US"/>
-              </w:rPr>
-              <w:t xml:space="preserve">urface area ratios </w:t>
+                <w:rFonts w:ascii="Times New Roman" w:eastAsia="Times New Roman" w:hAnsi="Times New Roman" w:cs="Times New Roman"/>
+                <w:sz w:val="20"/>
+                <w:szCs w:val="20"/>
+                <w:lang w:eastAsia="en-US"/>
+              </w:rPr>
+              <w:t xml:space="preserve">volume ratios </w:t>
             </w:r>
             <w:r>
               <w:rPr>
@@ -3560,6 +3675,7 @@
               </w:rPr>
               <w:t>(</w:t>
             </w:r>
+            <w:proofErr w:type="spellStart"/>
             <w:r>
               <w:rPr>
                 <w:rFonts w:ascii="Times New Roman" w:eastAsia="Times New Roman" w:hAnsi="Times New Roman" w:cs="Times New Roman"/>
@@ -3569,8 +3685,20 @@
                 <w:szCs w:val="20"/>
                 <w:lang w:eastAsia="en-US"/>
               </w:rPr>
-              <w:t>S</w:t>
-            </w:r>
+              <w:t>V</w:t>
+            </w:r>
+            <w:r>
+              <w:rPr>
+                <w:rFonts w:ascii="Times New Roman" w:eastAsia="Times New Roman" w:hAnsi="Times New Roman" w:cs="Times New Roman"/>
+                <w:iCs/>
+                <w:sz w:val="20"/>
+                <w:szCs w:val="20"/>
+                <w:vertAlign w:val="subscript"/>
+                <w:lang w:eastAsia="en-US"/>
+              </w:rPr>
+              <w:t>ke</w:t>
+            </w:r>
+            <w:proofErr w:type="spellEnd"/>
             <w:r>
               <w:rPr>
                 <w:rFonts w:ascii="Times New Roman" w:eastAsia="Times New Roman" w:hAnsi="Times New Roman" w:cs="Times New Roman"/>
@@ -3581,18 +3709,7 @@
                 <w:vertAlign w:val="subscript"/>
                 <w:lang w:eastAsia="en-US"/>
               </w:rPr>
-              <w:t>k</w:t>
-            </w:r>
-            <w:r>
-              <w:rPr>
-                <w:rFonts w:ascii="Times New Roman" w:eastAsia="Times New Roman" w:hAnsi="Times New Roman" w:cs="Times New Roman"/>
-                <w:iCs/>
-                <w:sz w:val="20"/>
-                <w:szCs w:val="20"/>
-                <w:vertAlign w:val="subscript"/>
-                <w:lang w:eastAsia="en-US"/>
-              </w:rPr>
-              <w:t>e</w:t>
+              <w:t xml:space="preserve"> </w:t>
             </w:r>
             <w:r>
               <w:rPr>
@@ -3601,11 +3718,11 @@
                 <w:iCs/>
                 <w:sz w:val="20"/>
                 <w:szCs w:val="20"/>
-                <w:vertAlign w:val="subscript"/>
-                <w:lang w:eastAsia="en-US"/>
-              </w:rPr>
-              <w:t xml:space="preserve"> </w:t>
-            </w:r>
+                <w:lang w:eastAsia="en-US"/>
+              </w:rPr>
+              <w:t>/</w:t>
+            </w:r>
+            <w:proofErr w:type="spellStart"/>
             <w:r>
               <w:rPr>
                 <w:rFonts w:ascii="Times New Roman" w:eastAsia="Times New Roman" w:hAnsi="Times New Roman" w:cs="Times New Roman"/>
@@ -3615,7 +3732,29 @@
                 <w:szCs w:val="20"/>
                 <w:lang w:eastAsia="en-US"/>
               </w:rPr>
-              <w:t>/S</w:t>
+              <w:t>V</w:t>
+            </w:r>
+            <w:r>
+              <w:rPr>
+                <w:rFonts w:ascii="Times New Roman" w:eastAsia="Times New Roman" w:hAnsi="Times New Roman" w:cs="Times New Roman"/>
+                <w:iCs/>
+                <w:sz w:val="20"/>
+                <w:szCs w:val="20"/>
+                <w:vertAlign w:val="subscript"/>
+                <w:lang w:eastAsia="en-US"/>
+              </w:rPr>
+              <w:t>k</w:t>
+            </w:r>
+            <w:proofErr w:type="spellEnd"/>
+            <w:r>
+              <w:rPr>
+                <w:rFonts w:ascii="Times New Roman" w:eastAsia="Times New Roman" w:hAnsi="Times New Roman" w:cs="Times New Roman"/>
+                <w:iCs/>
+                <w:sz w:val="20"/>
+                <w:szCs w:val="20"/>
+                <w:lang w:eastAsia="en-US"/>
+              </w:rPr>
+              <w:t>)</w:t>
             </w:r>
             <w:r>
               <w:rPr>
@@ -3624,54 +3763,19 @@
                 <w:iCs/>
                 <w:sz w:val="20"/>
                 <w:szCs w:val="20"/>
-                <w:vertAlign w:val="subscript"/>
-                <w:lang w:eastAsia="en-US"/>
-              </w:rPr>
-              <w:t>k</w:t>
-            </w:r>
-            <w:r>
-              <w:rPr>
-                <w:rFonts w:ascii="Times New Roman" w:eastAsia="Times New Roman" w:hAnsi="Times New Roman" w:cs="Times New Roman"/>
+                <w:vertAlign w:val="superscript"/>
+                <w:lang w:eastAsia="en-US"/>
+              </w:rPr>
+              <w:t>n</w:t>
+            </w:r>
+            <w:r>
+              <w:rPr>
+                <w:rFonts w:ascii="Times New Roman" w:hAnsi="Times New Roman" w:cs="Times New Roman"/>
                 <w:iCs/>
                 <w:sz w:val="20"/>
                 <w:szCs w:val="20"/>
-                <w:lang w:eastAsia="en-US"/>
-              </w:rPr>
-              <w:t>)</w:t>
-            </w:r>
-            <w:r>
-              <w:rPr>
-                <w:rFonts w:ascii="Times New Roman" w:eastAsia="Times New Roman" w:hAnsi="Times New Roman" w:cs="Times New Roman"/>
-                <w:iCs/>
-                <w:sz w:val="20"/>
-                <w:szCs w:val="20"/>
-                <w:vertAlign w:val="superscript"/>
-                <w:lang w:eastAsia="en-US"/>
-              </w:rPr>
-              <w:t>abs(</w:t>
-            </w:r>
-            <w:r>
-              <w:rPr>
-                <w:rFonts w:ascii="Times New Roman" w:eastAsia="Times New Roman" w:hAnsi="Times New Roman" w:cs="Times New Roman"/>
-                <w:i/>
-                <w:iCs/>
-                <w:sz w:val="20"/>
-                <w:szCs w:val="20"/>
-                <w:vertAlign w:val="superscript"/>
-                <w:lang w:eastAsia="en-US"/>
-              </w:rPr>
-              <w:t>n</w:t>
-            </w:r>
-            <w:r>
-              <w:rPr>
-                <w:rFonts w:ascii="Times New Roman" w:eastAsia="Times New Roman" w:hAnsi="Times New Roman" w:cs="Times New Roman"/>
-                <w:iCs/>
-                <w:sz w:val="20"/>
-                <w:szCs w:val="20"/>
-                <w:vertAlign w:val="superscript"/>
-                <w:lang w:eastAsia="en-US"/>
-              </w:rPr>
-              <w:t>)</w:t>
+              </w:rPr>
+              <w:t>;</w:t>
             </w:r>
           </w:p>
         </w:tc>
@@ -3693,32 +3797,39 @@
               <w:spacing w:after="0" w:line="240" w:lineRule="auto"/>
               <w:jc w:val="center"/>
               <w:rPr>
-                <w:rFonts w:ascii="Times New Roman" w:eastAsia="Times New Roman" w:hAnsi="Times New Roman" w:cs="Times New Roman"/>
-                <w:sz w:val="20"/>
-                <w:szCs w:val="20"/>
-                <w:lang w:eastAsia="en-US"/>
+                <w:rFonts w:ascii="Times New Roman" w:hAnsi="Times New Roman" w:cs="Times New Roman"/>
+                <w:sz w:val="20"/>
+                <w:szCs w:val="20"/>
               </w:rPr>
             </w:pPr>
             <w:r>
               <w:rPr>
                 <w:rFonts w:ascii="Times New Roman" w:eastAsia="Times New Roman" w:hAnsi="Times New Roman" w:cs="Times New Roman"/>
-                <w:position w:val="-14"/>
-                <w:sz w:val="20"/>
-                <w:szCs w:val="20"/>
-                <w:lang w:eastAsia="en-US"/>
-              </w:rPr>
-              <w:object w:dxaOrig="240" w:dyaOrig="340" w14:anchorId="5D3D1E75">
-                <v:shape id="_x0000_i1051" type="#_x0000_t75" style="width:12.05pt;height:17.9pt" o:ole="">
-                  <v:imagedata r:id="rId57" o:title=""/>
+                <w:position w:val="-10"/>
+                <w:sz w:val="20"/>
+                <w:szCs w:val="20"/>
+                <w:lang w:eastAsia="en-US"/>
+              </w:rPr>
+              <w:object w:dxaOrig="200" w:dyaOrig="300" w14:anchorId="6D65D394">
+                <v:shape id="_x0000_i1235" type="#_x0000_t75" style="width:11.5pt;height:16pt" o:ole="">
+                  <v:imagedata r:id="rId11" o:title=""/>
                 </v:shape>
-                <o:OLEObject Type="Embed" ProgID="Equation.DSMT4" ShapeID="_x0000_i1051" DrawAspect="Content" ObjectID="_1831701213" r:id="rId58"/>
+                <o:OLEObject Type="Embed" ProgID="Equation.3" ShapeID="_x0000_i1235" DrawAspect="Content" ObjectID="_1837666336" r:id="rId57"/>
               </w:object>
+            </w:r>
+            <w:r>
+              <w:rPr>
+                <w:rFonts w:ascii="Times New Roman" w:hAnsi="Times New Roman" w:cs="Times New Roman"/>
+                <w:sz w:val="20"/>
+                <w:szCs w:val="20"/>
+              </w:rPr>
+              <w:t>:</w:t>
             </w:r>
           </w:p>
         </w:tc>
         <w:tc>
           <w:tcPr>
-            <w:tcW w:w="3681" w:type="dxa"/>
+            <w:tcW w:w="3673" w:type="dxa"/>
             <w:tcMar>
               <w:left w:w="57" w:type="dxa"/>
               <w:right w:w="57" w:type="dxa"/>
@@ -3730,35 +3841,35 @@
               <w:widowControl w:val="0"/>
               <w:snapToGrid w:val="0"/>
               <w:spacing w:after="0" w:line="240" w:lineRule="auto"/>
-              <w:rPr>
-                <w:rFonts w:ascii="Times New Roman" w:eastAsia="Times New Roman" w:hAnsi="Times New Roman" w:cs="Times New Roman"/>
-                <w:sz w:val="20"/>
-                <w:szCs w:val="20"/>
-                <w:lang w:eastAsia="en-US"/>
+              <w:ind w:leftChars="66" w:left="145"/>
+              <w:rPr>
+                <w:rFonts w:ascii="Times New Roman" w:hAnsi="Times New Roman" w:cs="Times New Roman"/>
+                <w:sz w:val="20"/>
+                <w:szCs w:val="20"/>
               </w:rPr>
             </w:pPr>
             <w:r>
               <w:rPr>
-                <w:rFonts w:ascii="Times New Roman" w:hAnsi="Times New Roman" w:cs="Times New Roman" w:hint="eastAsia"/>
-                <w:sz w:val="20"/>
-                <w:szCs w:val="20"/>
-              </w:rPr>
-              <w:t>L</w:t>
-            </w:r>
-            <w:r>
-              <w:rPr>
-                <w:rFonts w:ascii="Times New Roman" w:eastAsia="Times New Roman" w:hAnsi="Times New Roman" w:cs="Times New Roman"/>
-                <w:sz w:val="20"/>
-                <w:szCs w:val="20"/>
-                <w:lang w:eastAsia="en-US"/>
-              </w:rPr>
-              <w:t>ocal equilibrium concentrations</w:t>
+                <w:rFonts w:ascii="Times New Roman" w:eastAsia="Times New Roman" w:hAnsi="Times New Roman" w:cs="Times New Roman"/>
+                <w:sz w:val="20"/>
+                <w:szCs w:val="20"/>
+                <w:lang w:eastAsia="en-US"/>
+              </w:rPr>
+              <w:t>element surface areas</w:t>
+            </w:r>
+            <w:r>
+              <w:rPr>
+                <w:rFonts w:ascii="Times New Roman" w:hAnsi="Times New Roman" w:cs="Times New Roman"/>
+                <w:sz w:val="20"/>
+                <w:szCs w:val="20"/>
+              </w:rPr>
+              <w:t>;</w:t>
             </w:r>
           </w:p>
         </w:tc>
         <w:tc>
           <w:tcPr>
-            <w:tcW w:w="494" w:type="dxa"/>
+            <w:tcW w:w="528" w:type="dxa"/>
             <w:tcMar>
               <w:left w:w="57" w:type="dxa"/>
               <w:right w:w="57" w:type="dxa"/>
@@ -3772,32 +3883,39 @@
               <w:spacing w:after="0" w:line="240" w:lineRule="auto"/>
               <w:jc w:val="center"/>
               <w:rPr>
-                <w:rFonts w:ascii="Times New Roman" w:eastAsia="Times New Roman" w:hAnsi="Times New Roman" w:cs="Times New Roman"/>
-                <w:sz w:val="20"/>
-                <w:szCs w:val="20"/>
-                <w:lang w:eastAsia="en-US"/>
+                <w:rFonts w:ascii="Times New Roman" w:hAnsi="Times New Roman" w:cs="Times New Roman"/>
+                <w:sz w:val="20"/>
+                <w:szCs w:val="20"/>
               </w:rPr>
             </w:pPr>
             <w:r>
               <w:rPr>
                 <w:rFonts w:ascii="Times New Roman" w:eastAsia="Times New Roman" w:hAnsi="Times New Roman" w:cs="Times New Roman"/>
-                <w:position w:val="-14"/>
-                <w:sz w:val="20"/>
-                <w:szCs w:val="20"/>
-                <w:lang w:eastAsia="en-US"/>
-              </w:rPr>
-              <w:object w:dxaOrig="340" w:dyaOrig="340" w14:anchorId="0CC647AC">
-                <v:shape id="_x0000_i1052" type="#_x0000_t75" style="width:17.9pt;height:17.9pt" o:ole="">
-                  <v:imagedata r:id="rId59" o:title=""/>
+                <w:position w:val="-10"/>
+                <w:sz w:val="20"/>
+                <w:szCs w:val="20"/>
+                <w:lang w:eastAsia="en-US"/>
+              </w:rPr>
+              <w:object w:dxaOrig="220" w:dyaOrig="300" w14:anchorId="7672B57F">
+                <v:shape id="_x0000_i1236" type="#_x0000_t75" style="width:11.5pt;height:15pt" o:ole="">
+                  <v:imagedata r:id="rId13" o:title=""/>
                 </v:shape>
-                <o:OLEObject Type="Embed" ProgID="Equation.DSMT4" ShapeID="_x0000_i1052" DrawAspect="Content" ObjectID="_1831701214" r:id="rId60"/>
+                <o:OLEObject Type="Embed" ProgID="Equation.3" ShapeID="_x0000_i1236" DrawAspect="Content" ObjectID="_1837666337" r:id="rId58"/>
               </w:object>
+            </w:r>
+            <w:r>
+              <w:rPr>
+                <w:rFonts w:ascii="Times New Roman" w:hAnsi="Times New Roman" w:cs="Times New Roman"/>
+                <w:sz w:val="20"/>
+                <w:szCs w:val="20"/>
+              </w:rPr>
+              <w:t>:</w:t>
             </w:r>
           </w:p>
         </w:tc>
         <w:tc>
           <w:tcPr>
-            <w:tcW w:w="3666" w:type="dxa"/>
+            <w:tcW w:w="3659" w:type="dxa"/>
             <w:tcMar>
               <w:left w:w="57" w:type="dxa"/>
               <w:right w:w="57" w:type="dxa"/>
@@ -3809,39 +3927,155 @@
               <w:widowControl w:val="0"/>
               <w:snapToGrid w:val="0"/>
               <w:spacing w:after="0" w:line="240" w:lineRule="auto"/>
-              <w:rPr>
-                <w:rFonts w:ascii="Times New Roman" w:eastAsia="Times New Roman" w:hAnsi="Times New Roman" w:cs="Times New Roman"/>
-                <w:sz w:val="20"/>
-                <w:szCs w:val="20"/>
-                <w:lang w:eastAsia="en-US"/>
+              <w:ind w:leftChars="104" w:left="229"/>
+              <w:rPr>
+                <w:rFonts w:ascii="Times New Roman" w:hAnsi="Times New Roman" w:cs="Times New Roman"/>
+                <w:sz w:val="20"/>
+                <w:szCs w:val="20"/>
               </w:rPr>
             </w:pPr>
             <w:r>
               <w:rPr>
-                <w:rFonts w:ascii="Times New Roman" w:hAnsi="Times New Roman" w:cs="Times New Roman" w:hint="eastAsia"/>
-                <w:sz w:val="20"/>
-                <w:szCs w:val="20"/>
-              </w:rPr>
-              <w:t>H</w:t>
-            </w:r>
-            <w:r>
-              <w:rPr>
-                <w:rFonts w:ascii="Times New Roman" w:eastAsia="Times New Roman" w:hAnsi="Times New Roman" w:cs="Times New Roman"/>
-                <w:sz w:val="20"/>
-                <w:szCs w:val="20"/>
-                <w:lang w:eastAsia="en-US"/>
-              </w:rPr>
-              <w:t xml:space="preserve">orizontal exchange coefficients with </w:t>
-            </w:r>
-            <w:r>
-              <w:rPr>
-                <w:rFonts w:ascii="Times New Roman" w:eastAsia="Times New Roman" w:hAnsi="Times New Roman" w:cs="Times New Roman"/>
-                <w:bCs/>
-                <w:sz w:val="20"/>
-                <w:szCs w:val="20"/>
-                <w:lang w:eastAsia="en-US"/>
-              </w:rPr>
-              <w:t>environment</w:t>
+                <w:rFonts w:ascii="Times New Roman" w:eastAsia="Times New Roman" w:hAnsi="Times New Roman" w:cs="Times New Roman"/>
+                <w:sz w:val="20"/>
+                <w:szCs w:val="20"/>
+                <w:lang w:eastAsia="en-US"/>
+              </w:rPr>
+              <w:t xml:space="preserve">surface area ratios </w:t>
+            </w:r>
+            <w:r>
+              <w:rPr>
+                <w:rFonts w:ascii="Times New Roman" w:eastAsia="Times New Roman" w:hAnsi="Times New Roman" w:cs="Times New Roman"/>
+                <w:iCs/>
+                <w:sz w:val="20"/>
+                <w:szCs w:val="20"/>
+                <w:lang w:eastAsia="en-US"/>
+              </w:rPr>
+              <w:t>(</w:t>
+            </w:r>
+            <w:proofErr w:type="spellStart"/>
+            <w:r>
+              <w:rPr>
+                <w:rFonts w:ascii="Times New Roman" w:eastAsia="Times New Roman" w:hAnsi="Times New Roman" w:cs="Times New Roman"/>
+                <w:i/>
+                <w:iCs/>
+                <w:sz w:val="20"/>
+                <w:szCs w:val="20"/>
+                <w:lang w:eastAsia="en-US"/>
+              </w:rPr>
+              <w:t>S</w:t>
+            </w:r>
+            <w:r>
+              <w:rPr>
+                <w:rFonts w:ascii="Times New Roman" w:eastAsia="Times New Roman" w:hAnsi="Times New Roman" w:cs="Times New Roman"/>
+                <w:iCs/>
+                <w:sz w:val="20"/>
+                <w:szCs w:val="20"/>
+                <w:vertAlign w:val="subscript"/>
+                <w:lang w:eastAsia="en-US"/>
+              </w:rPr>
+              <w:t>ke</w:t>
+            </w:r>
+            <w:proofErr w:type="spellEnd"/>
+            <w:r>
+              <w:rPr>
+                <w:rFonts w:ascii="Times New Roman" w:eastAsia="Times New Roman" w:hAnsi="Times New Roman" w:cs="Times New Roman"/>
+                <w:i/>
+                <w:iCs/>
+                <w:sz w:val="20"/>
+                <w:szCs w:val="20"/>
+                <w:vertAlign w:val="subscript"/>
+                <w:lang w:eastAsia="en-US"/>
+              </w:rPr>
+              <w:t xml:space="preserve"> </w:t>
+            </w:r>
+            <w:r>
+              <w:rPr>
+                <w:rFonts w:ascii="Times New Roman" w:eastAsia="Times New Roman" w:hAnsi="Times New Roman" w:cs="Times New Roman"/>
+                <w:i/>
+                <w:iCs/>
+                <w:sz w:val="20"/>
+                <w:szCs w:val="20"/>
+                <w:lang w:eastAsia="en-US"/>
+              </w:rPr>
+              <w:t>/</w:t>
+            </w:r>
+            <w:proofErr w:type="spellStart"/>
+            <w:r>
+              <w:rPr>
+                <w:rFonts w:ascii="Times New Roman" w:eastAsia="Times New Roman" w:hAnsi="Times New Roman" w:cs="Times New Roman"/>
+                <w:i/>
+                <w:iCs/>
+                <w:sz w:val="20"/>
+                <w:szCs w:val="20"/>
+                <w:lang w:eastAsia="en-US"/>
+              </w:rPr>
+              <w:t>S</w:t>
+            </w:r>
+            <w:r>
+              <w:rPr>
+                <w:rFonts w:ascii="Times New Roman" w:eastAsia="Times New Roman" w:hAnsi="Times New Roman" w:cs="Times New Roman"/>
+                <w:iCs/>
+                <w:sz w:val="20"/>
+                <w:szCs w:val="20"/>
+                <w:vertAlign w:val="subscript"/>
+                <w:lang w:eastAsia="en-US"/>
+              </w:rPr>
+              <w:t>k</w:t>
+            </w:r>
+            <w:proofErr w:type="spellEnd"/>
+            <w:r>
+              <w:rPr>
+                <w:rFonts w:ascii="Times New Roman" w:eastAsia="Times New Roman" w:hAnsi="Times New Roman" w:cs="Times New Roman"/>
+                <w:iCs/>
+                <w:sz w:val="20"/>
+                <w:szCs w:val="20"/>
+                <w:lang w:eastAsia="en-US"/>
+              </w:rPr>
+              <w:t>)</w:t>
+            </w:r>
+            <w:r>
+              <w:rPr>
+                <w:rFonts w:ascii="Times New Roman" w:eastAsia="Times New Roman" w:hAnsi="Times New Roman" w:cs="Times New Roman"/>
+                <w:iCs/>
+                <w:sz w:val="20"/>
+                <w:szCs w:val="20"/>
+                <w:vertAlign w:val="superscript"/>
+                <w:lang w:eastAsia="en-US"/>
+              </w:rPr>
+              <w:t>abs(</w:t>
+            </w:r>
+            <w:r>
+              <w:rPr>
+                <w:rFonts w:ascii="Times New Roman" w:eastAsia="Times New Roman" w:hAnsi="Times New Roman" w:cs="Times New Roman"/>
+                <w:i/>
+                <w:iCs/>
+                <w:sz w:val="20"/>
+                <w:szCs w:val="20"/>
+                <w:vertAlign w:val="superscript"/>
+                <w:lang w:eastAsia="en-US"/>
+              </w:rPr>
+              <w:t>n</w:t>
+            </w:r>
+            <w:r>
+              <w:rPr>
+                <w:rFonts w:ascii="Times New Roman" w:eastAsia="Times New Roman" w:hAnsi="Times New Roman" w:cs="Times New Roman"/>
+                <w:iCs/>
+                <w:sz w:val="20"/>
+                <w:szCs w:val="20"/>
+                <w:vertAlign w:val="superscript"/>
+                <w:lang w:eastAsia="en-US"/>
+              </w:rPr>
+              <w:t>)</w:t>
+            </w:r>
+            <w:r>
+              <w:rPr>
+                <w:rFonts w:ascii="Times New Roman" w:hAnsi="Times New Roman" w:cs="Times New Roman"/>
+                <w:iCs/>
+                <w:sz w:val="20"/>
+                <w:szCs w:val="20"/>
+              </w:rPr>
+              <w:t>;</w:t>
             </w:r>
           </w:p>
         </w:tc>
@@ -3863,32 +4097,39 @@
               <w:spacing w:after="0" w:line="240" w:lineRule="auto"/>
               <w:jc w:val="center"/>
               <w:rPr>
-                <w:rFonts w:ascii="Times New Roman" w:eastAsia="Times New Roman" w:hAnsi="Times New Roman" w:cs="Times New Roman"/>
-                <w:sz w:val="20"/>
-                <w:szCs w:val="20"/>
-                <w:lang w:eastAsia="en-US"/>
+                <w:rFonts w:ascii="Times New Roman" w:hAnsi="Times New Roman" w:cs="Times New Roman"/>
+                <w:sz w:val="20"/>
+                <w:szCs w:val="20"/>
               </w:rPr>
             </w:pPr>
             <w:r>
               <w:rPr>
                 <w:rFonts w:ascii="Times New Roman" w:eastAsia="Times New Roman" w:hAnsi="Times New Roman" w:cs="Times New Roman"/>
-                <w:position w:val="-10"/>
-                <w:sz w:val="20"/>
-                <w:szCs w:val="20"/>
-                <w:lang w:eastAsia="en-US"/>
-              </w:rPr>
-              <w:object w:dxaOrig="160" w:dyaOrig="300" w14:anchorId="2DB84ACE">
-                <v:shape id="_x0000_i1053" type="#_x0000_t75" style="width:8.3pt;height:15.8pt" o:ole="">
-                  <v:imagedata r:id="rId19" o:title=""/>
+                <w:position w:val="-14"/>
+                <w:sz w:val="20"/>
+                <w:szCs w:val="20"/>
+                <w:lang w:eastAsia="en-US"/>
+              </w:rPr>
+              <w:object w:dxaOrig="240" w:dyaOrig="340" w14:anchorId="29A9C1B3">
+                <v:shape id="_x0000_i1237" type="#_x0000_t75" style="width:11.5pt;height:18pt" o:ole="">
+                  <v:imagedata r:id="rId15" o:title=""/>
                 </v:shape>
-                <o:OLEObject Type="Embed" ProgID="Equation.3" ShapeID="_x0000_i1053" DrawAspect="Content" ObjectID="_1831701215" r:id="rId61"/>
+                <o:OLEObject Type="Embed" ProgID="Equation.DSMT4" ShapeID="_x0000_i1237" DrawAspect="Content" ObjectID="_1837666338" r:id="rId59"/>
               </w:object>
+            </w:r>
+            <w:r>
+              <w:rPr>
+                <w:rFonts w:ascii="Times New Roman" w:hAnsi="Times New Roman" w:cs="Times New Roman"/>
+                <w:sz w:val="20"/>
+                <w:szCs w:val="20"/>
+              </w:rPr>
+              <w:t>:</w:t>
             </w:r>
           </w:p>
         </w:tc>
         <w:tc>
           <w:tcPr>
-            <w:tcW w:w="3681" w:type="dxa"/>
+            <w:tcW w:w="3673" w:type="dxa"/>
             <w:tcMar>
               <w:left w:w="57" w:type="dxa"/>
               <w:right w:w="57" w:type="dxa"/>
@@ -3900,35 +4141,35 @@
               <w:widowControl w:val="0"/>
               <w:snapToGrid w:val="0"/>
               <w:spacing w:after="0" w:line="240" w:lineRule="auto"/>
-              <w:rPr>
-                <w:rFonts w:ascii="Times New Roman" w:eastAsia="Times New Roman" w:hAnsi="Times New Roman" w:cs="Times New Roman"/>
-                <w:sz w:val="20"/>
-                <w:szCs w:val="20"/>
-                <w:lang w:eastAsia="en-US"/>
+              <w:ind w:leftChars="66" w:left="145"/>
+              <w:rPr>
+                <w:rFonts w:ascii="Times New Roman" w:hAnsi="Times New Roman" w:cs="Times New Roman"/>
+                <w:sz w:val="20"/>
+                <w:szCs w:val="20"/>
               </w:rPr>
             </w:pPr>
             <w:r>
               <w:rPr>
-                <w:rFonts w:ascii="Times New Roman" w:hAnsi="Times New Roman" w:cs="Times New Roman" w:hint="eastAsia"/>
-                <w:sz w:val="20"/>
-                <w:szCs w:val="20"/>
-              </w:rPr>
-              <w:t>E</w:t>
-            </w:r>
-            <w:r>
-              <w:rPr>
-                <w:rFonts w:ascii="Times New Roman" w:eastAsia="Times New Roman" w:hAnsi="Times New Roman" w:cs="Times New Roman"/>
-                <w:sz w:val="20"/>
-                <w:szCs w:val="20"/>
-                <w:lang w:eastAsia="en-US"/>
-              </w:rPr>
-              <w:t>lement concentrations</w:t>
+                <w:rFonts w:ascii="Times New Roman" w:eastAsia="Times New Roman" w:hAnsi="Times New Roman" w:cs="Times New Roman"/>
+                <w:sz w:val="20"/>
+                <w:szCs w:val="20"/>
+                <w:lang w:eastAsia="en-US"/>
+              </w:rPr>
+              <w:t>local equilibrium concentrations</w:t>
+            </w:r>
+            <w:r>
+              <w:rPr>
+                <w:rFonts w:ascii="Times New Roman" w:hAnsi="Times New Roman" w:cs="Times New Roman"/>
+                <w:sz w:val="20"/>
+                <w:szCs w:val="20"/>
+              </w:rPr>
+              <w:t>;</w:t>
             </w:r>
           </w:p>
         </w:tc>
         <w:tc>
           <w:tcPr>
-            <w:tcW w:w="494" w:type="dxa"/>
+            <w:tcW w:w="528" w:type="dxa"/>
             <w:tcMar>
               <w:left w:w="57" w:type="dxa"/>
               <w:right w:w="57" w:type="dxa"/>
@@ -3942,32 +4183,39 @@
               <w:spacing w:after="0" w:line="240" w:lineRule="auto"/>
               <w:jc w:val="center"/>
               <w:rPr>
-                <w:rFonts w:ascii="Times New Roman" w:eastAsia="Times New Roman" w:hAnsi="Times New Roman" w:cs="Times New Roman"/>
-                <w:sz w:val="20"/>
-                <w:szCs w:val="20"/>
-                <w:lang w:eastAsia="en-US"/>
+                <w:rFonts w:ascii="Times New Roman" w:hAnsi="Times New Roman" w:cs="Times New Roman"/>
+                <w:sz w:val="20"/>
+                <w:szCs w:val="20"/>
               </w:rPr>
             </w:pPr>
             <w:r>
               <w:rPr>
                 <w:rFonts w:ascii="Times New Roman" w:eastAsia="Times New Roman" w:hAnsi="Times New Roman" w:cs="Times New Roman"/>
-                <w:position w:val="-10"/>
-                <w:sz w:val="20"/>
-                <w:szCs w:val="20"/>
-                <w:lang w:eastAsia="en-US"/>
-              </w:rPr>
-              <w:object w:dxaOrig="180" w:dyaOrig="300" w14:anchorId="121A98F4">
-                <v:shape id="_x0000_i1054" type="#_x0000_t75" style="width:9.15pt;height:15.8pt" o:ole="">
-                  <v:imagedata r:id="rId62" o:title=""/>
+                <w:position w:val="-14"/>
+                <w:sz w:val="20"/>
+                <w:szCs w:val="20"/>
+                <w:lang w:eastAsia="en-US"/>
+              </w:rPr>
+              <w:object w:dxaOrig="340" w:dyaOrig="340" w14:anchorId="7078AD8A">
+                <v:shape id="_x0000_i1238" type="#_x0000_t75" style="width:18pt;height:18pt" o:ole="">
+                  <v:imagedata r:id="rId17" o:title=""/>
                 </v:shape>
-                <o:OLEObject Type="Embed" ProgID="Equation.DSMT4" ShapeID="_x0000_i1054" DrawAspect="Content" ObjectID="_1831701216" r:id="rId63"/>
+                <o:OLEObject Type="Embed" ProgID="Equation.DSMT4" ShapeID="_x0000_i1238" DrawAspect="Content" ObjectID="_1837666339" r:id="rId60"/>
               </w:object>
+            </w:r>
+            <w:r>
+              <w:rPr>
+                <w:rFonts w:ascii="Times New Roman" w:hAnsi="Times New Roman" w:cs="Times New Roman"/>
+                <w:sz w:val="20"/>
+                <w:szCs w:val="20"/>
+              </w:rPr>
+              <w:t>:</w:t>
             </w:r>
           </w:p>
         </w:tc>
         <w:tc>
           <w:tcPr>
-            <w:tcW w:w="3666" w:type="dxa"/>
+            <w:tcW w:w="3659" w:type="dxa"/>
             <w:tcMar>
               <w:left w:w="57" w:type="dxa"/>
               <w:right w:w="57" w:type="dxa"/>
@@ -3979,29 +4227,40 @@
               <w:widowControl w:val="0"/>
               <w:snapToGrid w:val="0"/>
               <w:spacing w:after="0" w:line="240" w:lineRule="auto"/>
-              <w:rPr>
-                <w:rFonts w:ascii="Times New Roman" w:eastAsia="Times New Roman" w:hAnsi="Times New Roman" w:cs="Times New Roman"/>
-                <w:sz w:val="20"/>
-                <w:szCs w:val="20"/>
-                <w:lang w:eastAsia="en-US"/>
+              <w:ind w:leftChars="104" w:left="229"/>
+              <w:rPr>
+                <w:rFonts w:ascii="Times New Roman" w:hAnsi="Times New Roman" w:cs="Times New Roman"/>
+                <w:sz w:val="20"/>
+                <w:szCs w:val="20"/>
               </w:rPr>
             </w:pPr>
             <w:r>
               <w:rPr>
-                <w:rFonts w:ascii="Times New Roman" w:hAnsi="Times New Roman" w:cs="Times New Roman" w:hint="eastAsia"/>
-                <w:sz w:val="20"/>
-                <w:szCs w:val="20"/>
-              </w:rPr>
-              <w:t>C</w:t>
-            </w:r>
-            <w:r>
-              <w:rPr>
-                <w:rFonts w:ascii="Times New Roman" w:eastAsia="Times New Roman" w:hAnsi="Times New Roman" w:cs="Times New Roman"/>
-                <w:sz w:val="20"/>
-                <w:szCs w:val="20"/>
-                <w:lang w:eastAsia="en-US"/>
-              </w:rPr>
-              <w:t>oncentration transport exponent. positive for wet volumes and negative for sediment volumes</w:t>
+                <w:rFonts w:ascii="Times New Roman" w:eastAsia="Times New Roman" w:hAnsi="Times New Roman" w:cs="Times New Roman"/>
+                <w:sz w:val="20"/>
+                <w:szCs w:val="20"/>
+                <w:lang w:eastAsia="en-US"/>
+              </w:rPr>
+              <w:t xml:space="preserve">horizontal exchange coefficients with </w:t>
+            </w:r>
+            <w:r>
+              <w:rPr>
+                <w:rFonts w:ascii="Times New Roman" w:eastAsia="Times New Roman" w:hAnsi="Times New Roman" w:cs="Times New Roman"/>
+                <w:bCs/>
+                <w:sz w:val="20"/>
+                <w:szCs w:val="20"/>
+                <w:lang w:eastAsia="en-US"/>
+              </w:rPr>
+              <w:t>environment</w:t>
+            </w:r>
+            <w:r>
+              <w:rPr>
+                <w:rFonts w:ascii="Times New Roman" w:hAnsi="Times New Roman" w:cs="Times New Roman"/>
+                <w:bCs/>
+                <w:sz w:val="20"/>
+                <w:szCs w:val="20"/>
+              </w:rPr>
+              <w:t>;</w:t>
             </w:r>
           </w:p>
         </w:tc>
@@ -4023,32 +4282,39 @@
               <w:spacing w:after="0" w:line="240" w:lineRule="auto"/>
               <w:jc w:val="center"/>
               <w:rPr>
-                <w:rFonts w:ascii="Times New Roman" w:eastAsia="Times New Roman" w:hAnsi="Times New Roman" w:cs="Times New Roman"/>
-                <w:sz w:val="20"/>
-                <w:szCs w:val="20"/>
-                <w:lang w:eastAsia="en-US"/>
+                <w:rFonts w:ascii="Times New Roman" w:hAnsi="Times New Roman" w:cs="Times New Roman"/>
+                <w:sz w:val="20"/>
+                <w:szCs w:val="20"/>
               </w:rPr>
             </w:pPr>
             <w:r>
               <w:rPr>
                 <w:rFonts w:ascii="Times New Roman" w:eastAsia="Times New Roman" w:hAnsi="Times New Roman" w:cs="Times New Roman"/>
-                <w:position w:val="-14"/>
-                <w:sz w:val="20"/>
-                <w:szCs w:val="20"/>
-                <w:lang w:eastAsia="en-US"/>
-              </w:rPr>
-              <w:object w:dxaOrig="320" w:dyaOrig="340" w14:anchorId="216A937F">
-                <v:shape id="_x0000_i1055" type="#_x0000_t75" style="width:16.65pt;height:17.9pt" o:ole="">
-                  <v:imagedata r:id="rId64" o:title=""/>
+                <w:position w:val="-10"/>
+                <w:sz w:val="20"/>
+                <w:szCs w:val="20"/>
+                <w:lang w:eastAsia="en-US"/>
+              </w:rPr>
+              <w:object w:dxaOrig="160" w:dyaOrig="300" w14:anchorId="60A68C34">
+                <v:shape id="_x0000_i1239" type="#_x0000_t75" style="width:8pt;height:16pt" o:ole="">
+                  <v:imagedata r:id="rId19" o:title=""/>
                 </v:shape>
-                <o:OLEObject Type="Embed" ProgID="Equation.DSMT4" ShapeID="_x0000_i1055" DrawAspect="Content" ObjectID="_1831701217" r:id="rId65"/>
+                <o:OLEObject Type="Embed" ProgID="Equation.3" ShapeID="_x0000_i1239" DrawAspect="Content" ObjectID="_1837666340" r:id="rId61"/>
               </w:object>
+            </w:r>
+            <w:r>
+              <w:rPr>
+                <w:rFonts w:ascii="Times New Roman" w:hAnsi="Times New Roman" w:cs="Times New Roman"/>
+                <w:sz w:val="20"/>
+                <w:szCs w:val="20"/>
+              </w:rPr>
+              <w:t>:</w:t>
             </w:r>
           </w:p>
         </w:tc>
         <w:tc>
           <w:tcPr>
-            <w:tcW w:w="3681" w:type="dxa"/>
+            <w:tcW w:w="3673" w:type="dxa"/>
             <w:tcMar>
               <w:left w:w="57" w:type="dxa"/>
               <w:right w:w="57" w:type="dxa"/>
@@ -4060,37 +4326,35 @@
               <w:widowControl w:val="0"/>
               <w:snapToGrid w:val="0"/>
               <w:spacing w:after="0" w:line="240" w:lineRule="auto"/>
-              <w:rPr>
-                <w:rFonts w:ascii="Times New Roman" w:eastAsia="Times New Roman" w:hAnsi="Times New Roman" w:cs="Times New Roman"/>
-                <w:sz w:val="20"/>
-                <w:szCs w:val="20"/>
-                <w:lang w:eastAsia="en-US"/>
+              <w:ind w:leftChars="66" w:left="145"/>
+              <w:rPr>
+                <w:rFonts w:ascii="Times New Roman" w:hAnsi="Times New Roman" w:cs="Times New Roman"/>
+                <w:sz w:val="20"/>
+                <w:szCs w:val="20"/>
               </w:rPr>
             </w:pPr>
             <w:r>
               <w:rPr>
-                <w:rFonts w:ascii="Times New Roman" w:hAnsi="Times New Roman" w:cs="Times New Roman" w:hint="eastAsia"/>
-                <w:bCs/>
-                <w:sz w:val="20"/>
-                <w:szCs w:val="20"/>
-              </w:rPr>
-              <w:t>C</w:t>
-            </w:r>
-            <w:r>
-              <w:rPr>
-                <w:rFonts w:ascii="Times New Roman" w:eastAsia="Times New Roman" w:hAnsi="Times New Roman" w:cs="Times New Roman"/>
-                <w:bCs/>
-                <w:sz w:val="20"/>
-                <w:szCs w:val="20"/>
-                <w:lang w:eastAsia="en-US"/>
-              </w:rPr>
-              <w:t>oncentrations for fluxes into the system from the environment</w:t>
+                <w:rFonts w:ascii="Times New Roman" w:eastAsia="Times New Roman" w:hAnsi="Times New Roman" w:cs="Times New Roman"/>
+                <w:sz w:val="20"/>
+                <w:szCs w:val="20"/>
+                <w:lang w:eastAsia="en-US"/>
+              </w:rPr>
+              <w:t>element concentrations</w:t>
+            </w:r>
+            <w:r>
+              <w:rPr>
+                <w:rFonts w:ascii="Times New Roman" w:hAnsi="Times New Roman" w:cs="Times New Roman"/>
+                <w:sz w:val="20"/>
+                <w:szCs w:val="20"/>
+              </w:rPr>
+              <w:t>;</w:t>
             </w:r>
           </w:p>
         </w:tc>
         <w:tc>
           <w:tcPr>
-            <w:tcW w:w="494" w:type="dxa"/>
+            <w:tcW w:w="528" w:type="dxa"/>
             <w:tcMar>
               <w:left w:w="57" w:type="dxa"/>
               <w:right w:w="57" w:type="dxa"/>
@@ -4104,32 +4368,39 @@
               <w:spacing w:after="0" w:line="240" w:lineRule="auto"/>
               <w:jc w:val="center"/>
               <w:rPr>
-                <w:rFonts w:ascii="Times New Roman" w:eastAsia="Times New Roman" w:hAnsi="Times New Roman" w:cs="Times New Roman"/>
-                <w:sz w:val="20"/>
-                <w:szCs w:val="20"/>
-                <w:lang w:eastAsia="en-US"/>
+                <w:rFonts w:ascii="Times New Roman" w:hAnsi="Times New Roman" w:cs="Times New Roman"/>
+                <w:sz w:val="20"/>
+                <w:szCs w:val="20"/>
               </w:rPr>
             </w:pPr>
             <w:r>
               <w:rPr>
                 <w:rFonts w:ascii="Times New Roman" w:eastAsia="Times New Roman" w:hAnsi="Times New Roman" w:cs="Times New Roman"/>
-                <w:position w:val="-14"/>
-                <w:sz w:val="20"/>
-                <w:szCs w:val="20"/>
-                <w:lang w:eastAsia="en-US"/>
-              </w:rPr>
-              <w:object w:dxaOrig="240" w:dyaOrig="340" w14:anchorId="10A93439">
-                <v:shape id="_x0000_i1056" type="#_x0000_t75" style="width:12.9pt;height:17.9pt" o:ole="">
-                  <v:imagedata r:id="rId66" o:title=""/>
+                <w:position w:val="-10"/>
+                <w:sz w:val="20"/>
+                <w:szCs w:val="20"/>
+                <w:lang w:eastAsia="en-US"/>
+              </w:rPr>
+              <w:object w:dxaOrig="180" w:dyaOrig="300" w14:anchorId="705D9781">
+                <v:shape id="_x0000_i1240" type="#_x0000_t75" style="width:9.5pt;height:16.5pt" o:ole="">
+                  <v:imagedata r:id="rId21" o:title=""/>
                 </v:shape>
-                <o:OLEObject Type="Embed" ProgID="Equation.DSMT4" ShapeID="_x0000_i1056" DrawAspect="Content" ObjectID="_1831701218" r:id="rId67"/>
+                <o:OLEObject Type="Embed" ProgID="Equation.DSMT4" ShapeID="_x0000_i1240" DrawAspect="Content" ObjectID="_1837666341" r:id="rId62"/>
               </w:object>
+            </w:r>
+            <w:r>
+              <w:rPr>
+                <w:rFonts w:ascii="Times New Roman" w:hAnsi="Times New Roman" w:cs="Times New Roman"/>
+                <w:sz w:val="20"/>
+                <w:szCs w:val="20"/>
+              </w:rPr>
+              <w:t>:</w:t>
             </w:r>
           </w:p>
         </w:tc>
         <w:tc>
           <w:tcPr>
-            <w:tcW w:w="3666" w:type="dxa"/>
+            <w:tcW w:w="3659" w:type="dxa"/>
             <w:tcMar>
               <w:left w:w="57" w:type="dxa"/>
               <w:right w:w="57" w:type="dxa"/>
@@ -4141,29 +4412,29 @@
               <w:widowControl w:val="0"/>
               <w:snapToGrid w:val="0"/>
               <w:spacing w:after="0" w:line="240" w:lineRule="auto"/>
-              <w:rPr>
-                <w:rFonts w:ascii="Times New Roman" w:eastAsia="Times New Roman" w:hAnsi="Times New Roman" w:cs="Times New Roman"/>
-                <w:sz w:val="20"/>
-                <w:szCs w:val="20"/>
-                <w:lang w:eastAsia="en-US"/>
+              <w:ind w:leftChars="104" w:left="229"/>
+              <w:rPr>
+                <w:rFonts w:ascii="Times New Roman" w:hAnsi="Times New Roman" w:cs="Times New Roman"/>
+                <w:sz w:val="20"/>
+                <w:szCs w:val="20"/>
               </w:rPr>
             </w:pPr>
             <w:r>
               <w:rPr>
-                <w:rFonts w:ascii="Times New Roman" w:hAnsi="Times New Roman" w:cs="Times New Roman" w:hint="eastAsia"/>
-                <w:sz w:val="20"/>
-                <w:szCs w:val="20"/>
-              </w:rPr>
-              <w:t>c</w:t>
-            </w:r>
-            <w:r>
-              <w:rPr>
-                <w:rFonts w:ascii="Times New Roman" w:eastAsia="Times New Roman" w:hAnsi="Times New Roman" w:cs="Times New Roman"/>
-                <w:sz w:val="20"/>
-                <w:szCs w:val="20"/>
-                <w:lang w:eastAsia="en-US"/>
-              </w:rPr>
-              <w:t>oncentration of bed</w:t>
+                <w:rFonts w:ascii="Times New Roman" w:eastAsia="Times New Roman" w:hAnsi="Times New Roman" w:cs="Times New Roman"/>
+                <w:sz w:val="20"/>
+                <w:szCs w:val="20"/>
+                <w:lang w:eastAsia="en-US"/>
+              </w:rPr>
+              <w:t>concentration transport exponent. positive for wet volumes and negative for sediment volumes</w:t>
+            </w:r>
+            <w:r>
+              <w:rPr>
+                <w:rFonts w:ascii="Times New Roman" w:hAnsi="Times New Roman" w:cs="Times New Roman"/>
+                <w:sz w:val="20"/>
+                <w:szCs w:val="20"/>
+              </w:rPr>
+              <w:t>;</w:t>
             </w:r>
           </w:p>
         </w:tc>
@@ -4185,10 +4456,9 @@
               <w:spacing w:after="0" w:line="240" w:lineRule="auto"/>
               <w:jc w:val="center"/>
               <w:rPr>
-                <w:rFonts w:ascii="Times New Roman" w:eastAsia="Times New Roman" w:hAnsi="Times New Roman" w:cs="Times New Roman"/>
-                <w:sz w:val="20"/>
-                <w:szCs w:val="20"/>
-                <w:lang w:eastAsia="en-US"/>
+                <w:rFonts w:ascii="Times New Roman" w:hAnsi="Times New Roman" w:cs="Times New Roman"/>
+                <w:sz w:val="20"/>
+                <w:szCs w:val="20"/>
               </w:rPr>
             </w:pPr>
             <w:r>
@@ -4199,18 +4469,26 @@
                 <w:szCs w:val="20"/>
                 <w:lang w:eastAsia="en-US"/>
               </w:rPr>
-              <w:object w:dxaOrig="320" w:dyaOrig="340" w14:anchorId="46453451">
-                <v:shape id="_x0000_i1057" type="#_x0000_t75" style="width:16.65pt;height:17.9pt" o:ole="">
-                  <v:imagedata r:id="rId68" o:title=""/>
+              <w:object w:dxaOrig="320" w:dyaOrig="340" w14:anchorId="518A304A">
+                <v:shape id="_x0000_i1241" type="#_x0000_t75" style="width:16.5pt;height:18pt" o:ole="">
+                  <v:imagedata r:id="rId23" o:title=""/>
                 </v:shape>
-                <o:OLEObject Type="Embed" ProgID="Equation.DSMT4" ShapeID="_x0000_i1057" DrawAspect="Content" ObjectID="_1831701219" r:id="rId69"/>
+                <o:OLEObject Type="Embed" ProgID="Equation.DSMT4" ShapeID="_x0000_i1241" DrawAspect="Content" ObjectID="_1837666342" r:id="rId63"/>
               </w:object>
+            </w:r>
+            <w:r>
+              <w:rPr>
+                <w:rFonts w:ascii="Times New Roman" w:hAnsi="Times New Roman" w:cs="Times New Roman"/>
+                <w:sz w:val="20"/>
+                <w:szCs w:val="20"/>
+              </w:rPr>
+              <w:t>:</w:t>
             </w:r>
           </w:p>
         </w:tc>
         <w:tc>
           <w:tcPr>
-            <w:tcW w:w="3681" w:type="dxa"/>
+            <w:tcW w:w="3673" w:type="dxa"/>
             <w:tcMar>
               <w:left w:w="57" w:type="dxa"/>
               <w:right w:w="57" w:type="dxa"/>
@@ -4222,35 +4500,37 @@
               <w:widowControl w:val="0"/>
               <w:snapToGrid w:val="0"/>
               <w:spacing w:after="0" w:line="240" w:lineRule="auto"/>
-              <w:rPr>
-                <w:rFonts w:ascii="Times New Roman" w:eastAsia="Times New Roman" w:hAnsi="Times New Roman" w:cs="Times New Roman"/>
-                <w:sz w:val="20"/>
-                <w:szCs w:val="20"/>
-                <w:lang w:eastAsia="en-US"/>
+              <w:ind w:leftChars="66" w:left="145"/>
+              <w:rPr>
+                <w:rFonts w:ascii="Times New Roman" w:hAnsi="Times New Roman" w:cs="Times New Roman"/>
+                <w:sz w:val="20"/>
+                <w:szCs w:val="20"/>
               </w:rPr>
             </w:pPr>
             <w:r>
               <w:rPr>
-                <w:rFonts w:ascii="Times New Roman" w:hAnsi="Times New Roman" w:cs="Times New Roman" w:hint="eastAsia"/>
-                <w:sz w:val="20"/>
-                <w:szCs w:val="20"/>
-              </w:rPr>
-              <w:t>A</w:t>
-            </w:r>
-            <w:r>
-              <w:rPr>
-                <w:rFonts w:ascii="Times New Roman" w:eastAsia="Times New Roman" w:hAnsi="Times New Roman" w:cs="Times New Roman"/>
-                <w:sz w:val="20"/>
-                <w:szCs w:val="20"/>
-                <w:lang w:eastAsia="en-US"/>
-              </w:rPr>
-              <w:t>dvective flows into the system from the environment</w:t>
+                <w:rFonts w:ascii="Times New Roman" w:eastAsia="Times New Roman" w:hAnsi="Times New Roman" w:cs="Times New Roman"/>
+                <w:bCs/>
+                <w:sz w:val="20"/>
+                <w:szCs w:val="20"/>
+                <w:lang w:eastAsia="en-US"/>
+              </w:rPr>
+              <w:t>concentrations for fluxes into the system from the environment</w:t>
+            </w:r>
+            <w:r>
+              <w:rPr>
+                <w:rFonts w:ascii="Times New Roman" w:hAnsi="Times New Roman" w:cs="Times New Roman"/>
+                <w:bCs/>
+                <w:sz w:val="20"/>
+                <w:szCs w:val="20"/>
+              </w:rPr>
+              <w:t>;</w:t>
             </w:r>
           </w:p>
         </w:tc>
         <w:tc>
           <w:tcPr>
-            <w:tcW w:w="494" w:type="dxa"/>
+            <w:tcW w:w="528" w:type="dxa"/>
             <w:tcMar>
               <w:left w:w="57" w:type="dxa"/>
               <w:right w:w="57" w:type="dxa"/>
@@ -4264,44 +4544,39 @@
               <w:spacing w:after="0" w:line="240" w:lineRule="auto"/>
               <w:jc w:val="center"/>
               <w:rPr>
-                <w:rFonts w:ascii="Times New Roman" w:eastAsia="Times New Roman" w:hAnsi="Times New Roman" w:cs="Times New Roman"/>
-                <w:sz w:val="20"/>
-                <w:szCs w:val="20"/>
-                <w:lang w:eastAsia="en-US"/>
+                <w:rFonts w:ascii="Times New Roman" w:hAnsi="Times New Roman" w:cs="Times New Roman"/>
+                <w:sz w:val="20"/>
+                <w:szCs w:val="20"/>
               </w:rPr>
             </w:pPr>
+            <w:r>
+              <w:rPr>
+                <w:rFonts w:ascii="Times New Roman" w:eastAsia="Times New Roman" w:hAnsi="Times New Roman" w:cs="Times New Roman"/>
+                <w:position w:val="-14"/>
+                <w:sz w:val="20"/>
+                <w:szCs w:val="20"/>
+                <w:lang w:eastAsia="en-US"/>
+              </w:rPr>
+              <w:object w:dxaOrig="240" w:dyaOrig="340" w14:anchorId="3D6B6D9C">
+                <v:shape id="_x0000_i1242" type="#_x0000_t75" style="width:13pt;height:18pt" o:ole="">
+                  <v:imagedata r:id="rId25" o:title=""/>
+                </v:shape>
+                <o:OLEObject Type="Embed" ProgID="Equation.DSMT4" ShapeID="_x0000_i1242" DrawAspect="Content" ObjectID="_1837666343" r:id="rId64"/>
+              </w:object>
+            </w:r>
+            <w:r>
+              <w:rPr>
+                <w:rFonts w:ascii="Times New Roman" w:hAnsi="Times New Roman" w:cs="Times New Roman"/>
+                <w:sz w:val="20"/>
+                <w:szCs w:val="20"/>
+              </w:rPr>
+              <w:t>:</w:t>
+            </w:r>
           </w:p>
         </w:tc>
         <w:tc>
           <w:tcPr>
-            <w:tcW w:w="3666" w:type="dxa"/>
-            <w:tcMar>
-              <w:left w:w="57" w:type="dxa"/>
-              <w:right w:w="57" w:type="dxa"/>
-            </w:tcMar>
-            <w:vAlign w:val="bottom"/>
-          </w:tcPr>
-          <w:p>
-            <w:pPr>
-              <w:widowControl w:val="0"/>
-              <w:snapToGrid w:val="0"/>
-              <w:spacing w:after="0" w:line="240" w:lineRule="auto"/>
-              <w:rPr>
-                <w:rFonts w:ascii="Times New Roman" w:eastAsia="Times New Roman" w:hAnsi="Times New Roman" w:cs="Times New Roman"/>
-                <w:sz w:val="20"/>
-                <w:szCs w:val="20"/>
-                <w:u w:val="single"/>
-                <w:lang w:eastAsia="en-US"/>
-              </w:rPr>
-            </w:pPr>
-          </w:p>
-        </w:tc>
-      </w:tr>
-      <w:tr>
-        <w:tc>
-          <w:tcPr>
-            <w:tcW w:w="8285" w:type="dxa"/>
-            <w:gridSpan w:val="4"/>
+            <w:tcW w:w="3659" w:type="dxa"/>
             <w:tcMar>
               <w:left w:w="57" w:type="dxa"/>
               <w:right w:w="57" w:type="dxa"/>
@@ -4313,11 +4588,11 @@
               <w:widowControl w:val="0"/>
               <w:snapToGrid w:val="0"/>
               <w:spacing w:after="0" w:line="240" w:lineRule="auto"/>
-              <w:rPr>
-                <w:rFonts w:ascii="Times New Roman" w:eastAsia="Times New Roman" w:hAnsi="Times New Roman" w:cs="Times New Roman"/>
-                <w:sz w:val="20"/>
-                <w:szCs w:val="20"/>
-                <w:lang w:eastAsia="en-US"/>
+              <w:ind w:leftChars="104" w:left="229"/>
+              <w:rPr>
+                <w:rFonts w:ascii="Times New Roman" w:hAnsi="Times New Roman" w:cs="Times New Roman"/>
+                <w:sz w:val="20"/>
+                <w:szCs w:val="20"/>
               </w:rPr>
             </w:pPr>
             <w:r>
@@ -4327,7 +4602,15 @@
                 <w:szCs w:val="20"/>
                 <w:lang w:eastAsia="en-US"/>
               </w:rPr>
-              <w:t>Diagonal matrices:</w:t>
+              <w:t>concentration of bed</w:t>
+            </w:r>
+            <w:r>
+              <w:rPr>
+                <w:rFonts w:ascii="Times New Roman" w:hAnsi="Times New Roman" w:cs="Times New Roman"/>
+                <w:sz w:val="20"/>
+                <w:szCs w:val="20"/>
+              </w:rPr>
+              <w:t>;</w:t>
             </w:r>
           </w:p>
         </w:tc>
@@ -4349,30 +4632,39 @@
               <w:spacing w:after="0" w:line="240" w:lineRule="auto"/>
               <w:jc w:val="center"/>
               <w:rPr>
-                <w:rFonts w:ascii="Times New Roman" w:eastAsia="Times New Roman" w:hAnsi="Times New Roman" w:cs="Times New Roman"/>
-                <w:i/>
-                <w:sz w:val="20"/>
-                <w:szCs w:val="20"/>
-                <w:lang w:eastAsia="en-US"/>
+                <w:rFonts w:ascii="Times New Roman" w:hAnsi="Times New Roman" w:cs="Times New Roman"/>
+                <w:sz w:val="20"/>
+                <w:szCs w:val="20"/>
               </w:rPr>
             </w:pPr>
             <w:r>
               <w:rPr>
                 <w:rFonts w:ascii="Times New Roman" w:eastAsia="Times New Roman" w:hAnsi="Times New Roman" w:cs="Times New Roman"/>
-                <w:b/>
-                <w:bCs/>
-                <w:i/>
-                <w:sz w:val="20"/>
-                <w:szCs w:val="20"/>
-                <w:lang w:eastAsia="en-US"/>
-              </w:rPr>
-              <w:t>D</w:t>
+                <w:position w:val="-14"/>
+                <w:sz w:val="20"/>
+                <w:szCs w:val="20"/>
+                <w:lang w:eastAsia="en-US"/>
+              </w:rPr>
+              <w:object w:dxaOrig="320" w:dyaOrig="340" w14:anchorId="5D58D4A2">
+                <v:shape id="_x0000_i1243" type="#_x0000_t75" style="width:17pt;height:18pt" o:ole="">
+                  <v:imagedata r:id="rId27" o:title=""/>
+                </v:shape>
+                <o:OLEObject Type="Embed" ProgID="Equation.DSMT4" ShapeID="_x0000_i1243" DrawAspect="Content" ObjectID="_1837666344" r:id="rId65"/>
+              </w:object>
+            </w:r>
+            <w:r>
+              <w:rPr>
+                <w:rFonts w:ascii="Times New Roman" w:hAnsi="Times New Roman" w:cs="Times New Roman"/>
+                <w:sz w:val="20"/>
+                <w:szCs w:val="20"/>
+              </w:rPr>
+              <w:t>:</w:t>
             </w:r>
           </w:p>
         </w:tc>
         <w:tc>
           <w:tcPr>
-            <w:tcW w:w="3681" w:type="dxa"/>
+            <w:tcW w:w="3673" w:type="dxa"/>
             <w:tcMar>
               <w:left w:w="57" w:type="dxa"/>
               <w:right w:w="57" w:type="dxa"/>
@@ -4384,6 +4676,7 @@
               <w:widowControl w:val="0"/>
               <w:snapToGrid w:val="0"/>
               <w:spacing w:after="0" w:line="240" w:lineRule="auto"/>
+              <w:ind w:leftChars="66" w:left="145"/>
               <w:rPr>
                 <w:rFonts w:ascii="Times New Roman" w:eastAsia="Times New Roman" w:hAnsi="Times New Roman" w:cs="Times New Roman"/>
                 <w:sz w:val="20"/>
@@ -4393,26 +4686,18 @@
             </w:pPr>
             <w:r>
               <w:rPr>
-                <w:rFonts w:ascii="Times New Roman" w:hAnsi="Times New Roman" w:cs="Times New Roman" w:hint="eastAsia"/>
-                <w:sz w:val="20"/>
-                <w:szCs w:val="20"/>
-              </w:rPr>
-              <w:t>H</w:t>
-            </w:r>
-            <w:r>
-              <w:rPr>
-                <w:rFonts w:ascii="Times New Roman" w:eastAsia="Times New Roman" w:hAnsi="Times New Roman" w:cs="Times New Roman"/>
-                <w:sz w:val="20"/>
-                <w:szCs w:val="20"/>
-                <w:lang w:eastAsia="en-US"/>
-              </w:rPr>
-              <w:t>orizontal exchange between elements</w:t>
+                <w:rFonts w:ascii="Times New Roman" w:eastAsia="Times New Roman" w:hAnsi="Times New Roman" w:cs="Times New Roman"/>
+                <w:sz w:val="20"/>
+                <w:szCs w:val="20"/>
+                <w:lang w:eastAsia="en-US"/>
+              </w:rPr>
+              <w:t>advective flows into the system from the environment</w:t>
             </w:r>
           </w:p>
         </w:tc>
         <w:tc>
           <w:tcPr>
-            <w:tcW w:w="494" w:type="dxa"/>
+            <w:tcW w:w="528" w:type="dxa"/>
             <w:tcMar>
               <w:left w:w="57" w:type="dxa"/>
               <w:right w:w="57" w:type="dxa"/>
@@ -4427,7 +4712,6 @@
               <w:jc w:val="center"/>
               <w:rPr>
                 <w:rFonts w:ascii="Times New Roman" w:eastAsia="Times New Roman" w:hAnsi="Times New Roman" w:cs="Times New Roman"/>
-                <w:i/>
                 <w:sz w:val="20"/>
                 <w:szCs w:val="20"/>
                 <w:lang w:eastAsia="en-US"/>
@@ -4436,20 +4720,32 @@
             <w:r>
               <w:rPr>
                 <w:rFonts w:ascii="Times New Roman" w:eastAsia="Times New Roman" w:hAnsi="Times New Roman" w:cs="Times New Roman"/>
-                <w:b/>
-                <w:bCs/>
-                <w:i/>
-                <w:sz w:val="20"/>
-                <w:szCs w:val="20"/>
-                <w:lang w:eastAsia="en-US"/>
-              </w:rPr>
-              <w:t>W</w:t>
+                <w:position w:val="-10"/>
+                <w:sz w:val="20"/>
+                <w:szCs w:val="20"/>
+                <w:lang w:eastAsia="en-US"/>
+              </w:rPr>
+              <w:object w:dxaOrig="200" w:dyaOrig="300" w14:anchorId="33E23853">
+                <v:shape id="_x0000_i1244" type="#_x0000_t75" style="width:12.5pt;height:18.5pt" o:ole="">
+                  <v:imagedata r:id="rId29" o:title=""/>
+                </v:shape>
+                <o:OLEObject Type="Embed" ProgID="Equation.DSMT4" ShapeID="_x0000_i1244" DrawAspect="Content" ObjectID="_1837666345" r:id="rId66"/>
+              </w:object>
+            </w:r>
+            <w:r>
+              <w:rPr>
+                <w:rFonts w:ascii="Times New Roman" w:eastAsia="Times New Roman" w:hAnsi="Times New Roman" w:cs="Times New Roman"/>
+                <w:sz w:val="20"/>
+                <w:szCs w:val="20"/>
+                <w:lang w:eastAsia="en-US"/>
+              </w:rPr>
+              <w:t>:</w:t>
             </w:r>
           </w:p>
         </w:tc>
         <w:tc>
           <w:tcPr>
-            <w:tcW w:w="3666" w:type="dxa"/>
+            <w:tcW w:w="3659" w:type="dxa"/>
             <w:tcMar>
               <w:left w:w="57" w:type="dxa"/>
               <w:right w:w="57" w:type="dxa"/>
@@ -4463,7 +4759,6 @@
               <w:spacing w:after="0" w:line="240" w:lineRule="auto"/>
               <w:rPr>
                 <w:rFonts w:ascii="Times New Roman" w:eastAsia="Times New Roman" w:hAnsi="Times New Roman" w:cs="Times New Roman"/>
-                <w:bCs/>
                 <w:sz w:val="20"/>
                 <w:szCs w:val="20"/>
                 <w:lang w:eastAsia="en-US"/>
@@ -4471,31 +4766,60 @@
             </w:pPr>
             <w:r>
               <w:rPr>
-                <w:rFonts w:ascii="Times New Roman" w:hAnsi="Times New Roman" w:cs="Times New Roman" w:hint="eastAsia"/>
-                <w:sz w:val="20"/>
-                <w:szCs w:val="20"/>
-              </w:rPr>
-              <w:t>V</w:t>
-            </w:r>
-            <w:r>
-              <w:rPr>
-                <w:rFonts w:ascii="Times New Roman" w:eastAsia="Times New Roman" w:hAnsi="Times New Roman" w:cs="Times New Roman"/>
-                <w:sz w:val="20"/>
-                <w:szCs w:val="20"/>
-                <w:lang w:eastAsia="en-US"/>
-              </w:rPr>
-              <w:t xml:space="preserve">ertical exchange coefficient </w:t>
-            </w:r>
-            <w:r>
-              <w:rPr>
-                <w:rFonts w:ascii="Times New Roman" w:eastAsia="Times New Roman" w:hAnsi="Times New Roman" w:cs="Times New Roman"/>
-                <w:i/>
-                <w:iCs/>
-                <w:sz w:val="20"/>
-                <w:szCs w:val="20"/>
-                <w:lang w:eastAsia="en-US"/>
-              </w:rPr>
-              <w:t>w</w:t>
+                <w:rFonts w:ascii="Times New Roman" w:eastAsia="Times New Roman" w:hAnsi="Times New Roman" w:cs="Times New Roman"/>
+                <w:sz w:val="20"/>
+                <w:szCs w:val="20"/>
+                <w:lang w:eastAsia="en-US"/>
+              </w:rPr>
+              <w:t>expression for offset to rate of change</w:t>
+            </w:r>
+          </w:p>
+        </w:tc>
+      </w:tr>
+      <w:tr>
+        <w:trPr>
+          <w:trHeight w:val="353"/>
+        </w:trPr>
+        <w:tc>
+          <w:tcPr>
+            <w:tcW w:w="8371" w:type="dxa"/>
+            <w:gridSpan w:val="4"/>
+            <w:tcMar>
+              <w:left w:w="57" w:type="dxa"/>
+              <w:right w:w="57" w:type="dxa"/>
+            </w:tcMar>
+            <w:vAlign w:val="bottom"/>
+          </w:tcPr>
+          <w:p>
+            <w:pPr>
+              <w:widowControl w:val="0"/>
+              <w:snapToGrid w:val="0"/>
+              <w:spacing w:after="0" w:line="240" w:lineRule="auto"/>
+              <w:jc w:val="both"/>
+              <w:rPr>
+                <w:rFonts w:ascii="Times New Roman" w:eastAsia="Times New Roman" w:hAnsi="Times New Roman" w:cs="Times New Roman"/>
+                <w:sz w:val="20"/>
+                <w:szCs w:val="20"/>
+                <w:lang w:eastAsia="en-US"/>
+              </w:rPr>
+            </w:pPr>
+            <w:r>
+              <w:rPr>
+                <w:rFonts w:ascii="Times New Roman" w:eastAsia="Times New Roman" w:hAnsi="Times New Roman" w:cs="Times New Roman"/>
+                <w:sz w:val="20"/>
+                <w:szCs w:val="20"/>
+                <w:lang w:eastAsia="en-US"/>
+              </w:rPr>
+              <w:t xml:space="preserve">    M</w:t>
+            </w:r>
+            <w:r>
+              <w:rPr>
+                <w:rFonts w:ascii="Times New Roman" w:eastAsia="Times New Roman" w:hAnsi="Times New Roman" w:cs="Times New Roman"/>
+                <w:sz w:val="20"/>
+                <w:szCs w:val="20"/>
+                <w:lang w:eastAsia="en-US"/>
+              </w:rPr>
+              <w:t>atrices:</w:t>
             </w:r>
           </w:p>
         </w:tc>
@@ -4517,11 +4841,10 @@
               <w:spacing w:after="0" w:line="240" w:lineRule="auto"/>
               <w:jc w:val="center"/>
               <w:rPr>
-                <w:rFonts w:ascii="Times New Roman" w:eastAsia="Times New Roman" w:hAnsi="Times New Roman" w:cs="Times New Roman"/>
+                <w:rFonts w:ascii="Times New Roman" w:hAnsi="Times New Roman" w:cs="Times New Roman"/>
                 <w:i/>
                 <w:sz w:val="20"/>
                 <w:szCs w:val="20"/>
-                <w:lang w:eastAsia="en-US"/>
               </w:rPr>
             </w:pPr>
             <w:r>
@@ -4534,13 +4857,22 @@
                 <w:szCs w:val="20"/>
                 <w:lang w:eastAsia="en-US"/>
               </w:rPr>
-              <w:t>Q</w:t>
+              <w:t>D</w:t>
+            </w:r>
+            <w:r>
+              <w:rPr>
+                <w:rFonts w:ascii="Times New Roman" w:hAnsi="Times New Roman" w:cs="Times New Roman"/>
+                <w:bCs/>
+                <w:sz w:val="20"/>
+                <w:szCs w:val="20"/>
+              </w:rPr>
+              <w:t>:</w:t>
             </w:r>
           </w:p>
         </w:tc>
         <w:tc>
           <w:tcPr>
-            <w:tcW w:w="3681" w:type="dxa"/>
+            <w:tcW w:w="3673" w:type="dxa"/>
             <w:tcMar>
               <w:left w:w="57" w:type="dxa"/>
               <w:right w:w="57" w:type="dxa"/>
@@ -4552,6 +4884,7 @@
               <w:widowControl w:val="0"/>
               <w:snapToGrid w:val="0"/>
               <w:spacing w:after="0" w:line="240" w:lineRule="auto"/>
+              <w:ind w:leftChars="66" w:left="145"/>
               <w:rPr>
                 <w:rFonts w:ascii="Times New Roman" w:eastAsia="Times New Roman" w:hAnsi="Times New Roman" w:cs="Times New Roman"/>
                 <w:sz w:val="20"/>
@@ -4561,26 +4894,18 @@
             </w:pPr>
             <w:r>
               <w:rPr>
-                <w:rFonts w:ascii="Times New Roman" w:hAnsi="Times New Roman" w:cs="Times New Roman" w:hint="eastAsia"/>
-                <w:sz w:val="20"/>
-                <w:szCs w:val="20"/>
-              </w:rPr>
-              <w:t>A</w:t>
-            </w:r>
-            <w:r>
-              <w:rPr>
-                <w:rFonts w:ascii="Times New Roman" w:eastAsia="Times New Roman" w:hAnsi="Times New Roman" w:cs="Times New Roman"/>
-                <w:sz w:val="20"/>
-                <w:szCs w:val="20"/>
-                <w:lang w:eastAsia="en-US"/>
-              </w:rPr>
-              <w:t>dvective exchange between elements</w:t>
+                <w:rFonts w:ascii="Times New Roman" w:eastAsia="Times New Roman" w:hAnsi="Times New Roman" w:cs="Times New Roman"/>
+                <w:sz w:val="20"/>
+                <w:szCs w:val="20"/>
+                <w:lang w:eastAsia="en-US"/>
+              </w:rPr>
+              <w:t>horizontal exchange between elements</w:t>
             </w:r>
           </w:p>
         </w:tc>
         <w:tc>
           <w:tcPr>
-            <w:tcW w:w="494" w:type="dxa"/>
+            <w:tcW w:w="528" w:type="dxa"/>
             <w:tcMar>
               <w:left w:w="57" w:type="dxa"/>
               <w:right w:w="57" w:type="dxa"/>
@@ -4611,13 +4936,22 @@
                 <w:szCs w:val="20"/>
                 <w:lang w:eastAsia="en-US"/>
               </w:rPr>
-              <w:t>S</w:t>
+              <w:t>W</w:t>
+            </w:r>
+            <w:r>
+              <w:rPr>
+                <w:rFonts w:ascii="Times New Roman" w:hAnsi="Times New Roman" w:cs="Times New Roman"/>
+                <w:bCs/>
+                <w:sz w:val="20"/>
+                <w:szCs w:val="20"/>
+              </w:rPr>
+              <w:t>:</w:t>
             </w:r>
           </w:p>
         </w:tc>
         <w:tc>
           <w:tcPr>
-            <w:tcW w:w="3666" w:type="dxa"/>
+            <w:tcW w:w="3659" w:type="dxa"/>
             <w:tcMar>
               <w:left w:w="57" w:type="dxa"/>
               <w:right w:w="57" w:type="dxa"/>
@@ -4629,6 +4963,7 @@
               <w:widowControl w:val="0"/>
               <w:snapToGrid w:val="0"/>
               <w:spacing w:after="0" w:line="240" w:lineRule="auto"/>
+              <w:ind w:firstLineChars="114" w:firstLine="228"/>
               <w:rPr>
                 <w:rFonts w:ascii="Times New Roman" w:eastAsia="Times New Roman" w:hAnsi="Times New Roman" w:cs="Times New Roman"/>
                 <w:bCs/>
@@ -4639,20 +4974,23 @@
             </w:pPr>
             <w:r>
               <w:rPr>
-                <w:rFonts w:ascii="Times New Roman" w:hAnsi="Times New Roman" w:cs="Times New Roman" w:hint="eastAsia"/>
-                <w:sz w:val="20"/>
-                <w:szCs w:val="20"/>
-              </w:rPr>
-              <w:t>S</w:t>
-            </w:r>
-            <w:r>
-              <w:rPr>
-                <w:rFonts w:ascii="Times New Roman" w:eastAsia="Times New Roman" w:hAnsi="Times New Roman" w:cs="Times New Roman"/>
-                <w:sz w:val="20"/>
-                <w:szCs w:val="20"/>
-                <w:lang w:eastAsia="en-US"/>
-              </w:rPr>
-              <w:t>urface areas</w:t>
+                <w:rFonts w:ascii="Times New Roman" w:eastAsia="Times New Roman" w:hAnsi="Times New Roman" w:cs="Times New Roman"/>
+                <w:sz w:val="20"/>
+                <w:szCs w:val="20"/>
+                <w:lang w:eastAsia="en-US"/>
+              </w:rPr>
+              <w:t xml:space="preserve">vertical exchange coefficient </w:t>
+            </w:r>
+            <w:r>
+              <w:rPr>
+                <w:rFonts w:ascii="Times New Roman" w:eastAsia="Times New Roman" w:hAnsi="Times New Roman" w:cs="Times New Roman"/>
+                <w:i/>
+                <w:iCs/>
+                <w:sz w:val="20"/>
+                <w:szCs w:val="20"/>
+                <w:lang w:eastAsia="en-US"/>
+              </w:rPr>
+              <w:t>w</w:t>
             </w:r>
           </w:p>
         </w:tc>
@@ -4691,13 +5029,22 @@
                 <w:szCs w:val="20"/>
                 <w:lang w:eastAsia="en-US"/>
               </w:rPr>
-              <w:t>B</w:t>
+              <w:t>Q</w:t>
+            </w:r>
+            <w:r>
+              <w:rPr>
+                <w:rFonts w:ascii="Times New Roman" w:hAnsi="Times New Roman" w:cs="Times New Roman"/>
+                <w:bCs/>
+                <w:sz w:val="20"/>
+                <w:szCs w:val="20"/>
+              </w:rPr>
+              <w:t>:</w:t>
             </w:r>
           </w:p>
         </w:tc>
         <w:tc>
           <w:tcPr>
-            <w:tcW w:w="3681" w:type="dxa"/>
+            <w:tcW w:w="3673" w:type="dxa"/>
             <w:tcMar>
               <w:left w:w="57" w:type="dxa"/>
               <w:right w:w="57" w:type="dxa"/>
@@ -4709,6 +5056,7 @@
               <w:widowControl w:val="0"/>
               <w:snapToGrid w:val="0"/>
               <w:spacing w:after="0" w:line="240" w:lineRule="auto"/>
+              <w:ind w:leftChars="66" w:left="145"/>
               <w:rPr>
                 <w:rFonts w:ascii="Times New Roman" w:eastAsia="Times New Roman" w:hAnsi="Times New Roman" w:cs="Times New Roman"/>
                 <w:sz w:val="20"/>
@@ -4723,13 +5071,13 @@
                 <w:szCs w:val="20"/>
                 <w:lang w:eastAsia="en-US"/>
               </w:rPr>
-              <w:t>Expression to scale rate of change</w:t>
+              <w:t>advective exchange between elements</w:t>
             </w:r>
           </w:p>
         </w:tc>
         <w:tc>
           <w:tcPr>
-            <w:tcW w:w="494" w:type="dxa"/>
+            <w:tcW w:w="528" w:type="dxa"/>
             <w:tcMar>
               <w:left w:w="57" w:type="dxa"/>
               <w:right w:w="57" w:type="dxa"/>
@@ -4760,13 +5108,22 @@
                 <w:szCs w:val="20"/>
                 <w:lang w:eastAsia="en-US"/>
               </w:rPr>
-              <w:t>I</w:t>
+              <w:t>S</w:t>
+            </w:r>
+            <w:r>
+              <w:rPr>
+                <w:rFonts w:ascii="Times New Roman" w:hAnsi="Times New Roman" w:cs="Times New Roman"/>
+                <w:bCs/>
+                <w:sz w:val="20"/>
+                <w:szCs w:val="20"/>
+              </w:rPr>
+              <w:t>:</w:t>
             </w:r>
           </w:p>
         </w:tc>
         <w:tc>
           <w:tcPr>
-            <w:tcW w:w="3666" w:type="dxa"/>
+            <w:tcW w:w="3659" w:type="dxa"/>
             <w:tcMar>
               <w:left w:w="57" w:type="dxa"/>
               <w:right w:w="57" w:type="dxa"/>
@@ -4778,12 +5135,12 @@
               <w:widowControl w:val="0"/>
               <w:snapToGrid w:val="0"/>
               <w:spacing w:after="0" w:line="240" w:lineRule="auto"/>
-              <w:rPr>
-                <w:rFonts w:ascii="Times New Roman" w:eastAsia="Times New Roman" w:hAnsi="Times New Roman" w:cs="Times New Roman"/>
+              <w:ind w:firstLineChars="114" w:firstLine="228"/>
+              <w:rPr>
+                <w:rFonts w:ascii="Times New Roman" w:hAnsi="Times New Roman" w:cs="Times New Roman"/>
                 <w:bCs/>
                 <w:sz w:val="20"/>
                 <w:szCs w:val="20"/>
-                <w:lang w:eastAsia="en-US"/>
               </w:rPr>
             </w:pPr>
             <w:r>
@@ -4793,7 +5150,7 @@
                 <w:szCs w:val="20"/>
                 <w:lang w:eastAsia="en-US"/>
               </w:rPr>
-              <w:t>unit or identity matrix</w:t>
+              <w:t>surface area</w:t>
             </w:r>
           </w:p>
         </w:tc>
@@ -4816,6 +5173,7 @@
               <w:jc w:val="center"/>
               <w:rPr>
                 <w:rFonts w:ascii="Times New Roman" w:eastAsia="Times New Roman" w:hAnsi="Times New Roman" w:cs="Times New Roman"/>
+                <w:i/>
                 <w:sz w:val="20"/>
                 <w:szCs w:val="20"/>
                 <w:lang w:eastAsia="en-US"/>
@@ -4824,23 +5182,29 @@
             <w:r>
               <w:rPr>
                 <w:rFonts w:ascii="Times New Roman" w:eastAsia="Times New Roman" w:hAnsi="Times New Roman" w:cs="Times New Roman"/>
-                <w:position w:val="-10"/>
-                <w:sz w:val="20"/>
-                <w:szCs w:val="20"/>
-                <w:lang w:eastAsia="en-US"/>
-              </w:rPr>
-              <w:object w:dxaOrig="200" w:dyaOrig="300" w14:anchorId="67F4D772">
-                <v:shape id="_x0000_i1058" type="#_x0000_t75" style="width:10.4pt;height:15.8pt" o:ole="">
-                  <v:imagedata r:id="rId70" o:title=""/>
-                </v:shape>
-                <o:OLEObject Type="Embed" ProgID="Equation.DSMT4" ShapeID="_x0000_i1058" DrawAspect="Content" ObjectID="_1831701220" r:id="rId71"/>
-              </w:object>
+                <w:b/>
+                <w:bCs/>
+                <w:i/>
+                <w:sz w:val="20"/>
+                <w:szCs w:val="20"/>
+                <w:lang w:eastAsia="en-US"/>
+              </w:rPr>
+              <w:t>B</w:t>
+            </w:r>
+            <w:r>
+              <w:rPr>
+                <w:rFonts w:ascii="Times New Roman" w:hAnsi="Times New Roman" w:cs="Times New Roman"/>
+                <w:bCs/>
+                <w:sz w:val="20"/>
+                <w:szCs w:val="20"/>
+              </w:rPr>
+              <w:t>:</w:t>
             </w:r>
           </w:p>
         </w:tc>
         <w:tc>
           <w:tcPr>
-            <w:tcW w:w="3681" w:type="dxa"/>
+            <w:tcW w:w="3673" w:type="dxa"/>
             <w:tcMar>
               <w:left w:w="57" w:type="dxa"/>
               <w:right w:w="57" w:type="dxa"/>
@@ -4852,6 +5216,7 @@
               <w:widowControl w:val="0"/>
               <w:snapToGrid w:val="0"/>
               <w:spacing w:after="0" w:line="240" w:lineRule="auto"/>
+              <w:ind w:leftChars="66" w:left="145"/>
               <w:rPr>
                 <w:rFonts w:ascii="Times New Roman" w:eastAsia="Times New Roman" w:hAnsi="Times New Roman" w:cs="Times New Roman"/>
                 <w:sz w:val="20"/>
@@ -4861,18 +5226,26 @@
             </w:pPr>
             <w:r>
               <w:rPr>
-                <w:rFonts w:ascii="Times New Roman" w:eastAsia="Times New Roman" w:hAnsi="Times New Roman" w:cs="Times New Roman"/>
-                <w:sz w:val="20"/>
-                <w:szCs w:val="20"/>
-                <w:lang w:eastAsia="en-US"/>
-              </w:rPr>
-              <w:t>Expression for offset to rate of change</w:t>
+                <w:rFonts w:ascii="Times New Roman" w:hAnsi="Times New Roman" w:cs="Times New Roman"/>
+                <w:sz w:val="20"/>
+                <w:szCs w:val="20"/>
+              </w:rPr>
+              <w:t>e</w:t>
+            </w:r>
+            <w:r>
+              <w:rPr>
+                <w:rFonts w:ascii="Times New Roman" w:eastAsia="Times New Roman" w:hAnsi="Times New Roman" w:cs="Times New Roman"/>
+                <w:sz w:val="20"/>
+                <w:szCs w:val="20"/>
+                <w:lang w:eastAsia="en-US"/>
+              </w:rPr>
+              <w:t>xpression to scale rate of change</w:t>
             </w:r>
           </w:p>
         </w:tc>
         <w:tc>
           <w:tcPr>
-            <w:tcW w:w="494" w:type="dxa"/>
+            <w:tcW w:w="528" w:type="dxa"/>
             <w:tcMar>
               <w:left w:w="57" w:type="dxa"/>
               <w:right w:w="57" w:type="dxa"/>
@@ -4903,13 +5276,22 @@
                 <w:szCs w:val="20"/>
                 <w:lang w:eastAsia="en-US"/>
               </w:rPr>
-              <w:t>M</w:t>
+              <w:t>I</w:t>
+            </w:r>
+            <w:r>
+              <w:rPr>
+                <w:rFonts w:ascii="Times New Roman" w:hAnsi="Times New Roman" w:cs="Times New Roman"/>
+                <w:bCs/>
+                <w:sz w:val="20"/>
+                <w:szCs w:val="20"/>
+              </w:rPr>
+              <w:t>:</w:t>
             </w:r>
           </w:p>
         </w:tc>
         <w:tc>
           <w:tcPr>
-            <w:tcW w:w="3666" w:type="dxa"/>
+            <w:tcW w:w="3659" w:type="dxa"/>
             <w:tcMar>
               <w:left w:w="57" w:type="dxa"/>
               <w:right w:w="57" w:type="dxa"/>
@@ -4921,6 +5303,137 @@
               <w:widowControl w:val="0"/>
               <w:snapToGrid w:val="0"/>
               <w:spacing w:after="0" w:line="240" w:lineRule="auto"/>
+              <w:ind w:firstLineChars="114" w:firstLine="228"/>
+              <w:rPr>
+                <w:rFonts w:ascii="Times New Roman" w:eastAsia="Times New Roman" w:hAnsi="Times New Roman" w:cs="Times New Roman"/>
+                <w:bCs/>
+                <w:sz w:val="20"/>
+                <w:szCs w:val="20"/>
+                <w:lang w:eastAsia="en-US"/>
+              </w:rPr>
+            </w:pPr>
+            <w:r>
+              <w:rPr>
+                <w:rFonts w:ascii="Times New Roman" w:eastAsia="Times New Roman" w:hAnsi="Times New Roman" w:cs="Times New Roman"/>
+                <w:sz w:val="20"/>
+                <w:szCs w:val="20"/>
+                <w:lang w:eastAsia="en-US"/>
+              </w:rPr>
+              <w:t>unit or identity matrix</w:t>
+            </w:r>
+          </w:p>
+        </w:tc>
+      </w:tr>
+      <w:tr>
+        <w:tc>
+          <w:tcPr>
+            <w:tcW w:w="0" w:type="auto"/>
+            <w:tcMar>
+              <w:left w:w="57" w:type="dxa"/>
+              <w:right w:w="57" w:type="dxa"/>
+            </w:tcMar>
+            <w:vAlign w:val="center"/>
+          </w:tcPr>
+          <w:p>
+            <w:pPr>
+              <w:widowControl w:val="0"/>
+              <w:snapToGrid w:val="0"/>
+              <w:spacing w:after="0" w:line="240" w:lineRule="auto"/>
+              <w:jc w:val="center"/>
+              <w:rPr>
+                <w:rFonts w:ascii="Times New Roman" w:eastAsia="Times New Roman" w:hAnsi="Times New Roman" w:cs="Times New Roman"/>
+                <w:sz w:val="20"/>
+                <w:szCs w:val="20"/>
+                <w:lang w:eastAsia="en-US"/>
+              </w:rPr>
+            </w:pPr>
+          </w:p>
+        </w:tc>
+        <w:tc>
+          <w:tcPr>
+            <w:tcW w:w="3673" w:type="dxa"/>
+            <w:tcMar>
+              <w:left w:w="57" w:type="dxa"/>
+              <w:right w:w="57" w:type="dxa"/>
+            </w:tcMar>
+            <w:vAlign w:val="center"/>
+          </w:tcPr>
+          <w:p>
+            <w:pPr>
+              <w:widowControl w:val="0"/>
+              <w:snapToGrid w:val="0"/>
+              <w:spacing w:after="0" w:line="240" w:lineRule="auto"/>
+              <w:ind w:leftChars="66" w:left="145"/>
+              <w:rPr>
+                <w:rFonts w:ascii="Times New Roman" w:eastAsia="Times New Roman" w:hAnsi="Times New Roman" w:cs="Times New Roman"/>
+                <w:sz w:val="20"/>
+                <w:szCs w:val="20"/>
+                <w:lang w:eastAsia="en-US"/>
+              </w:rPr>
+            </w:pPr>
+          </w:p>
+        </w:tc>
+        <w:tc>
+          <w:tcPr>
+            <w:tcW w:w="528" w:type="dxa"/>
+            <w:tcMar>
+              <w:left w:w="57" w:type="dxa"/>
+              <w:right w:w="57" w:type="dxa"/>
+            </w:tcMar>
+            <w:vAlign w:val="center"/>
+          </w:tcPr>
+          <w:p>
+            <w:pPr>
+              <w:widowControl w:val="0"/>
+              <w:snapToGrid w:val="0"/>
+              <w:spacing w:after="0" w:line="240" w:lineRule="auto"/>
+              <w:jc w:val="center"/>
+              <w:rPr>
+                <w:rFonts w:ascii="Times New Roman" w:eastAsia="Times New Roman" w:hAnsi="Times New Roman" w:cs="Times New Roman"/>
+                <w:i/>
+                <w:sz w:val="20"/>
+                <w:szCs w:val="20"/>
+                <w:lang w:eastAsia="en-US"/>
+              </w:rPr>
+            </w:pPr>
+            <w:r>
+              <w:rPr>
+                <w:rFonts w:ascii="Times New Roman" w:eastAsia="Times New Roman" w:hAnsi="Times New Roman" w:cs="Times New Roman"/>
+                <w:b/>
+                <w:bCs/>
+                <w:i/>
+                <w:sz w:val="20"/>
+                <w:szCs w:val="20"/>
+                <w:lang w:eastAsia="en-US"/>
+              </w:rPr>
+              <w:t>M</w:t>
+            </w:r>
+            <w:r>
+              <w:rPr>
+                <w:rFonts w:ascii="Times New Roman" w:hAnsi="Times New Roman" w:cs="Times New Roman"/>
+                <w:bCs/>
+                <w:sz w:val="20"/>
+                <w:szCs w:val="20"/>
+              </w:rPr>
+              <w:t>:</w:t>
+            </w:r>
+          </w:p>
+        </w:tc>
+        <w:tc>
+          <w:tcPr>
+            <w:tcW w:w="3659" w:type="dxa"/>
+            <w:tcMar>
+              <w:left w:w="57" w:type="dxa"/>
+              <w:right w:w="57" w:type="dxa"/>
+            </w:tcMar>
+            <w:vAlign w:val="center"/>
+          </w:tcPr>
+          <w:p>
+            <w:pPr>
+              <w:widowControl w:val="0"/>
+              <w:snapToGrid w:val="0"/>
+              <w:spacing w:after="0" w:line="240" w:lineRule="auto"/>
+              <w:ind w:firstLineChars="114" w:firstLine="228"/>
               <w:rPr>
                 <w:rFonts w:ascii="Times New Roman" w:eastAsia="Times New Roman" w:hAnsi="Times New Roman" w:cs="Times New Roman"/>
                 <w:sz w:val="20"/>
@@ -4953,6 +5466,26 @@
         </w:tc>
       </w:tr>
     </w:tbl>
+    <w:p>
+      <w:pPr>
+        <w:pStyle w:val="text"/>
+        <w:widowControl w:val="0"/>
+        <w:ind w:firstLine="400"/>
+        <w:rPr>
+          <w:lang w:val="en-GB" w:eastAsia="zh-CN"/>
+        </w:rPr>
+      </w:pPr>
+    </w:p>
+    <w:p>
+      <w:pPr>
+        <w:pStyle w:val="text"/>
+        <w:widowControl w:val="0"/>
+        <w:ind w:firstLine="400"/>
+        <w:rPr>
+          <w:lang w:val="en-GB" w:eastAsia="zh-CN"/>
+        </w:rPr>
+      </w:pPr>
+    </w:p>
     <w:p>
       <w:pPr>
         <w:pStyle w:val="sub-title1"/>
@@ -4963,14 +5496,14 @@
         <w:rPr>
           <w:sz w:val="20"/>
           <w:szCs w:val="20"/>
+          <w:lang w:val="en-GB"/>
         </w:rPr>
       </w:pPr>
       <w:r>
         <w:rPr>
-          <w:rFonts w:hint="eastAsia"/>
-          <w:sz w:val="20"/>
-          <w:szCs w:val="20"/>
-          <w:lang w:eastAsia="zh-CN"/>
+          <w:sz w:val="20"/>
+          <w:szCs w:val="20"/>
+          <w:lang w:val="en-GB" w:eastAsia="zh-CN"/>
         </w:rPr>
         <w:t xml:space="preserve">A1. </w:t>
       </w:r>
@@ -4978,6 +5511,7 @@
         <w:rPr>
           <w:sz w:val="20"/>
           <w:szCs w:val="20"/>
+          <w:lang w:val="en-GB"/>
         </w:rPr>
         <w:t>Variable Surface Area</w:t>
       </w:r>
@@ -5042,10 +5576,10 @@
           <w:szCs w:val="20"/>
         </w:rPr>
         <w:object w:dxaOrig="1579" w:dyaOrig="560" w14:anchorId="36FA3051">
-          <v:shape id="_x0000_i1059" type="#_x0000_t75" style="width:78.65pt;height:27.9pt" o:ole="">
-            <v:imagedata r:id="rId72" o:title=""/>
+          <v:shape id="_x0000_i1059" type="#_x0000_t75" style="width:78.5pt;height:28pt" o:ole="">
+            <v:imagedata r:id="rId67" o:title=""/>
           </v:shape>
-          <o:OLEObject Type="Embed" ProgID="Equation.DSMT4" ShapeID="_x0000_i1059" DrawAspect="Content" ObjectID="_1831701221" r:id="rId73"/>
+          <o:OLEObject Type="Embed" ProgID="Equation.DSMT4" ShapeID="_x0000_i1059" DrawAspect="Content" ObjectID="_1837666346" r:id="rId68"/>
         </w:object>
       </w:r>
       <w:r>
@@ -5058,7 +5592,7 @@
       </w:r>
       <w:r>
         <w:rPr>
-          <w:rFonts w:ascii="Times New Roman" w:hAnsi="Times New Roman" w:cs="Times New Roman" w:hint="eastAsia"/>
+          <w:rFonts w:ascii="Times New Roman" w:hAnsi="Times New Roman" w:cs="Times New Roman"/>
           <w:sz w:val="20"/>
           <w:szCs w:val="20"/>
         </w:rPr>
@@ -5066,7 +5600,7 @@
       </w:r>
       <w:r>
         <w:rPr>
-          <w:rFonts w:ascii="Times New Roman" w:hAnsi="Times New Roman" w:cs="Times New Roman" w:hint="eastAsia"/>
+          <w:rFonts w:ascii="Times New Roman" w:hAnsi="Times New Roman" w:cs="Times New Roman"/>
           <w:sz w:val="20"/>
           <w:szCs w:val="20"/>
         </w:rPr>
@@ -5082,7 +5616,7 @@
       </w:r>
       <w:r>
         <w:rPr>
-          <w:rFonts w:ascii="Times New Roman" w:hAnsi="Times New Roman" w:cs="Times New Roman" w:hint="eastAsia"/>
+          <w:rFonts w:ascii="Times New Roman" w:hAnsi="Times New Roman" w:cs="Times New Roman"/>
           <w:sz w:val="20"/>
           <w:szCs w:val="20"/>
         </w:rPr>
@@ -5111,7 +5645,7 @@
       </w:pPr>
       <w:r>
         <w:rPr>
-          <w:rFonts w:ascii="Times New Roman" w:hAnsi="Times New Roman" w:cs="Times New Roman" w:hint="eastAsia"/>
+          <w:rFonts w:ascii="Times New Roman" w:hAnsi="Times New Roman" w:cs="Times New Roman"/>
           <w:sz w:val="20"/>
           <w:szCs w:val="20"/>
         </w:rPr>
@@ -5119,7 +5653,7 @@
       </w:r>
       <w:r>
         <w:rPr>
-          <w:rFonts w:ascii="Times New Roman" w:hAnsi="Times New Roman" w:cs="Times New Roman" w:hint="eastAsia"/>
+          <w:rFonts w:ascii="Times New Roman" w:hAnsi="Times New Roman" w:cs="Times New Roman"/>
           <w:position w:val="-86"/>
           <w:sz w:val="20"/>
           <w:szCs w:val="20"/>
@@ -5143,10 +5677,10 @@
           <w:szCs w:val="20"/>
         </w:rPr>
         <w:object w:dxaOrig="3200" w:dyaOrig="420" w14:anchorId="371C6F97">
-          <v:shape id="_x0000_i1060" type="#_x0000_t75" style="width:160.25pt;height:20.8pt" o:ole="">
-            <v:imagedata r:id="rId74" o:title=""/>
+          <v:shape id="_x0000_i1060" type="#_x0000_t75" style="width:160.5pt;height:21pt" o:ole="">
+            <v:imagedata r:id="rId69" o:title=""/>
           </v:shape>
-          <o:OLEObject Type="Embed" ProgID="Equation.DSMT4" ShapeID="_x0000_i1060" DrawAspect="Content" ObjectID="_1831701222" r:id="rId75"/>
+          <o:OLEObject Type="Embed" ProgID="Equation.DSMT4" ShapeID="_x0000_i1060" DrawAspect="Content" ObjectID="_1837666347" r:id="rId70"/>
         </w:object>
       </w:r>
     </w:p>
@@ -5170,10 +5704,10 @@
           <w:szCs w:val="20"/>
         </w:rPr>
         <w:object w:dxaOrig="3540" w:dyaOrig="380" w14:anchorId="3A17E55D">
-          <v:shape id="_x0000_i1061" type="#_x0000_t75" style="width:177.7pt;height:18.75pt" o:ole="">
-            <v:imagedata r:id="rId76" o:title=""/>
+          <v:shape id="_x0000_i1061" type="#_x0000_t75" style="width:177.5pt;height:19pt" o:ole="">
+            <v:imagedata r:id="rId71" o:title=""/>
           </v:shape>
-          <o:OLEObject Type="Embed" ProgID="Equation.DSMT4" ShapeID="_x0000_i1061" DrawAspect="Content" ObjectID="_1831701223" r:id="rId77"/>
+          <o:OLEObject Type="Embed" ProgID="Equation.DSMT4" ShapeID="_x0000_i1061" DrawAspect="Content" ObjectID="_1837666348" r:id="rId72"/>
         </w:object>
       </w:r>
     </w:p>
@@ -5204,10 +5738,10 @@
           <w:szCs w:val="20"/>
         </w:rPr>
         <w:object w:dxaOrig="1400" w:dyaOrig="380" w14:anchorId="4C145DE0">
-          <v:shape id="_x0000_i1062" type="#_x0000_t75" style="width:70.35pt;height:17.9pt" o:ole="">
-            <v:imagedata r:id="rId78" o:title=""/>
+          <v:shape id="_x0000_i1062" type="#_x0000_t75" style="width:70.5pt;height:18pt" o:ole="">
+            <v:imagedata r:id="rId73" o:title=""/>
           </v:shape>
-          <o:OLEObject Type="Embed" ProgID="Equation.DSMT4" ShapeID="_x0000_i1062" DrawAspect="Content" ObjectID="_1831701224" r:id="rId79"/>
+          <o:OLEObject Type="Embed" ProgID="Equation.DSMT4" ShapeID="_x0000_i1062" DrawAspect="Content" ObjectID="_1837666349" r:id="rId74"/>
         </w:object>
       </w:r>
       <w:r>
@@ -5284,10 +5818,10 @@
           <w:szCs w:val="20"/>
         </w:rPr>
         <w:object w:dxaOrig="260" w:dyaOrig="340" w14:anchorId="44623437">
-          <v:shape id="_x0000_i1063" type="#_x0000_t75" style="width:12.9pt;height:17.05pt" o:ole="">
-            <v:imagedata r:id="rId80" o:title=""/>
+          <v:shape id="_x0000_i1063" type="#_x0000_t75" style="width:13pt;height:17pt" o:ole="">
+            <v:imagedata r:id="rId75" o:title=""/>
           </v:shape>
-          <o:OLEObject Type="Embed" ProgID="Equation.DSMT4" ShapeID="_x0000_i1063" DrawAspect="Content" ObjectID="_1831701225" r:id="rId81"/>
+          <o:OLEObject Type="Embed" ProgID="Equation.DSMT4" ShapeID="_x0000_i1063" DrawAspect="Content" ObjectID="_1837666350" r:id="rId76"/>
         </w:object>
       </w:r>
       <w:r>
@@ -5358,10 +5892,10 @@
           <w:szCs w:val="20"/>
         </w:rPr>
         <w:object w:dxaOrig="2520" w:dyaOrig="580" w14:anchorId="0679F3A8">
-          <v:shape id="_x0000_i1064" type="#_x0000_t75" style="width:127.35pt;height:29.15pt" o:ole="">
-            <v:imagedata r:id="rId82" o:title=""/>
+          <v:shape id="_x0000_i1064" type="#_x0000_t75" style="width:127.5pt;height:29pt" o:ole="">
+            <v:imagedata r:id="rId77" o:title=""/>
           </v:shape>
-          <o:OLEObject Type="Embed" ProgID="Equation.DSMT4" ShapeID="_x0000_i1064" DrawAspect="Content" ObjectID="_1831701226" r:id="rId83"/>
+          <o:OLEObject Type="Embed" ProgID="Equation.DSMT4" ShapeID="_x0000_i1064" DrawAspect="Content" ObjectID="_1837666351" r:id="rId78"/>
         </w:object>
       </w:r>
       <w:r>
@@ -5435,9 +5969,9 @@
         </w:rPr>
         <w:object w:dxaOrig="300" w:dyaOrig="300" w14:anchorId="0F852710">
           <v:shape id="_x0000_i1065" type="#_x0000_t75" style="width:15pt;height:15pt" o:ole="">
-            <v:imagedata r:id="rId84" o:title=""/>
+            <v:imagedata r:id="rId79" o:title=""/>
           </v:shape>
-          <o:OLEObject Type="Embed" ProgID="Equation.DSMT4" ShapeID="_x0000_i1065" DrawAspect="Content" ObjectID="_1831701227" r:id="rId85"/>
+          <o:OLEObject Type="Embed" ProgID="Equation.DSMT4" ShapeID="_x0000_i1065" DrawAspect="Content" ObjectID="_1837666352" r:id="rId80"/>
         </w:object>
       </w:r>
       <w:r>
@@ -5448,6 +5982,7 @@
         </w:rPr>
         <w:t xml:space="preserve">is the average height of the interface between elements and </w:t>
       </w:r>
+      <w:proofErr w:type="spellStart"/>
       <w:r>
         <w:rPr>
           <w:rFonts w:ascii="Times New Roman" w:hAnsi="Times New Roman" w:cs="Times New Roman"/>
@@ -5467,29 +6002,14 @@
         </w:rPr>
         <w:t>j</w:t>
       </w:r>
-      <w:r>
-        <w:rPr>
-          <w:rFonts w:ascii="Times New Roman" w:hAnsi="Times New Roman" w:cs="Times New Roman"/>
-          <w:sz w:val="20"/>
-          <w:szCs w:val="20"/>
-        </w:rPr>
-        <w:t xml:space="preserve"> is the average depth of the elemen</w:t>
-      </w:r>
-      <w:r>
-        <w:rPr>
-          <w:rFonts w:ascii="Times New Roman" w:hAnsi="Times New Roman" w:cs="Times New Roman"/>
-          <w:sz w:val="20"/>
-          <w:szCs w:val="20"/>
-        </w:rPr>
-        <w:t xml:space="preserve">t the flux is into. </w:t>
-      </w:r>
-      <w:r>
-        <w:rPr>
-          <w:rFonts w:ascii="Times New Roman" w:hAnsi="Times New Roman" w:cs="Times New Roman"/>
-          <w:sz w:val="20"/>
-          <w:szCs w:val="20"/>
-        </w:rPr>
-        <w:t xml:space="preserve">In the equations for the surface area, </w:t>
+      <w:proofErr w:type="spellEnd"/>
+      <w:r>
+        <w:rPr>
+          <w:rFonts w:ascii="Times New Roman" w:hAnsi="Times New Roman" w:cs="Times New Roman"/>
+          <w:sz w:val="20"/>
+          <w:szCs w:val="20"/>
+        </w:rPr>
+        <w:t xml:space="preserve"> is the average depth of the element the flux is into. In the equations for the surface area, </w:t>
       </w:r>
       <w:r>
         <w:rPr>
@@ -5499,10 +6019,10 @@
           <w:szCs w:val="20"/>
         </w:rPr>
         <w:object w:dxaOrig="200" w:dyaOrig="300" w14:anchorId="023838AE">
-          <v:shape id="_x0000_i1066" type="#_x0000_t75" style="width:10.4pt;height:15.8pt" o:ole="">
-            <v:imagedata r:id="rId86" o:title=""/>
+          <v:shape id="_x0000_i1066" type="#_x0000_t75" style="width:10.5pt;height:16pt" o:ole="">
+            <v:imagedata r:id="rId81" o:title=""/>
           </v:shape>
-          <o:OLEObject Type="Embed" ProgID="Equation.DSMT4" ShapeID="_x0000_i1066" DrawAspect="Content" ObjectID="_1831701228" r:id="rId87"/>
+          <o:OLEObject Type="Embed" ProgID="Equation.DSMT4" ShapeID="_x0000_i1066" DrawAspect="Content" ObjectID="_1837666353" r:id="rId82"/>
         </w:object>
       </w:r>
       <w:r>
@@ -5521,10 +6041,10 @@
           <w:szCs w:val="20"/>
         </w:rPr>
         <w:object w:dxaOrig="220" w:dyaOrig="279" w14:anchorId="41E3109A">
-          <v:shape id="_x0000_i1067" type="#_x0000_t75" style="width:10.4pt;height:13.3pt" o:ole="">
-            <v:imagedata r:id="rId88" o:title=""/>
+          <v:shape id="_x0000_i1067" type="#_x0000_t75" style="width:10.5pt;height:13.5pt" o:ole="">
+            <v:imagedata r:id="rId83" o:title=""/>
           </v:shape>
-          <o:OLEObject Type="Embed" ProgID="Equation.DSMT4" ShapeID="_x0000_i1067" DrawAspect="Content" ObjectID="_1831701229" r:id="rId89"/>
+          <o:OLEObject Type="Embed" ProgID="Equation.DSMT4" ShapeID="_x0000_i1067" DrawAspect="Content" ObjectID="_1837666354" r:id="rId84"/>
         </w:object>
       </w:r>
       <w:r>
@@ -5535,6 +6055,7 @@
         </w:rPr>
         <w:t xml:space="preserve"> represents the change in area for a unit change in water level and is given by </w:t>
       </w:r>
+      <w:proofErr w:type="spellStart"/>
       <w:r>
         <w:rPr>
           <w:rFonts w:ascii="Times New Roman" w:hAnsi="Times New Roman" w:cs="Times New Roman"/>
@@ -5556,6 +6077,7 @@
         </w:rPr>
         <w:t>k</w:t>
       </w:r>
+      <w:proofErr w:type="spellEnd"/>
       <w:r>
         <w:rPr>
           <w:rFonts w:ascii="Times New Roman" w:hAnsi="Times New Roman" w:cs="Times New Roman"/>
@@ -5564,8 +6086,9 @@
           <w:sz w:val="20"/>
           <w:szCs w:val="20"/>
         </w:rPr>
-        <w:t>=k</w:t>
-      </w:r>
+        <w:t>=</w:t>
+      </w:r>
+      <w:proofErr w:type="spellStart"/>
       <w:r>
         <w:rPr>
           <w:rFonts w:ascii="Times New Roman" w:hAnsi="Times New Roman" w:cs="Times New Roman"/>
@@ -5573,20 +6096,8 @@
           <w:iCs/>
           <w:sz w:val="20"/>
           <w:szCs w:val="20"/>
-          <w:vertAlign w:val="subscript"/>
-        </w:rPr>
-        <w:t>R</w:t>
-      </w:r>
-      <w:r>
-        <w:rPr>
-          <w:position w:val="-4"/>
-        </w:rPr>
-        <w:object w:dxaOrig="120" w:dyaOrig="160" w14:anchorId="3F00AFED">
-          <v:shape id="_x0000_i1068" type="#_x0000_t75" style="width:5.85pt;height:7.9pt" o:ole="">
-            <v:imagedata r:id="rId90" o:title=""/>
-          </v:shape>
-          <o:OLEObject Type="Embed" ProgID="Equation.DSMT4" ShapeID="_x0000_i1068" DrawAspect="Content" ObjectID="_1831701230" r:id="rId91"/>
-        </w:object>
+        </w:rPr>
+        <w:t>k</w:t>
       </w:r>
       <w:r>
         <w:rPr>
@@ -5595,8 +6106,21 @@
           <w:iCs/>
           <w:sz w:val="20"/>
           <w:szCs w:val="20"/>
-        </w:rPr>
-        <w:t>L</w:t>
+          <w:vertAlign w:val="subscript"/>
+        </w:rPr>
+        <w:t>R</w:t>
+      </w:r>
+      <w:proofErr w:type="spellEnd"/>
+      <w:r>
+        <w:rPr>
+          <w:position w:val="-4"/>
+        </w:rPr>
+        <w:object w:dxaOrig="120" w:dyaOrig="160" w14:anchorId="3F00AFED">
+          <v:shape id="_x0000_i1068" type="#_x0000_t75" style="width:6pt;height:8pt" o:ole="">
+            <v:imagedata r:id="rId85" o:title=""/>
+          </v:shape>
+          <o:OLEObject Type="Embed" ProgID="Equation.DSMT4" ShapeID="_x0000_i1068" DrawAspect="Content" ObjectID="_1837666355" r:id="rId86"/>
+        </w:object>
       </w:r>
       <w:r>
         <w:rPr>
@@ -5605,20 +6129,8 @@
           <w:iCs/>
           <w:sz w:val="20"/>
           <w:szCs w:val="20"/>
-          <w:vertAlign w:val="subscript"/>
-        </w:rPr>
-        <w:t>k</w:t>
-      </w:r>
-      <w:r>
-        <w:rPr>
-          <w:position w:val="-4"/>
-        </w:rPr>
-        <w:object w:dxaOrig="120" w:dyaOrig="160" w14:anchorId="1869E89F">
-          <v:shape id="_x0000_i1069" type="#_x0000_t75" style="width:5.85pt;height:7.9pt" o:ole="">
-            <v:imagedata r:id="rId92" o:title=""/>
-          </v:shape>
-          <o:OLEObject Type="Embed" ProgID="Equation.DSMT4" ShapeID="_x0000_i1069" DrawAspect="Content" ObjectID="_1831701231" r:id="rId93"/>
-        </w:object>
+        </w:rPr>
+        <w:t>L</w:t>
       </w:r>
       <w:r>
         <w:rPr>
@@ -5627,9 +6139,22 @@
           <w:iCs/>
           <w:sz w:val="20"/>
           <w:szCs w:val="20"/>
-        </w:rPr>
-        <w:t>m</w:t>
-      </w:r>
+          <w:vertAlign w:val="subscript"/>
+        </w:rPr>
+        <w:t>k</w:t>
+      </w:r>
+      <w:r>
+        <w:rPr>
+          <w:position w:val="-4"/>
+        </w:rPr>
+        <w:object w:dxaOrig="120" w:dyaOrig="160" w14:anchorId="1869E89F">
+          <v:shape id="_x0000_i1069" type="#_x0000_t75" style="width:6pt;height:8pt" o:ole="">
+            <v:imagedata r:id="rId87" o:title=""/>
+          </v:shape>
+          <o:OLEObject Type="Embed" ProgID="Equation.DSMT4" ShapeID="_x0000_i1069" DrawAspect="Content" ObjectID="_1837666356" r:id="rId88"/>
+        </w:object>
+      </w:r>
+      <w:proofErr w:type="spellStart"/>
       <w:r>
         <w:rPr>
           <w:rFonts w:ascii="Times New Roman" w:hAnsi="Times New Roman" w:cs="Times New Roman"/>
@@ -5637,17 +6162,8 @@
           <w:iCs/>
           <w:sz w:val="20"/>
           <w:szCs w:val="20"/>
-          <w:vertAlign w:val="subscript"/>
-        </w:rPr>
-        <w:t>bk</w:t>
-      </w:r>
-      <w:r>
-        <w:rPr>
-          <w:rFonts w:ascii="Times New Roman" w:hAnsi="Times New Roman" w:cs="Times New Roman"/>
-          <w:sz w:val="20"/>
-          <w:szCs w:val="20"/>
-        </w:rPr>
-        <w:t xml:space="preserve">, where </w:t>
+        </w:rPr>
+        <w:t>m</w:t>
       </w:r>
       <w:r>
         <w:rPr>
@@ -5656,9 +6172,20 @@
           <w:iCs/>
           <w:sz w:val="20"/>
           <w:szCs w:val="20"/>
-        </w:rPr>
-        <w:t>k</w:t>
-      </w:r>
+          <w:vertAlign w:val="subscript"/>
+        </w:rPr>
+        <w:t>bk</w:t>
+      </w:r>
+      <w:proofErr w:type="spellEnd"/>
+      <w:r>
+        <w:rPr>
+          <w:rFonts w:ascii="Times New Roman" w:hAnsi="Times New Roman" w:cs="Times New Roman"/>
+          <w:sz w:val="20"/>
+          <w:szCs w:val="20"/>
+        </w:rPr>
+        <w:t xml:space="preserve">, where </w:t>
+      </w:r>
+      <w:proofErr w:type="spellStart"/>
       <w:r>
         <w:rPr>
           <w:rFonts w:ascii="Times New Roman" w:hAnsi="Times New Roman" w:cs="Times New Roman"/>
@@ -5666,33 +6193,8 @@
           <w:iCs/>
           <w:sz w:val="20"/>
           <w:szCs w:val="20"/>
-          <w:vertAlign w:val="subscript"/>
-        </w:rPr>
-        <w:t>R</w:t>
-      </w:r>
-      <w:r>
-        <w:rPr>
-          <w:rFonts w:ascii="Times New Roman" w:hAnsi="Times New Roman" w:cs="Times New Roman"/>
-          <w:sz w:val="20"/>
-          <w:szCs w:val="20"/>
-        </w:rPr>
-        <w:t xml:space="preserve"> is the number of bed surfaces in the element (generally </w:t>
-      </w:r>
-      <w:r>
-        <w:rPr>
-          <w:rFonts w:ascii="Times New Roman" w:hAnsi="Times New Roman" w:cs="Times New Roman" w:hint="eastAsia"/>
-          <w:sz w:val="20"/>
-          <w:szCs w:val="20"/>
-        </w:rPr>
-        <w:t>two</w:t>
-      </w:r>
-      <w:r>
-        <w:rPr>
-          <w:rFonts w:ascii="Times New Roman" w:hAnsi="Times New Roman" w:cs="Times New Roman"/>
-          <w:sz w:val="20"/>
-          <w:szCs w:val="20"/>
-        </w:rPr>
-        <w:t xml:space="preserve"> for the two sides of the estuary), </w:t>
+        </w:rPr>
+        <w:t>k</w:t>
       </w:r>
       <w:r>
         <w:rPr>
@@ -5701,9 +6203,20 @@
           <w:iCs/>
           <w:sz w:val="20"/>
           <w:szCs w:val="20"/>
-        </w:rPr>
-        <w:t>m</w:t>
-      </w:r>
+          <w:vertAlign w:val="subscript"/>
+        </w:rPr>
+        <w:t>R</w:t>
+      </w:r>
+      <w:proofErr w:type="spellEnd"/>
+      <w:r>
+        <w:rPr>
+          <w:rFonts w:ascii="Times New Roman" w:hAnsi="Times New Roman" w:cs="Times New Roman"/>
+          <w:sz w:val="20"/>
+          <w:szCs w:val="20"/>
+        </w:rPr>
+        <w:t xml:space="preserve"> is the number of bed surfaces in the element (generally two for the two sides of the estuary), </w:t>
+      </w:r>
+      <w:proofErr w:type="spellStart"/>
       <w:r>
         <w:rPr>
           <w:rFonts w:ascii="Times New Roman" w:hAnsi="Times New Roman" w:cs="Times New Roman"/>
@@ -5711,43 +6224,8 @@
           <w:iCs/>
           <w:sz w:val="20"/>
           <w:szCs w:val="20"/>
-          <w:vertAlign w:val="subscript"/>
-        </w:rPr>
-        <w:t>bk</w:t>
-      </w:r>
-      <w:r>
-        <w:rPr>
-          <w:rFonts w:ascii="Times New Roman" w:hAnsi="Times New Roman" w:cs="Times New Roman"/>
-          <w:sz w:val="20"/>
-          <w:szCs w:val="20"/>
-        </w:rPr>
-        <w:t xml:space="preserve"> is the transverse bed slope (ie, slope is given by the ratio 1:</w:t>
-      </w:r>
-      <w:r>
-        <w:rPr>
-          <w:rFonts w:ascii="Times New Roman" w:hAnsi="Times New Roman" w:cs="Times New Roman"/>
-          <w:i/>
-          <w:sz w:val="20"/>
-          <w:szCs w:val="20"/>
         </w:rPr>
         <w:t>m</w:t>
-      </w:r>
-      <w:r>
-        <w:rPr>
-          <w:rFonts w:ascii="Times New Roman" w:hAnsi="Times New Roman" w:cs="Times New Roman"/>
-          <w:sz w:val="20"/>
-          <w:szCs w:val="20"/>
-          <w:vertAlign w:val="subscript"/>
-        </w:rPr>
-        <w:t>b</w:t>
-      </w:r>
-      <w:r>
-        <w:rPr>
-          <w:rFonts w:ascii="Times New Roman" w:hAnsi="Times New Roman" w:cs="Times New Roman"/>
-          <w:sz w:val="20"/>
-          <w:szCs w:val="20"/>
-        </w:rPr>
-        <w:t xml:space="preserve">) and </w:t>
       </w:r>
       <w:r>
         <w:rPr>
@@ -5756,8 +6234,62 @@
           <w:iCs/>
           <w:sz w:val="20"/>
           <w:szCs w:val="20"/>
-        </w:rPr>
-        <w:t>L</w:t>
+          <w:vertAlign w:val="subscript"/>
+        </w:rPr>
+        <w:t>bk</w:t>
+      </w:r>
+      <w:proofErr w:type="spellEnd"/>
+      <w:r>
+        <w:rPr>
+          <w:rFonts w:ascii="Times New Roman" w:hAnsi="Times New Roman" w:cs="Times New Roman"/>
+          <w:sz w:val="20"/>
+          <w:szCs w:val="20"/>
+        </w:rPr>
+        <w:t xml:space="preserve"> is the transverse bed slope (</w:t>
+      </w:r>
+      <w:proofErr w:type="spellStart"/>
+      <w:r>
+        <w:rPr>
+          <w:rFonts w:ascii="Times New Roman" w:hAnsi="Times New Roman" w:cs="Times New Roman"/>
+          <w:sz w:val="20"/>
+          <w:szCs w:val="20"/>
+        </w:rPr>
+        <w:t>ie</w:t>
+      </w:r>
+      <w:proofErr w:type="spellEnd"/>
+      <w:r>
+        <w:rPr>
+          <w:rFonts w:ascii="Times New Roman" w:hAnsi="Times New Roman" w:cs="Times New Roman"/>
+          <w:sz w:val="20"/>
+          <w:szCs w:val="20"/>
+        </w:rPr>
+        <w:t>, slope is given by the ratio 1:</w:t>
+      </w:r>
+      <w:r>
+        <w:rPr>
+          <w:rFonts w:ascii="Times New Roman" w:hAnsi="Times New Roman" w:cs="Times New Roman"/>
+          <w:i/>
+          <w:sz w:val="20"/>
+          <w:szCs w:val="20"/>
+        </w:rPr>
+        <w:t>m</w:t>
+      </w:r>
+      <w:r>
+        <w:rPr>
+          <w:rFonts w:ascii="Times New Roman" w:hAnsi="Times New Roman" w:cs="Times New Roman"/>
+          <w:sz w:val="20"/>
+          <w:szCs w:val="20"/>
+          <w:vertAlign w:val="subscript"/>
+        </w:rPr>
+        <w:t>b</w:t>
+      </w:r>
+      <w:r>
+        <w:rPr>
+          <w:rFonts w:ascii="Times New Roman" w:hAnsi="Times New Roman" w:cs="Times New Roman"/>
+          <w:sz w:val="20"/>
+          <w:szCs w:val="20"/>
+        </w:rPr>
+        <w:t xml:space="preserve">) and </w:t>
       </w:r>
       <w:r>
         <w:rPr>
@@ -5766,6 +6298,16 @@
           <w:iCs/>
           <w:sz w:val="20"/>
           <w:szCs w:val="20"/>
+        </w:rPr>
+        <w:t>L</w:t>
+      </w:r>
+      <w:r>
+        <w:rPr>
+          <w:rFonts w:ascii="Times New Roman" w:hAnsi="Times New Roman" w:cs="Times New Roman"/>
+          <w:i/>
+          <w:iCs/>
+          <w:sz w:val="20"/>
+          <w:szCs w:val="20"/>
           <w:vertAlign w:val="subscript"/>
         </w:rPr>
         <w:t>k</w:t>
@@ -5789,12 +6331,13 @@
       </w:r>
       <w:r>
         <w:rPr>
-          <w:rFonts w:ascii="Times New Roman" w:hAnsi="Times New Roman" w:cs="Times New Roman" w:hint="eastAsia"/>
+          <w:rFonts w:ascii="Times New Roman" w:hAnsi="Times New Roman" w:cs="Times New Roman"/>
           <w:sz w:val="20"/>
           <w:szCs w:val="20"/>
         </w:rPr>
         <w:t>-</w:t>
       </w:r>
+      <w:proofErr w:type="spellStart"/>
       <w:r>
         <w:rPr>
           <w:rFonts w:ascii="Times New Roman" w:hAnsi="Times New Roman" w:cs="Times New Roman"/>
@@ -5803,21 +6346,14 @@
         </w:rPr>
         <w:t>th</w:t>
       </w:r>
-      <w:r>
-        <w:rPr>
-          <w:rFonts w:ascii="Times New Roman" w:hAnsi="Times New Roman" w:cs="Times New Roman"/>
-          <w:sz w:val="20"/>
-          <w:szCs w:val="20"/>
-        </w:rPr>
-        <w:t xml:space="preserve"> element. </w:t>
-      </w:r>
-      <w:r>
-        <w:rPr>
-          <w:rFonts w:ascii="Times New Roman" w:hAnsi="Times New Roman" w:cs="Times New Roman"/>
-          <w:sz w:val="20"/>
-          <w:szCs w:val="20"/>
-        </w:rPr>
-        <w:t xml:space="preserve">The term </w:t>
+      <w:proofErr w:type="spellEnd"/>
+      <w:r>
+        <w:rPr>
+          <w:rFonts w:ascii="Times New Roman" w:hAnsi="Times New Roman" w:cs="Times New Roman"/>
+          <w:sz w:val="20"/>
+          <w:szCs w:val="20"/>
+        </w:rPr>
+        <w:t xml:space="preserve"> element. The term </w:t>
       </w:r>
       <w:r>
         <w:rPr>
@@ -5827,10 +6363,10 @@
           <w:szCs w:val="20"/>
         </w:rPr>
         <w:object w:dxaOrig="320" w:dyaOrig="300" w14:anchorId="320DE737">
-          <v:shape id="_x0000_i1070" type="#_x0000_t75" style="width:16.65pt;height:15.8pt" o:ole="">
-            <v:imagedata r:id="rId94" o:title=""/>
+          <v:shape id="_x0000_i1070" type="#_x0000_t75" style="width:16.5pt;height:16pt" o:ole="">
+            <v:imagedata r:id="rId89" o:title=""/>
           </v:shape>
-          <o:OLEObject Type="Embed" ProgID="Equation.DSMT4" ShapeID="_x0000_i1070" DrawAspect="Content" ObjectID="_1831701232" r:id="rId95"/>
+          <o:OLEObject Type="Embed" ProgID="Equation.DSMT4" ShapeID="_x0000_i1070" DrawAspect="Content" ObjectID="_1837666357" r:id="rId90"/>
         </w:object>
       </w:r>
       <w:r>
@@ -5839,7 +6375,25 @@
           <w:sz w:val="20"/>
           <w:szCs w:val="20"/>
         </w:rPr>
-        <w:t xml:space="preserve"> refers to any other changes in surface area, introduced at any given time, within each element (eg. due to reclamation).  When using the ratio of element volume to tidal prism as the basis for equilibrium, the equilibrium, fixed and moving volumes are given by:</w:t>
+        <w:t xml:space="preserve"> refers to any other changes in surface area, introduced at any given time, within each element (</w:t>
+      </w:r>
+      <w:proofErr w:type="spellStart"/>
+      <w:r>
+        <w:rPr>
+          <w:rFonts w:ascii="Times New Roman" w:hAnsi="Times New Roman" w:cs="Times New Roman"/>
+          <w:sz w:val="20"/>
+          <w:szCs w:val="20"/>
+        </w:rPr>
+        <w:t>eg.</w:t>
+      </w:r>
+      <w:proofErr w:type="spellEnd"/>
+      <w:r>
+        <w:rPr>
+          <w:rFonts w:ascii="Times New Roman" w:hAnsi="Times New Roman" w:cs="Times New Roman"/>
+          <w:sz w:val="20"/>
+          <w:szCs w:val="20"/>
+        </w:rPr>
+        <w:t xml:space="preserve"> due to reclamation).  When using the ratio of element volume to tidal prism as the basis for equilibrium, the equilibrium, fixed and moving volumes are given by:</w:t>
       </w:r>
     </w:p>
     <w:p>
@@ -5862,10 +6416,10 @@
           <w:szCs w:val="20"/>
         </w:rPr>
         <w:object w:dxaOrig="2500" w:dyaOrig="1740" w14:anchorId="5A6BFF72">
-          <v:shape id="_x0000_i1071" type="#_x0000_t75" style="width:124.85pt;height:87pt" o:ole="">
-            <v:imagedata r:id="rId96" o:title=""/>
+          <v:shape id="_x0000_i1071" type="#_x0000_t75" style="width:125pt;height:87pt" o:ole="">
+            <v:imagedata r:id="rId91" o:title=""/>
           </v:shape>
-          <o:OLEObject Type="Embed" ProgID="Equation.DSMT4" ShapeID="_x0000_i1071" DrawAspect="Content" ObjectID="_1831701233" r:id="rId97"/>
+          <o:OLEObject Type="Embed" ProgID="Equation.DSMT4" ShapeID="_x0000_i1071" DrawAspect="Content" ObjectID="_1837666358" r:id="rId92"/>
         </w:object>
       </w:r>
       <w:r>
@@ -5878,7 +6432,7 @@
       </w:r>
       <w:r>
         <w:rPr>
-          <w:rFonts w:ascii="Times New Roman" w:hAnsi="Times New Roman" w:cs="Times New Roman" w:hint="eastAsia"/>
+          <w:rFonts w:ascii="Times New Roman" w:hAnsi="Times New Roman" w:cs="Times New Roman"/>
           <w:sz w:val="20"/>
           <w:szCs w:val="20"/>
         </w:rPr>
@@ -5886,7 +6440,7 @@
       </w:r>
       <w:r>
         <w:rPr>
-          <w:rFonts w:ascii="Times New Roman" w:hAnsi="Times New Roman" w:cs="Times New Roman" w:hint="eastAsia"/>
+          <w:rFonts w:ascii="Times New Roman" w:hAnsi="Times New Roman" w:cs="Times New Roman"/>
           <w:sz w:val="20"/>
           <w:szCs w:val="20"/>
         </w:rPr>
@@ -5921,39 +6475,7 @@
           <w:sz w:val="20"/>
           <w:szCs w:val="20"/>
         </w:rPr>
-        <w:t xml:space="preserve">The time varying surface area, given by </w:t>
-      </w:r>
-      <w:r>
-        <w:rPr>
-          <w:rFonts w:ascii="Times New Roman" w:hAnsi="Times New Roman" w:cs="Times New Roman" w:hint="eastAsia"/>
-          <w:sz w:val="20"/>
-          <w:szCs w:val="20"/>
-        </w:rPr>
-        <w:t>Eq.</w:t>
-      </w:r>
-      <w:r>
-        <w:rPr>
-          <w:rFonts w:ascii="Times New Roman" w:hAnsi="Times New Roman" w:cs="Times New Roman"/>
-          <w:sz w:val="20"/>
-          <w:szCs w:val="20"/>
-        </w:rPr>
-        <w:t xml:space="preserve"> (P2.3), can be used in the volume equations (</w:t>
-      </w:r>
-      <w:r>
-        <w:rPr>
-          <w:rFonts w:ascii="Times New Roman" w:hAnsi="Times New Roman" w:cs="Times New Roman"/>
-          <w:sz w:val="20"/>
-          <w:szCs w:val="20"/>
-        </w:rPr>
-        <w:t>Eq.(P1.4) and (P1.5)</w:t>
-      </w:r>
-      <w:r>
-        <w:rPr>
-          <w:rFonts w:ascii="Times New Roman" w:hAnsi="Times New Roman" w:cs="Times New Roman"/>
-          <w:sz w:val="20"/>
-          <w:szCs w:val="20"/>
-        </w:rPr>
-        <w:t>) to obtain the combined effect of changes in surface area and volume.</w:t>
+        <w:t>The time varying surface area, given by Eq. (P2.3), can be used in the volume equations (Eq.(P1.4) and (P1.5)) to obtain the combined effect of changes in surface area and volume.</w:t>
       </w:r>
     </w:p>
     <w:p>
@@ -5966,14 +6488,14 @@
         <w:rPr>
           <w:sz w:val="20"/>
           <w:szCs w:val="20"/>
+          <w:lang w:val="en-GB"/>
         </w:rPr>
       </w:pPr>
       <w:r>
         <w:rPr>
-          <w:rFonts w:hint="eastAsia"/>
-          <w:sz w:val="20"/>
-          <w:szCs w:val="20"/>
-          <w:lang w:eastAsia="zh-CN"/>
+          <w:sz w:val="20"/>
+          <w:szCs w:val="20"/>
+          <w:lang w:val="en-GB" w:eastAsia="zh-CN"/>
         </w:rPr>
         <w:t xml:space="preserve">A2. </w:t>
       </w:r>
@@ -5981,15 +6503,15 @@
         <w:rPr>
           <w:sz w:val="20"/>
           <w:szCs w:val="20"/>
+          <w:lang w:val="en-GB"/>
         </w:rPr>
         <w:t xml:space="preserve">Saltmarsh </w:t>
       </w:r>
       <w:r>
         <w:rPr>
-          <w:rFonts w:hint="eastAsia"/>
-          <w:sz w:val="20"/>
-          <w:szCs w:val="20"/>
-          <w:lang w:eastAsia="zh-CN"/>
+          <w:sz w:val="20"/>
+          <w:szCs w:val="20"/>
+          <w:lang w:val="en-GB" w:eastAsia="zh-CN"/>
         </w:rPr>
         <w:t>E</w:t>
       </w:r>
@@ -5997,6 +6519,7 @@
         <w:rPr>
           <w:sz w:val="20"/>
           <w:szCs w:val="20"/>
+          <w:lang w:val="en-GB"/>
         </w:rPr>
         <w:t>lement</w:t>
       </w:r>
@@ -6008,70 +6531,90 @@
         <w:ind w:firstLine="400"/>
         <w:rPr>
           <w:b/>
+          <w:lang w:val="en-GB"/>
         </w:rPr>
       </w:pPr>
       <w:r>
+        <w:rPr>
+          <w:lang w:val="en-GB"/>
+        </w:rPr>
         <w:t xml:space="preserve">For the addition of saltmarsh elements, two additional variables are introduced: </w:t>
       </w:r>
       <w:r>
         <w:rPr>
           <w:position w:val="-14"/>
+          <w:lang w:val="en-GB"/>
         </w:rPr>
         <w:object w:dxaOrig="320" w:dyaOrig="340" w14:anchorId="7C33A9C7">
-          <v:shape id="_x0000_i1072" type="#_x0000_t75" style="width:15pt;height:17.05pt" o:ole="">
-            <v:imagedata r:id="rId98" o:title=""/>
+          <v:shape id="_x0000_i1072" type="#_x0000_t75" style="width:15pt;height:17pt" o:ole="">
+            <v:imagedata r:id="rId93" o:title=""/>
           </v:shape>
-          <o:OLEObject Type="Embed" ProgID="Equation.DSMT4" ShapeID="_x0000_i1072" DrawAspect="Content" ObjectID="_1831701234" r:id="rId99"/>
+          <o:OLEObject Type="Embed" ProgID="Equation.DSMT4" ShapeID="_x0000_i1072" DrawAspect="Content" ObjectID="_1837666359" r:id="rId94"/>
         </w:object>
       </w:r>
       <w:r>
+        <w:rPr>
+          <w:lang w:val="en-GB"/>
+        </w:rPr>
         <w:t xml:space="preserve"> </w:t>
       </w:r>
       <w:r>
+        <w:rPr>
+          <w:lang w:val="en-GB"/>
+        </w:rPr>
         <w:sym w:font="Symbol" w:char="F02D"/>
       </w:r>
       <w:r>
+        <w:rPr>
+          <w:lang w:val="en-GB"/>
+        </w:rPr>
         <w:t xml:space="preserve"> rate of biomass production, and </w:t>
       </w:r>
       <w:r>
         <w:rPr>
           <w:b/>
           <w:i/>
+          <w:lang w:val="en-GB"/>
         </w:rPr>
         <w:t>Bm</w:t>
       </w:r>
       <w:r>
         <w:rPr>
           <w:b/>
+          <w:lang w:val="en-GB"/>
         </w:rPr>
         <w:t xml:space="preserve"> </w:t>
       </w:r>
       <w:r>
         <w:rPr>
           <w:b/>
+          <w:lang w:val="en-GB"/>
         </w:rPr>
         <w:sym w:font="Symbol" w:char="F02D"/>
       </w:r>
       <w:r>
         <w:rPr>
           <w:b/>
+          <w:lang w:val="en-GB"/>
         </w:rPr>
         <w:t xml:space="preserve"> </w:t>
       </w:r>
       <w:r>
-        <w:t xml:space="preserve">species biomass. </w:t>
-      </w:r>
-      <w:r>
-        <w:t xml:space="preserve">Based on the saltmarsh biomass formulation outlined in the main text, an extra term is introduced into </w:t>
-      </w:r>
-      <w:r>
-        <w:rPr>
-          <w:rFonts w:hint="eastAsia"/>
-          <w:lang w:eastAsia="zh-CN"/>
+        <w:rPr>
+          <w:lang w:val="en-GB"/>
+        </w:rPr>
+        <w:t xml:space="preserve">species biomass. Based on the saltmarsh biomass formulation outlined in the main text, an extra term is introduced into </w:t>
+      </w:r>
+      <w:r>
+        <w:rPr>
+          <w:lang w:val="en-GB" w:eastAsia="zh-CN"/>
         </w:rPr>
         <w:t>Eq.</w:t>
       </w:r>
       <w:r>
+        <w:rPr>
+          <w:lang w:val="en-GB"/>
+        </w:rPr>
         <w:t xml:space="preserve"> (P1.4) for the rate of morphological change as follows:</w:t>
       </w:r>
     </w:p>
@@ -6095,10 +6638,10 @@
           <w:szCs w:val="20"/>
         </w:rPr>
         <w:object w:dxaOrig="2500" w:dyaOrig="560" w14:anchorId="650530AD">
-          <v:shape id="_x0000_i1073" type="#_x0000_t75" style="width:124.85pt;height:28.3pt" o:ole="">
-            <v:imagedata r:id="rId100" o:title=""/>
+          <v:shape id="_x0000_i1073" type="#_x0000_t75" style="width:125pt;height:28.5pt" o:ole="">
+            <v:imagedata r:id="rId95" o:title=""/>
           </v:shape>
-          <o:OLEObject Type="Embed" ProgID="Equation.DSMT4" ShapeID="_x0000_i1073" DrawAspect="Content" ObjectID="_1831701235" r:id="rId101"/>
+          <o:OLEObject Type="Embed" ProgID="Equation.DSMT4" ShapeID="_x0000_i1073" DrawAspect="Content" ObjectID="_1837666360" r:id="rId96"/>
         </w:object>
       </w:r>
       <w:r>
@@ -6140,102 +6683,115 @@
         <w:pStyle w:val="text"/>
         <w:widowControl w:val="0"/>
         <w:ind w:firstLineChars="0" w:firstLine="0"/>
+        <w:rPr>
+          <w:lang w:val="en-GB"/>
+        </w:rPr>
       </w:pPr>
       <w:r>
         <w:rPr>
-          <w:rFonts w:hint="eastAsia"/>
-          <w:lang w:eastAsia="zh-CN"/>
+          <w:lang w:val="en-GB" w:eastAsia="zh-CN"/>
         </w:rPr>
         <w:t>where</w:t>
       </w:r>
       <w:r>
         <w:rPr>
-          <w:rFonts w:hint="eastAsia"/>
           <w:position w:val="-70"/>
-          <w:lang w:eastAsia="zh-CN"/>
+          <w:lang w:val="en-GB" w:eastAsia="zh-CN"/>
         </w:rPr>
         <w:t xml:space="preserve"> </w:t>
       </w:r>
       <w:r>
         <w:rPr>
           <w:position w:val="-14"/>
+          <w:lang w:val="en-GB"/>
         </w:rPr>
         <w:object w:dxaOrig="3260" w:dyaOrig="380" w14:anchorId="13294095">
-          <v:shape id="_x0000_i1074" type="#_x0000_t75" style="width:162.75pt;height:19.55pt" o:ole="">
-            <v:imagedata r:id="rId102" o:title=""/>
+          <v:shape id="_x0000_i1074" type="#_x0000_t75" style="width:162.5pt;height:19.5pt" o:ole="">
+            <v:imagedata r:id="rId97" o:title=""/>
           </v:shape>
-          <o:OLEObject Type="Embed" ProgID="Equation.DSMT4" ShapeID="_x0000_i1074" DrawAspect="Content" ObjectID="_1831701236" r:id="rId103"/>
+          <o:OLEObject Type="Embed" ProgID="Equation.DSMT4" ShapeID="_x0000_i1074" DrawAspect="Content" ObjectID="_1837666361" r:id="rId98"/>
         </w:object>
       </w:r>
       <w:r>
         <w:rPr>
-          <w:rFonts w:hint="eastAsia"/>
-          <w:lang w:eastAsia="zh-CN"/>
+          <w:lang w:val="en-GB" w:eastAsia="zh-CN"/>
         </w:rPr>
         <w:t xml:space="preserve">and </w:t>
       </w:r>
       <w:r>
         <w:rPr>
           <w:position w:val="-14"/>
+          <w:lang w:val="en-GB"/>
         </w:rPr>
         <w:object w:dxaOrig="3500" w:dyaOrig="360" w14:anchorId="309F3E8A">
-          <v:shape id="_x0000_i1075" type="#_x0000_t75" style="width:174.8pt;height:17.9pt" o:ole="">
-            <v:imagedata r:id="rId104" o:title=""/>
+          <v:shape id="_x0000_i1075" type="#_x0000_t75" style="width:175pt;height:18pt" o:ole="">
+            <v:imagedata r:id="rId99" o:title=""/>
           </v:shape>
-          <o:OLEObject Type="Embed" ProgID="Equation.DSMT4" ShapeID="_x0000_i1075" DrawAspect="Content" ObjectID="_1831701237" r:id="rId105"/>
+          <o:OLEObject Type="Embed" ProgID="Equation.DSMT4" ShapeID="_x0000_i1075" DrawAspect="Content" ObjectID="_1837666362" r:id="rId100"/>
         </w:object>
       </w:r>
       <w:r>
+        <w:rPr>
+          <w:lang w:val="en-GB"/>
+        </w:rPr>
         <w:t xml:space="preserve">The term </w:t>
       </w:r>
       <w:r>
         <w:rPr>
           <w:position w:val="-14"/>
+          <w:lang w:val="en-GB"/>
         </w:rPr>
         <w:object w:dxaOrig="780" w:dyaOrig="340" w14:anchorId="682F06A0">
-          <v:shape id="_x0000_i1076" type="#_x0000_t75" style="width:39.1pt;height:17.9pt" o:ole="">
-            <v:imagedata r:id="rId106" o:title=""/>
+          <v:shape id="_x0000_i1076" type="#_x0000_t75" style="width:39pt;height:18pt" o:ole="">
+            <v:imagedata r:id="rId101" o:title=""/>
           </v:shape>
-          <o:OLEObject Type="Embed" ProgID="Equation.DSMT4" ShapeID="_x0000_i1076" DrawAspect="Content" ObjectID="_1831701238" r:id="rId107"/>
+          <o:OLEObject Type="Embed" ProgID="Equation.DSMT4" ShapeID="_x0000_i1076" DrawAspect="Content" ObjectID="_1837666363" r:id="rId102"/>
         </w:object>
       </w:r>
       <w:r>
+        <w:rPr>
+          <w:lang w:val="en-GB"/>
+        </w:rPr>
         <w:t xml:space="preserve"> introduces the influence of the saltmarsh elements on the system due to the biomass production.  The vertical exchange rates, </w:t>
       </w:r>
       <w:r>
         <w:rPr>
           <w:i/>
+          <w:lang w:val="en-GB"/>
         </w:rPr>
         <w:t>w</w:t>
       </w:r>
       <w:r>
+        <w:rPr>
+          <w:lang w:val="en-GB"/>
+        </w:rPr>
         <w:t xml:space="preserve">, for marsh elements are also enhanced by the influence of the biology and as a consequence the matrix </w:t>
       </w:r>
       <w:r>
         <w:rPr>
           <w:b/>
           <w:i/>
+          <w:lang w:val="en-GB"/>
         </w:rPr>
         <w:t>W</w:t>
       </w:r>
       <w:r>
-        <w:t xml:space="preserve"> has to be updated each time step to reflect the influence of biological production. Where conditions imply sediment import to an element, then settlement will take place and the enhanced settling rate is used. However, when the equilibrium conditions imply an export of sediment from the element, enhancing the vertical exchange would i</w:t>
-      </w:r>
-      <w:r>
-        <w:t xml:space="preserve">mply an enhanced erosion rate. </w:t>
-      </w:r>
-      <w:r>
-        <w:t>For this reason, the enhanced settling rate is only applied when the element has the potential to import sediment. This is tested at each time step by considering the ratio</w:t>
+        <w:rPr>
+          <w:lang w:val="en-GB"/>
+        </w:rPr>
+        <w:t xml:space="preserve"> has to be updated each time step to reflect the influence of biological production. Where conditions imply sediment import to an element, then settlement will take place and the enhanced settling rate is used. However, when the equilibrium conditions imply an export of sediment from the element, enhancing the vertical exchange would imply an enhanced erosion rate. For this reason, the enhanced settling rate is only applied when the element has the potential to import sediment. This is tested at each time step by considering the ratio</w:t>
       </w:r>
       <w:r>
         <w:rPr>
           <w:i/>
+          <w:lang w:val="en-GB"/>
         </w:rPr>
         <w:t xml:space="preserve"> V</w:t>
       </w:r>
       <w:r>
         <w:rPr>
           <w:vertAlign w:val="subscript"/>
+          <w:lang w:val="en-GB"/>
         </w:rPr>
         <w:t>e</w:t>
       </w:r>
@@ -6243,42 +6799,61 @@
         <w:rPr>
           <w:i/>
           <w:vertAlign w:val="subscript"/>
+          <w:lang w:val="en-GB"/>
         </w:rPr>
         <w:t xml:space="preserve"> </w:t>
       </w:r>
       <w:r>
         <w:rPr>
           <w:i/>
-        </w:rPr>
-        <w:t>/V</w:t>
+          <w:lang w:val="en-GB"/>
+        </w:rPr>
+        <w:t>/</w:t>
+      </w:r>
+      <w:proofErr w:type="spellStart"/>
+      <w:r>
+        <w:rPr>
+          <w:i/>
+          <w:lang w:val="en-GB"/>
+        </w:rPr>
+        <w:t>V</w:t>
       </w:r>
       <w:r>
         <w:rPr>
           <w:vertAlign w:val="subscript"/>
+          <w:lang w:val="en-GB"/>
         </w:rPr>
         <w:t>m</w:t>
       </w:r>
-      <w:r>
+      <w:proofErr w:type="spellEnd"/>
+      <w:r>
+        <w:rPr>
+          <w:lang w:val="en-GB"/>
+        </w:rPr>
         <w:t xml:space="preserve">; a value </w:t>
       </w:r>
       <w:r>
         <w:rPr>
-          <w:rFonts w:hint="eastAsia"/>
-          <w:lang w:eastAsia="zh-CN"/>
+          <w:lang w:val="en-GB" w:eastAsia="zh-CN"/>
         </w:rPr>
         <w:t>larger</w:t>
       </w:r>
       <w:r>
+        <w:rPr>
+          <w:lang w:val="en-GB"/>
+        </w:rPr>
         <w:t xml:space="preserve"> than </w:t>
       </w:r>
       <w:r>
         <w:rPr>
-          <w:rFonts w:hint="eastAsia"/>
-          <w:lang w:eastAsia="zh-CN"/>
+          <w:lang w:val="en-GB" w:eastAsia="zh-CN"/>
         </w:rPr>
         <w:t>one</w:t>
       </w:r>
       <w:r>
+        <w:rPr>
+          <w:lang w:val="en-GB"/>
+        </w:rPr>
         <w:t xml:space="preserve"> implies import and an enhanced vertical exchange is applied.</w:t>
       </w:r>
     </w:p>
@@ -6292,14 +6867,14 @@
         <w:rPr>
           <w:sz w:val="20"/>
           <w:szCs w:val="20"/>
+          <w:lang w:val="en-GB"/>
         </w:rPr>
       </w:pPr>
       <w:r>
         <w:rPr>
-          <w:rFonts w:hint="eastAsia"/>
-          <w:sz w:val="20"/>
-          <w:szCs w:val="20"/>
-          <w:lang w:eastAsia="zh-CN"/>
+          <w:sz w:val="20"/>
+          <w:szCs w:val="20"/>
+          <w:lang w:val="en-GB" w:eastAsia="zh-CN"/>
         </w:rPr>
         <w:t xml:space="preserve">A3. </w:t>
       </w:r>
@@ -6307,15 +6882,15 @@
         <w:rPr>
           <w:sz w:val="20"/>
           <w:szCs w:val="20"/>
+          <w:lang w:val="en-GB"/>
         </w:rPr>
         <w:t xml:space="preserve">Tidal </w:t>
       </w:r>
       <w:r>
         <w:rPr>
-          <w:rFonts w:hint="eastAsia"/>
-          <w:sz w:val="20"/>
-          <w:szCs w:val="20"/>
-          <w:lang w:eastAsia="zh-CN"/>
+          <w:sz w:val="20"/>
+          <w:szCs w:val="20"/>
+          <w:lang w:val="en-GB" w:eastAsia="zh-CN"/>
         </w:rPr>
         <w:t>P</w:t>
       </w:r>
@@ -6323,6 +6898,7 @@
         <w:rPr>
           <w:sz w:val="20"/>
           <w:szCs w:val="20"/>
+          <w:lang w:val="en-GB"/>
         </w:rPr>
         <w:t>umping</w:t>
       </w:r>
@@ -6332,28 +6908,38 @@
         <w:pStyle w:val="text"/>
         <w:widowControl w:val="0"/>
         <w:ind w:firstLine="400"/>
+        <w:rPr>
+          <w:lang w:val="en-GB"/>
+        </w:rPr>
       </w:pPr>
       <w:r>
+        <w:rPr>
+          <w:lang w:val="en-GB"/>
+        </w:rPr>
         <w:t xml:space="preserve">The inclusion of tidal pumping is achieved by defining an additional advective term. This has a matrix form similar to </w:t>
       </w:r>
       <w:r>
         <w:rPr>
-          <w:rFonts w:hint="eastAsia"/>
-          <w:lang w:eastAsia="zh-CN"/>
+          <w:lang w:val="en-GB" w:eastAsia="zh-CN"/>
         </w:rPr>
         <w:t>Eq.</w:t>
       </w:r>
       <w:r>
+        <w:rPr>
+          <w:lang w:val="en-GB"/>
+        </w:rPr>
         <w:t xml:space="preserve"> (P1.2) and modifies model </w:t>
       </w:r>
       <w:r>
         <w:rPr>
-          <w:rFonts w:hint="eastAsia"/>
-          <w:lang w:eastAsia="zh-CN"/>
+          <w:lang w:val="en-GB" w:eastAsia="zh-CN"/>
         </w:rPr>
         <w:t>Eq.</w:t>
       </w:r>
       <w:r>
+        <w:rPr>
+          <w:lang w:val="en-GB"/>
+        </w:rPr>
         <w:t xml:space="preserve"> (P1.4) as follows:</w:t>
       </w:r>
     </w:p>
@@ -6377,15 +6963,15 @@
           <w:szCs w:val="20"/>
         </w:rPr>
         <w:object w:dxaOrig="1939" w:dyaOrig="639" w14:anchorId="6F1E27CD">
-          <v:shape id="_x0000_i1077" type="#_x0000_t75" style="width:97.4pt;height:32.05pt" o:ole="">
-            <v:imagedata r:id="rId108" o:title=""/>
+          <v:shape id="_x0000_i1077" type="#_x0000_t75" style="width:97.5pt;height:32pt" o:ole="">
+            <v:imagedata r:id="rId103" o:title=""/>
           </v:shape>
-          <o:OLEObject Type="Embed" ProgID="Equation.DSMT4" ShapeID="_x0000_i1077" DrawAspect="Content" ObjectID="_1831701239" r:id="rId109"/>
+          <o:OLEObject Type="Embed" ProgID="Equation.DSMT4" ShapeID="_x0000_i1077" DrawAspect="Content" ObjectID="_1837666364" r:id="rId104"/>
         </w:object>
       </w:r>
       <w:r>
         <w:rPr>
-          <w:rFonts w:ascii="Times New Roman" w:hAnsi="Times New Roman" w:cs="Times New Roman" w:hint="eastAsia"/>
+          <w:rFonts w:ascii="Times New Roman" w:hAnsi="Times New Roman" w:cs="Times New Roman"/>
           <w:sz w:val="20"/>
           <w:szCs w:val="20"/>
         </w:rPr>
@@ -6401,7 +6987,7 @@
       </w:r>
       <w:r>
         <w:rPr>
-          <w:rFonts w:ascii="Times New Roman" w:hAnsi="Times New Roman" w:cs="Times New Roman" w:hint="eastAsia"/>
+          <w:rFonts w:ascii="Times New Roman" w:hAnsi="Times New Roman" w:cs="Times New Roman"/>
           <w:sz w:val="20"/>
           <w:szCs w:val="20"/>
         </w:rPr>
@@ -6409,7 +6995,7 @@
       </w:r>
       <w:r>
         <w:rPr>
-          <w:rFonts w:ascii="Times New Roman" w:hAnsi="Times New Roman" w:cs="Times New Roman" w:hint="eastAsia"/>
+          <w:rFonts w:ascii="Times New Roman" w:hAnsi="Times New Roman" w:cs="Times New Roman"/>
           <w:sz w:val="20"/>
           <w:szCs w:val="20"/>
         </w:rPr>
@@ -6417,7 +7003,7 @@
       </w:r>
       <w:r>
         <w:rPr>
-          <w:rFonts w:ascii="Times New Roman" w:hAnsi="Times New Roman" w:cs="Times New Roman" w:hint="eastAsia"/>
+          <w:rFonts w:ascii="Times New Roman" w:hAnsi="Times New Roman" w:cs="Times New Roman"/>
           <w:sz w:val="20"/>
           <w:szCs w:val="20"/>
         </w:rPr>
@@ -6439,30 +7025,36 @@
         <w:widowControl w:val="0"/>
         <w:ind w:firstLineChars="0" w:firstLine="0"/>
         <w:rPr>
-          <w:lang w:eastAsia="zh-CN"/>
+          <w:lang w:val="en-GB" w:eastAsia="zh-CN"/>
         </w:rPr>
       </w:pPr>
       <w:r>
+        <w:rPr>
+          <w:lang w:val="en-GB"/>
+        </w:rPr>
         <w:t xml:space="preserve">where </w:t>
       </w:r>
       <w:r>
         <w:rPr>
           <w:position w:val="-14"/>
+          <w:lang w:val="en-GB"/>
         </w:rPr>
         <w:object w:dxaOrig="3680" w:dyaOrig="380" w14:anchorId="72E9D117">
-          <v:shape id="_x0000_i1078" type="#_x0000_t75" style="width:184.35pt;height:18.75pt" o:ole="">
-            <v:imagedata r:id="rId110" o:title=""/>
+          <v:shape id="_x0000_i1078" type="#_x0000_t75" style="width:184.5pt;height:19pt" o:ole="">
+            <v:imagedata r:id="rId105" o:title=""/>
           </v:shape>
-          <o:OLEObject Type="Embed" ProgID="Equation.DSMT4" ShapeID="_x0000_i1078" DrawAspect="Content" ObjectID="_1831701240" r:id="rId111"/>
+          <o:OLEObject Type="Embed" ProgID="Equation.DSMT4" ShapeID="_x0000_i1078" DrawAspect="Content" ObjectID="_1837666365" r:id="rId106"/>
         </w:object>
       </w:r>
       <w:r>
+        <w:rPr>
+          <w:lang w:val="en-GB"/>
+        </w:rPr>
         <w:t xml:space="preserve"> </w:t>
       </w:r>
       <w:r>
         <w:rPr>
-          <w:rFonts w:hint="eastAsia"/>
-          <w:lang w:eastAsia="zh-CN"/>
+          <w:lang w:val="en-GB" w:eastAsia="zh-CN"/>
         </w:rPr>
         <w:t>and</w:t>
       </w:r>
@@ -6473,24 +7065,24 @@
         <w:widowControl w:val="0"/>
         <w:ind w:firstLineChars="250" w:firstLine="500"/>
         <w:rPr>
-          <w:lang w:eastAsia="zh-CN"/>
+          <w:lang w:val="en-GB" w:eastAsia="zh-CN"/>
         </w:rPr>
       </w:pPr>
       <w:r>
         <w:rPr>
           <w:position w:val="-16"/>
+          <w:lang w:val="en-GB"/>
         </w:rPr>
         <w:object w:dxaOrig="4459" w:dyaOrig="380" w14:anchorId="0F0755AC">
-          <v:shape id="_x0000_i1079" type="#_x0000_t75" style="width:223.5pt;height:18.75pt" o:ole="">
-            <v:imagedata r:id="rId112" o:title=""/>
+          <v:shape id="_x0000_i1079" type="#_x0000_t75" style="width:223.5pt;height:19pt" o:ole="">
+            <v:imagedata r:id="rId107" o:title=""/>
           </v:shape>
-          <o:OLEObject Type="Embed" ProgID="Equation.DSMT4" ShapeID="_x0000_i1079" DrawAspect="Content" ObjectID="_1831701241" r:id="rId113"/>
+          <o:OLEObject Type="Embed" ProgID="Equation.DSMT4" ShapeID="_x0000_i1079" DrawAspect="Content" ObjectID="_1837666366" r:id="rId108"/>
         </w:object>
       </w:r>
       <w:r>
         <w:rPr>
-          <w:rFonts w:hint="eastAsia"/>
-          <w:lang w:eastAsia="zh-CN"/>
+          <w:lang w:val="en-GB" w:eastAsia="zh-CN"/>
         </w:rPr>
         <w:t>.</w:t>
       </w:r>
@@ -6500,26 +7092,37 @@
         <w:pStyle w:val="text"/>
         <w:widowControl w:val="0"/>
         <w:ind w:firstLineChars="0" w:firstLine="0"/>
+        <w:rPr>
+          <w:lang w:val="en-GB"/>
+        </w:rPr>
       </w:pPr>
+      <w:proofErr w:type="spellStart"/>
       <w:r>
         <w:rPr>
           <w:b/>
           <w:i/>
+          <w:lang w:val="en-GB"/>
         </w:rPr>
         <w:t>Q</w:t>
       </w:r>
       <w:r>
         <w:rPr>
           <w:vertAlign w:val="subscript"/>
+          <w:lang w:val="en-GB"/>
         </w:rPr>
         <w:t>tp</w:t>
       </w:r>
-      <w:r>
+      <w:proofErr w:type="spellEnd"/>
+      <w:r>
+        <w:rPr>
+          <w:lang w:val="en-GB"/>
+        </w:rPr>
         <w:t xml:space="preserve"> is the matrix that describes equivalent flow due to tidal pumping, and has the same form as the advection matrix,</w:t>
       </w:r>
       <w:r>
         <w:rPr>
           <w:b/>
+          <w:lang w:val="en-GB"/>
         </w:rPr>
         <w:t xml:space="preserve"> </w:t>
       </w:r>
@@ -6527,35 +7130,48 @@
         <w:rPr>
           <w:b/>
           <w:i/>
+          <w:lang w:val="en-GB"/>
         </w:rPr>
         <w:t>Q</w:t>
       </w:r>
       <w:r>
+        <w:rPr>
+          <w:lang w:val="en-GB"/>
+        </w:rPr>
         <w:t xml:space="preserve">, defined in </w:t>
       </w:r>
       <w:r>
         <w:rPr>
-          <w:rFonts w:hint="eastAsia"/>
-          <w:lang w:eastAsia="zh-CN"/>
+          <w:lang w:val="en-GB" w:eastAsia="zh-CN"/>
         </w:rPr>
         <w:t xml:space="preserve">Eq. </w:t>
       </w:r>
       <w:r>
+        <w:rPr>
+          <w:lang w:val="en-GB"/>
+        </w:rPr>
         <w:t xml:space="preserve">(P1.2) and </w:t>
       </w:r>
+      <w:proofErr w:type="spellStart"/>
       <w:r>
         <w:rPr>
           <w:i/>
+          <w:lang w:val="en-GB"/>
         </w:rPr>
         <w:t>q</w:t>
       </w:r>
       <w:r>
         <w:rPr>
           <w:vertAlign w:val="subscript"/>
+          <w:lang w:val="en-GB"/>
         </w:rPr>
         <w:t>tp_ext</w:t>
       </w:r>
-      <w:r>
+      <w:proofErr w:type="spellEnd"/>
+      <w:r>
+        <w:rPr>
+          <w:lang w:val="en-GB"/>
+        </w:rPr>
         <w:t xml:space="preserve"> is the tidal pumping input from the external environment. </w:t>
       </w:r>
     </w:p>
@@ -6569,14 +7185,14 @@
         <w:rPr>
           <w:sz w:val="20"/>
           <w:szCs w:val="20"/>
+          <w:lang w:val="en-GB"/>
         </w:rPr>
       </w:pPr>
       <w:r>
         <w:rPr>
-          <w:rFonts w:hint="eastAsia"/>
-          <w:sz w:val="20"/>
-          <w:szCs w:val="20"/>
-          <w:lang w:eastAsia="zh-CN"/>
+          <w:sz w:val="20"/>
+          <w:szCs w:val="20"/>
+          <w:lang w:val="en-GB" w:eastAsia="zh-CN"/>
         </w:rPr>
         <w:t xml:space="preserve">A4. </w:t>
       </w:r>
@@ -6584,15 +7200,15 @@
         <w:rPr>
           <w:sz w:val="20"/>
           <w:szCs w:val="20"/>
+          <w:lang w:val="en-GB"/>
         </w:rPr>
         <w:t xml:space="preserve">Littoral </w:t>
       </w:r>
       <w:r>
         <w:rPr>
-          <w:rFonts w:hint="eastAsia"/>
-          <w:sz w:val="20"/>
-          <w:szCs w:val="20"/>
-          <w:lang w:eastAsia="zh-CN"/>
+          <w:sz w:val="20"/>
+          <w:szCs w:val="20"/>
+          <w:lang w:val="en-GB" w:eastAsia="zh-CN"/>
         </w:rPr>
         <w:t>D</w:t>
       </w:r>
@@ -6600,6 +7216,7 @@
         <w:rPr>
           <w:sz w:val="20"/>
           <w:szCs w:val="20"/>
+          <w:lang w:val="en-GB"/>
         </w:rPr>
         <w:t>rift</w:t>
       </w:r>
@@ -6609,63 +7226,86 @@
         <w:pStyle w:val="text"/>
         <w:widowControl w:val="0"/>
         <w:ind w:firstLine="400"/>
+        <w:rPr>
+          <w:lang w:val="en-GB"/>
+        </w:rPr>
       </w:pPr>
       <w:r>
+        <w:rPr>
+          <w:lang w:val="en-GB"/>
+        </w:rPr>
         <w:t xml:space="preserve">For a multi-element model, the exchanges between elements are handled by a matrix summation of the horizontal exchanges and only exchanges with the external environment need to be handled explicitly, see </w:t>
       </w:r>
       <w:r>
         <w:rPr>
-          <w:rFonts w:hint="eastAsia"/>
-          <w:lang w:eastAsia="zh-CN"/>
+          <w:lang w:val="en-GB" w:eastAsia="zh-CN"/>
         </w:rPr>
         <w:t>Eqs.</w:t>
       </w:r>
       <w:r>
+        <w:rPr>
+          <w:lang w:val="en-GB"/>
+        </w:rPr>
         <w:t xml:space="preserve"> (P1.1</w:t>
       </w:r>
       <w:r>
         <w:rPr>
-          <w:rFonts w:hint="eastAsia"/>
-          <w:lang w:eastAsia="zh-CN"/>
+          <w:lang w:val="en-GB" w:eastAsia="zh-CN"/>
         </w:rPr>
         <w:t>)</w:t>
       </w:r>
       <w:r>
+        <w:rPr>
+          <w:lang w:val="en-GB"/>
+        </w:rPr>
         <w:sym w:font="Symbol" w:char="F02D"/>
       </w:r>
       <w:r>
         <w:rPr>
-          <w:rFonts w:hint="eastAsia"/>
-          <w:lang w:eastAsia="zh-CN"/>
+          <w:lang w:val="en-GB" w:eastAsia="zh-CN"/>
         </w:rPr>
         <w:t>(P1.</w:t>
       </w:r>
       <w:r>
+        <w:rPr>
+          <w:lang w:val="en-GB"/>
+        </w:rPr>
         <w:t xml:space="preserve">4). Including littoral drift requires that </w:t>
       </w:r>
       <w:r>
         <w:rPr>
           <w:b/>
           <w:i/>
+          <w:lang w:val="en-GB"/>
         </w:rPr>
         <w:t>Qs</w:t>
       </w:r>
       <w:r>
+        <w:rPr>
+          <w:lang w:val="en-GB"/>
+        </w:rPr>
         <w:t xml:space="preserve"> is added to incorporate the export of sediment from the delta due to alongshore transport and is a matrix for ∂</w:t>
       </w:r>
+      <w:proofErr w:type="spellStart"/>
       <w:r>
         <w:rPr>
           <w:i/>
+          <w:lang w:val="en-GB"/>
         </w:rPr>
         <w:t>q</w:t>
       </w:r>
       <w:r>
         <w:rPr>
           <w:vertAlign w:val="subscript"/>
+          <w:lang w:val="en-GB"/>
         </w:rPr>
         <w:t>o</w:t>
       </w:r>
-      <w:r>
+      <w:proofErr w:type="spellEnd"/>
+      <w:r>
+        <w:rPr>
+          <w:lang w:val="en-GB"/>
+        </w:rPr>
         <w:t>:</w:t>
       </w:r>
     </w:p>
@@ -6689,10 +7329,10 @@
           <w:szCs w:val="20"/>
         </w:rPr>
         <w:object w:dxaOrig="1980" w:dyaOrig="639" w14:anchorId="276E53C5">
-          <v:shape id="_x0000_i1080" type="#_x0000_t75" style="width:98.2pt;height:31.65pt" o:ole="">
-            <v:imagedata r:id="rId114" o:title=""/>
+          <v:shape id="_x0000_i1080" type="#_x0000_t75" style="width:98pt;height:31.5pt" o:ole="">
+            <v:imagedata r:id="rId109" o:title=""/>
           </v:shape>
-          <o:OLEObject Type="Embed" ProgID="Equation.DSMT4" ShapeID="_x0000_i1080" DrawAspect="Content" ObjectID="_1831701242" r:id="rId115"/>
+          <o:OLEObject Type="Embed" ProgID="Equation.DSMT4" ShapeID="_x0000_i1080" DrawAspect="Content" ObjectID="_1837666367" r:id="rId110"/>
         </w:object>
       </w:r>
       <w:r>
@@ -6713,7 +7353,7 @@
       </w:r>
       <w:r>
         <w:rPr>
-          <w:rFonts w:ascii="Times New Roman" w:hAnsi="Times New Roman" w:cs="Times New Roman" w:hint="eastAsia"/>
+          <w:rFonts w:ascii="Times New Roman" w:hAnsi="Times New Roman" w:cs="Times New Roman"/>
           <w:sz w:val="20"/>
           <w:szCs w:val="20"/>
         </w:rPr>
@@ -6721,7 +7361,7 @@
       </w:r>
       <w:r>
         <w:rPr>
-          <w:rFonts w:ascii="Times New Roman" w:hAnsi="Times New Roman" w:cs="Times New Roman" w:hint="eastAsia"/>
+          <w:rFonts w:ascii="Times New Roman" w:hAnsi="Times New Roman" w:cs="Times New Roman"/>
           <w:sz w:val="20"/>
           <w:szCs w:val="20"/>
         </w:rPr>
@@ -6729,18 +7369,11 @@
       </w:r>
       <w:r>
         <w:rPr>
-          <w:rFonts w:ascii="Times New Roman" w:hAnsi="Times New Roman" w:cs="Times New Roman" w:hint="eastAsia"/>
+          <w:rFonts w:ascii="Times New Roman" w:hAnsi="Times New Roman" w:cs="Times New Roman"/>
           <w:sz w:val="20"/>
           <w:szCs w:val="20"/>
         </w:rPr>
         <w:tab/>
-      </w:r>
-      <w:r>
-        <w:rPr>
-          <w:rFonts w:ascii="Times New Roman" w:hAnsi="Times New Roman" w:cs="Times New Roman"/>
-          <w:sz w:val="20"/>
-          <w:szCs w:val="20"/>
-        </w:rPr>
         <w:t>(P2.6)</w:t>
       </w:r>
     </w:p>
@@ -6758,27 +7391,11 @@
       </w:pPr>
       <w:r>
         <w:rPr>
-          <w:rFonts w:ascii="Times New Roman" w:hAnsi="Times New Roman" w:cs="Times New Roman" w:hint="eastAsia"/>
-          <w:sz w:val="20"/>
-          <w:szCs w:val="20"/>
-        </w:rPr>
-        <w:t>w</w:t>
-      </w:r>
-      <w:r>
-        <w:rPr>
-          <w:rFonts w:ascii="Times New Roman" w:hAnsi="Times New Roman" w:cs="Times New Roman" w:hint="eastAsia"/>
-          <w:sz w:val="20"/>
-          <w:szCs w:val="20"/>
-        </w:rPr>
-        <w:t>here</w:t>
-      </w:r>
-      <w:r>
-        <w:rPr>
-          <w:rFonts w:ascii="Times New Roman" w:hAnsi="Times New Roman" w:cs="Times New Roman" w:hint="eastAsia"/>
-          <w:sz w:val="20"/>
-          <w:szCs w:val="20"/>
-        </w:rPr>
-        <w:t>,</w:t>
+          <w:rFonts w:ascii="Times New Roman" w:hAnsi="Times New Roman" w:cs="Times New Roman"/>
+          <w:sz w:val="20"/>
+          <w:szCs w:val="20"/>
+        </w:rPr>
+        <w:t>where,</w:t>
       </w:r>
       <w:r>
         <w:rPr>
@@ -6788,27 +7405,19 @@
           <w:szCs w:val="20"/>
         </w:rPr>
         <w:object w:dxaOrig="3680" w:dyaOrig="380" w14:anchorId="4E906D74">
-          <v:shape id="_x0000_i1081" type="#_x0000_t75" style="width:183.1pt;height:18.75pt" o:ole="">
-            <v:imagedata r:id="rId116" o:title=""/>
+          <v:shape id="_x0000_i1081" type="#_x0000_t75" style="width:183pt;height:19pt" o:ole="">
+            <v:imagedata r:id="rId111" o:title=""/>
           </v:shape>
-          <o:OLEObject Type="Embed" ProgID="Equation.DSMT4" ShapeID="_x0000_i1081" DrawAspect="Content" ObjectID="_1831701243" r:id="rId117"/>
+          <o:OLEObject Type="Embed" ProgID="Equation.DSMT4" ShapeID="_x0000_i1081" DrawAspect="Content" ObjectID="_1837666368" r:id="rId112"/>
         </w:object>
       </w:r>
       <w:r>
         <w:rPr>
-          <w:rFonts w:ascii="Times New Roman" w:hAnsi="Times New Roman" w:cs="Times New Roman" w:hint="eastAsia"/>
-          <w:sz w:val="20"/>
-          <w:szCs w:val="20"/>
-        </w:rPr>
-        <w:t xml:space="preserve">, </w:t>
-      </w:r>
-      <w:r>
-        <w:rPr>
-          <w:rFonts w:ascii="Times New Roman" w:hAnsi="Times New Roman" w:cs="Times New Roman" w:hint="eastAsia"/>
-          <w:sz w:val="20"/>
-          <w:szCs w:val="20"/>
-        </w:rPr>
-        <w:t>and</w:t>
+          <w:rFonts w:ascii="Times New Roman" w:hAnsi="Times New Roman" w:cs="Times New Roman"/>
+          <w:sz w:val="20"/>
+          <w:szCs w:val="20"/>
+        </w:rPr>
+        <w:t>, and</w:t>
       </w:r>
       <w:r>
         <w:rPr>
@@ -6818,15 +7427,15 @@
           <w:szCs w:val="20"/>
         </w:rPr>
         <w:object w:dxaOrig="4400" w:dyaOrig="360" w14:anchorId="15C3E086">
-          <v:shape id="_x0000_i1082" type="#_x0000_t75" style="width:218.9pt;height:17.9pt" o:ole="">
-            <v:imagedata r:id="rId118" o:title=""/>
+          <v:shape id="_x0000_i1082" type="#_x0000_t75" style="width:219pt;height:18pt" o:ole="">
+            <v:imagedata r:id="rId113" o:title=""/>
           </v:shape>
-          <o:OLEObject Type="Embed" ProgID="Equation.DSMT4" ShapeID="_x0000_i1082" DrawAspect="Content" ObjectID="_1831701244" r:id="rId119"/>
+          <o:OLEObject Type="Embed" ProgID="Equation.DSMT4" ShapeID="_x0000_i1082" DrawAspect="Content" ObjectID="_1837666369" r:id="rId114"/>
         </w:object>
       </w:r>
       <w:r>
         <w:rPr>
-          <w:rFonts w:ascii="Times New Roman" w:hAnsi="Times New Roman" w:cs="Times New Roman" w:hint="eastAsia"/>
+          <w:rFonts w:ascii="Times New Roman" w:hAnsi="Times New Roman" w:cs="Times New Roman"/>
           <w:sz w:val="20"/>
           <w:szCs w:val="20"/>
         </w:rPr>
@@ -6878,10 +7487,10 @@
           <w:szCs w:val="20"/>
         </w:rPr>
         <w:object w:dxaOrig="1540" w:dyaOrig="420" w14:anchorId="16891EF1">
-          <v:shape id="_x0000_i1083" type="#_x0000_t75" style="width:77.4pt;height:21.65pt" o:ole="">
-            <v:imagedata r:id="rId120" o:title=""/>
+          <v:shape id="_x0000_i1083" type="#_x0000_t75" style="width:77.5pt;height:21.5pt" o:ole="">
+            <v:imagedata r:id="rId115" o:title=""/>
           </v:shape>
-          <o:OLEObject Type="Embed" ProgID="Equation.DSMT4" ShapeID="_x0000_i1083" DrawAspect="Content" ObjectID="_1831701245" r:id="rId121"/>
+          <o:OLEObject Type="Embed" ProgID="Equation.DSMT4" ShapeID="_x0000_i1083" DrawAspect="Content" ObjectID="_1837666370" r:id="rId116"/>
         </w:object>
       </w:r>
       <w:r>
@@ -6971,18 +7580,20 @@
         <w:t>Erratum</w:t>
       </w:r>
       <w:r>
-        <w:t xml:space="preserve"> to flow equation in paper by Townend et al, 2016</w:t>
-      </w:r>
-      <w:r>
-        <w:t>, Part 1</w:t>
-      </w:r>
-      <w:r>
-        <w:t>.</w:t>
+        <w:t xml:space="preserve"> to flow equation in paper by Townend et al, 2016, Part 1.</w:t>
       </w:r>
     </w:p>
     <w:p>
       <w:r>
-        <w:t>With some re-arrangement it can be shown that dV/dt =&gt;0 if the equilibrium volume is factored by:</w:t>
+        <w:t xml:space="preserve">With some re-arrangement it can be shown that </w:t>
+      </w:r>
+      <w:proofErr w:type="spellStart"/>
+      <w:r>
+        <w:t>dV</w:t>
+      </w:r>
+      <w:proofErr w:type="spellEnd"/>
+      <w:r>
+        <w:t>/dt =&gt;0 if the equilibrium volume is factored by:</w:t>
       </w:r>
     </w:p>
     <w:p>
@@ -6994,10 +7605,10 @@
           <w:position w:val="-32"/>
         </w:rPr>
         <w:object w:dxaOrig="1960" w:dyaOrig="800" w14:anchorId="4A225948">
-          <v:shape id="_x0000_i1084" type="#_x0000_t75" style="width:97.4pt;height:40.8pt" o:ole="">
-            <v:imagedata r:id="rId122" o:title=""/>
+          <v:shape id="_x0000_i1084" type="#_x0000_t75" style="width:97.5pt;height:41pt" o:ole="">
+            <v:imagedata r:id="rId117" o:title=""/>
           </v:shape>
-          <o:OLEObject Type="Embed" ProgID="Equation.3" ShapeID="_x0000_i1084" DrawAspect="Content" ObjectID="_1831701246" r:id="rId123"/>
+          <o:OLEObject Type="Embed" ProgID="Equation.3" ShapeID="_x0000_i1084" DrawAspect="Content" ObjectID="_1837666371" r:id="rId118"/>
         </w:object>
       </w:r>
       <w:r>
@@ -7014,13 +7625,7 @@
       </w:r>
       <w:r>
         <w:tab/>
-        <w:t>(</w:t>
-      </w:r>
-      <w:r>
-        <w:t>eq.42a</w:t>
-      </w:r>
-      <w:r>
-        <w:t>)</w:t>
+        <w:t>(eq.42a)</w:t>
       </w:r>
     </w:p>
     <w:p>
@@ -7037,10 +7642,10 @@
           <w:position w:val="-36"/>
         </w:rPr>
         <w:object w:dxaOrig="4080" w:dyaOrig="840" w14:anchorId="22C80D3A">
-          <v:shape id="_x0000_i1085" type="#_x0000_t75" style="width:205.6pt;height:40.8pt" o:ole="">
-            <v:imagedata r:id="rId124" o:title=""/>
+          <v:shape id="_x0000_i1085" type="#_x0000_t75" style="width:205.5pt;height:41pt" o:ole="">
+            <v:imagedata r:id="rId119" o:title=""/>
           </v:shape>
-          <o:OLEObject Type="Embed" ProgID="Equation.DSMT4" ShapeID="_x0000_i1085" DrawAspect="Content" ObjectID="_1831701247" r:id="rId125"/>
+          <o:OLEObject Type="Embed" ProgID="Equation.DSMT4" ShapeID="_x0000_i1085" DrawAspect="Content" ObjectID="_1837666372" r:id="rId120"/>
         </w:object>
       </w:r>
       <w:r>
@@ -7051,13 +7656,7 @@
       </w:r>
       <w:r>
         <w:tab/>
-        <w:t>(</w:t>
-      </w:r>
-      <w:r>
-        <w:t>eq.42b</w:t>
-      </w:r>
-      <w:r>
-        <w:t>)</w:t>
+        <w:t>(eq.42b)</w:t>
       </w:r>
     </w:p>
     <w:p>
@@ -7071,8 +7670,8 @@
       </w:pPr>
     </w:p>
     <w:sectPr>
-      <w:headerReference w:type="default" r:id="rId126"/>
-      <w:footerReference w:type="default" r:id="rId127"/>
+      <w:headerReference w:type="default" r:id="rId121"/>
+      <w:footerReference w:type="default" r:id="rId122"/>
       <w:pgSz w:w="11906" w:h="16838"/>
       <w:pgMar w:top="1701" w:right="1418" w:bottom="1134" w:left="1418" w:header="709" w:footer="397" w:gutter="0"/>
       <w:pgBorders w:offsetFrom="page">
@@ -7772,7 +8371,7 @@
   <w:style w:type="paragraph" w:default="1" w:styleId="Normal">
     <w:name w:val="Normal"/>
     <w:qFormat/>
-    <w:rsid w:val="00316AAB"/>
+    <w:rsid w:val="00B13448"/>
     <w:pPr>
       <w:spacing w:after="80"/>
     </w:pPr>
@@ -7845,7 +8444,6 @@
   <w:style w:type="character" w:default="1" w:styleId="DefaultParagraphFont">
     <w:name w:val="Default Paragraph Font"/>
     <w:uiPriority w:val="1"/>
-    <w:semiHidden/>
     <w:unhideWhenUsed/>
   </w:style>
   <w:style w:type="table" w:default="1" w:styleId="TableNormal">
